--- a/documents/2as/frod/fard_01b_2as_rt.docx
+++ b/documents/2as/frod/fard_01b_2as_rt.docx
@@ -2907,7 +2907,7 @@
             </w:r>
             <m:oMath>
               <m:r>
-                <m:t>10</m:t>
+                <m:t>8</m:t>
               </m:r>
               <m:r>
                 <m:t>X</m:t>
@@ -10388,7 +10388,7 @@
                 <m:t>=</m:t>
               </m:r>
               <m:r>
-                <m:t>10</m:t>
+                <m:t>8</m:t>
               </m:r>
               <m:r>
                 <m:t>X</m:t>
@@ -10445,7 +10445,7 @@
                 <m:t>=</m:t>
               </m:r>
               <m:r>
-                <m:t>10</m:t>
+                <m:t>8</m:t>
               </m:r>
               <m:r>
                 <m:t>E</m:t>
@@ -10479,13 +10479,43 @@
                 <m:t>=</m:t>
               </m:r>
               <m:r>
-                <m:t>31</m:t>
-              </m:r>
-              <m:r>
-                <m:rPr>
-                  <m:sty m:val="p"/>
-                </m:rPr>
-                <m:t>,</m:t>
+                <m:t>8</m:t>
+              </m:r>
+              <m:r>
+                <m:rPr>
+                  <m:sty m:val="p"/>
+                </m:rPr>
+                <m:t>×</m:t>
+              </m:r>
+              <m:f>
+                <m:fPr>
+                  <m:type m:val="bar"/>
+                </m:fPr>
+                <m:num>
+                  <m:r>
+                    <m:t>25</m:t>
+                  </m:r>
+                </m:num>
+                <m:den>
+                  <m:r>
+                    <m:t>8</m:t>
+                  </m:r>
+                </m:den>
+              </m:f>
+              <m:r>
+                <m:rPr>
+                  <m:sty m:val="p"/>
+                </m:rPr>
+                <m:t>−</m:t>
+              </m:r>
+              <m:r>
+                <m:t>m</m:t>
+              </m:r>
+              <m:r>
+                <m:rPr>
+                  <m:sty m:val="p"/>
+                </m:rPr>
+                <m:t>=</m:t>
               </m:r>
               <m:r>
                 <m:t>25</m:t>
@@ -10568,15 +10598,6 @@
                       <m:sty m:val="p"/>
                     </m:rPr>
                     <m:t>=</m:t>
-                  </m:r>
-                  <m:r>
-                    <m:t>31</m:t>
-                  </m:r>
-                  <m:r>
-                    <m:rPr>
-                      <m:sty m:val="p"/>
-                    </m:rPr>
-                    <m:t>,</m:t>
                   </m:r>
                   <m:r>
                     <m:t>25</m:t>

--- a/documents/2as/frod/fard_01b_2as_rt.docx
+++ b/documents/2as/frod/fard_01b_2as_rt.docx
@@ -1505,7 +1505,7 @@
                     <a:graphicData uri="http://schemas.openxmlformats.org/drawingml/2006/picture">
                       <pic:pic>
                         <pic:nvPicPr>
-                          <pic:cNvPr id="0" name="7e6ef11ae7ce714f.png"/>
+                          <pic:cNvPr id="0" name="2640854d356b88d2.png"/>
                           <pic:cNvPicPr/>
                         </pic:nvPicPr>
                         <pic:blipFill>
@@ -3075,7 +3075,7 @@
                 <w:color w:val="FFFFFF"/>
                 <w:rtl/>
               </w:rPr>
-              <w:t xml:space="preserve">حل التمرين 3</w:t>
+              <w:t xml:space="preserve">حل التمرين 1</w:t>
             </w:r>
           </w:p>
         </w:tc>
@@ -3658,6 +3658,42 @@
                 </m:e>
               </m:borderBox>
             </m:oMath>
+            <w:r>
+              <w:rPr>
+                <w:rtl/>
+              </w:rPr>
+              <w:t xml:space="preserve"> </w:t>
+            </w:r>
+            <m:oMath>
+              <m:d>
+                <m:dPr>
+                  <m:begChr m:val="("/>
+                  <m:endChr m:val=")"/>
+                  <m:sepChr m:val=""/>
+                  <m:grow/>
+                </m:dPr>
+                <m:e>
+                  <m:r>
+                    <m:rPr>
+                      <m:sty m:val="b"/>
+                    </m:rPr>
+                    <m:t>1</m:t>
+                  </m:r>
+                  <m:r>
+                    <m:rPr>
+                      <m:sty m:val="b"/>
+                    </m:rPr>
+                    <m:t>,</m:t>
+                  </m:r>
+                  <m:r>
+                    <m:rPr>
+                      <m:sty m:val="b"/>
+                    </m:rPr>
+                    <m:t>5</m:t>
+                  </m:r>
+                </m:e>
+              </m:d>
+            </m:oMath>
           </w:p>
           <w:p>
             <w:pPr>
@@ -3852,27 +3888,13 @@
                 </m:e>
               </m:borderBox>
             </m:oMath>
-          </w:p>
-          <w:p>
-            <w:pPr>
-              <w:bidi/>
-            </w:pPr>
-            <w:r>
-              <w:rPr>
-                <w:rtl/>
-              </w:rPr>
-              <w:t xml:space="preserve">التقريب التآلفي:</w:t>
-            </w:r>
-            <w:r>
-              <w:rPr>
-                <w:rtl/>
-              </w:rPr>
-              <w:t xml:space="preserve"> </w:t>
-            </w:r>
-            <m:oMath>
-              <m:r>
-                <m:t>f</m:t>
-              </m:r>
+            <w:r>
+              <w:rPr>
+                <w:rtl/>
+              </w:rPr>
+              <w:t xml:space="preserve"> </w:t>
+            </w:r>
+            <m:oMath>
               <m:d>
                 <m:dPr>
                   <m:begChr m:val="("/>
@@ -3882,33 +3904,46 @@
                 </m:dPr>
                 <m:e>
                   <m:r>
+                    <m:rPr>
+                      <m:sty m:val="b"/>
+                    </m:rPr>
                     <m:t>0</m:t>
                   </m:r>
                   <m:r>
                     <m:rPr>
-                      <m:sty m:val="p"/>
+                      <m:sty m:val="b"/>
                     </m:rPr>
                     <m:t>,</m:t>
                   </m:r>
                   <m:r>
-                    <m:t>01</m:t>
+                    <m:rPr>
+                      <m:sty m:val="b"/>
+                    </m:rPr>
+                    <m:t>5</m:t>
                   </m:r>
                 </m:e>
               </m:d>
-              <m:r>
-                <m:rPr>
-                  <m:sty m:val="p"/>
-                </m:rPr>
-                <m:t>≈</m:t>
-              </m:r>
-              <m:r>
-                <m:rPr>
-                  <m:sty m:val="p"/>
-                </m:rPr>
-                <m:t>−</m:t>
-              </m:r>
-              <m:r>
-                <m:t>3</m:t>
+            </m:oMath>
+          </w:p>
+          <w:p>
+            <w:pPr>
+              <w:bidi/>
+            </w:pPr>
+            <w:r>
+              <w:rPr>
+                <w:rtl/>
+              </w:rPr>
+              <w:t xml:space="preserve">التقريب التآلفي:</w:t>
+            </w:r>
+            <w:r>
+              <w:rPr>
+                <w:rtl/>
+              </w:rPr>
+              <w:t xml:space="preserve"> </w:t>
+            </w:r>
+            <m:oMath>
+              <m:r>
+                <m:t>f</m:t>
               </m:r>
               <m:d>
                 <m:dPr>
@@ -3936,6 +3971,43 @@
                 <m:rPr>
                   <m:sty m:val="p"/>
                 </m:rPr>
+                <m:t>≈</m:t>
+              </m:r>
+              <m:r>
+                <m:rPr>
+                  <m:sty m:val="p"/>
+                </m:rPr>
+                <m:t>−</m:t>
+              </m:r>
+              <m:r>
+                <m:t>3</m:t>
+              </m:r>
+              <m:d>
+                <m:dPr>
+                  <m:begChr m:val="("/>
+                  <m:endChr m:val=")"/>
+                  <m:sepChr m:val=""/>
+                  <m:grow/>
+                </m:dPr>
+                <m:e>
+                  <m:r>
+                    <m:t>0</m:t>
+                  </m:r>
+                  <m:r>
+                    <m:rPr>
+                      <m:sty m:val="p"/>
+                    </m:rPr>
+                    <m:t>,</m:t>
+                  </m:r>
+                  <m:r>
+                    <m:t>01</m:t>
+                  </m:r>
+                </m:e>
+              </m:d>
+              <m:r>
+                <m:rPr>
+                  <m:sty m:val="p"/>
+                </m:rPr>
                 <m:t>+</m:t>
               </m:r>
               <m:r>
@@ -3963,6 +4035,42 @@
                   </m:r>
                 </m:e>
               </m:borderBox>
+            </m:oMath>
+            <w:r>
+              <w:rPr>
+                <w:rtl/>
+              </w:rPr>
+              <w:t xml:space="preserve"> </w:t>
+            </w:r>
+            <m:oMath>
+              <m:d>
+                <m:dPr>
+                  <m:begChr m:val="("/>
+                  <m:endChr m:val=")"/>
+                  <m:sepChr m:val=""/>
+                  <m:grow/>
+                </m:dPr>
+                <m:e>
+                  <m:r>
+                    <m:rPr>
+                      <m:sty m:val="b"/>
+                    </m:rPr>
+                    <m:t>0</m:t>
+                  </m:r>
+                  <m:r>
+                    <m:rPr>
+                      <m:sty m:val="b"/>
+                    </m:rPr>
+                    <m:t>,</m:t>
+                  </m:r>
+                  <m:r>
+                    <m:rPr>
+                      <m:sty m:val="b"/>
+                    </m:rPr>
+                    <m:t>5</m:t>
+                  </m:r>
+                </m:e>
+              </m:d>
             </m:oMath>
           </w:p>
           <w:p>
@@ -4614,6 +4722,30 @@
                 </m:e>
               </m:borderBox>
             </m:oMath>
+            <w:r>
+              <w:rPr>
+                <w:rtl/>
+              </w:rPr>
+              <w:t xml:space="preserve"> </w:t>
+            </w:r>
+            <m:oMath>
+              <m:d>
+                <m:dPr>
+                  <m:begChr m:val="("/>
+                  <m:endChr m:val=")"/>
+                  <m:sepChr m:val=""/>
+                  <m:grow/>
+                </m:dPr>
+                <m:e>
+                  <m:r>
+                    <m:rPr>
+                      <m:sty m:val="b"/>
+                    </m:rPr>
+                    <m:t>1</m:t>
+                  </m:r>
+                </m:e>
+              </m:d>
+            </m:oMath>
           </w:p>
           <w:p>
             <w:pPr>
@@ -4976,7 +5108,7 @@
                     <a:graphicData uri="http://schemas.openxmlformats.org/drawingml/2006/picture">
                       <pic:pic>
                         <pic:nvPicPr>
-                          <pic:cNvPr id="0" name="6b317bff955187e1.png"/>
+                          <pic:cNvPr id="0" name="4399ad1e028d876c.png"/>
                           <pic:cNvPicPr/>
                         </pic:nvPicPr>
                         <pic:blipFill>
@@ -5340,6 +5472,30 @@
                   </m:r>
                 </m:e>
               </m:borderBox>
+            </m:oMath>
+            <w:r>
+              <w:rPr>
+                <w:rtl/>
+              </w:rPr>
+              <w:t xml:space="preserve"> </w:t>
+            </w:r>
+            <m:oMath>
+              <m:d>
+                <m:dPr>
+                  <m:begChr m:val="("/>
+                  <m:endChr m:val=")"/>
+                  <m:sepChr m:val=""/>
+                  <m:grow/>
+                </m:dPr>
+                <m:e>
+                  <m:r>
+                    <m:rPr>
+                      <m:sty m:val="b"/>
+                    </m:rPr>
+                    <m:t>2</m:t>
+                  </m:r>
+                </m:e>
+              </m:d>
             </m:oMath>
           </w:p>
           <w:p>
@@ -6057,6 +6213,42 @@
                   </m:r>
                 </m:e>
               </m:borderBox>
+            </m:oMath>
+            <w:r>
+              <w:rPr>
+                <w:rtl/>
+              </w:rPr>
+              <w:t xml:space="preserve"> </w:t>
+            </w:r>
+            <m:oMath>
+              <m:d>
+                <m:dPr>
+                  <m:begChr m:val="("/>
+                  <m:endChr m:val=")"/>
+                  <m:sepChr m:val=""/>
+                  <m:grow/>
+                </m:dPr>
+                <m:e>
+                  <m:r>
+                    <m:rPr>
+                      <m:sty m:val="b"/>
+                    </m:rPr>
+                    <m:t>1</m:t>
+                  </m:r>
+                  <m:r>
+                    <m:rPr>
+                      <m:sty m:val="b"/>
+                    </m:rPr>
+                    <m:t>,</m:t>
+                  </m:r>
+                  <m:r>
+                    <m:rPr>
+                      <m:sty m:val="b"/>
+                    </m:rPr>
+                    <m:t>5</m:t>
+                  </m:r>
+                </m:e>
+              </m:d>
             </m:oMath>
           </w:p>
         </w:tc>
@@ -6112,7 +6304,7 @@
                 <w:color w:val="FFFFFF"/>
                 <w:rtl/>
               </w:rPr>
-              <w:t xml:space="preserve">حل التمرين 3</w:t>
+              <w:t xml:space="preserve">حل التمرين 2</w:t>
             </w:r>
           </w:p>
         </w:tc>
@@ -6410,6 +6602,42 @@
                 </m:e>
               </m:borderBox>
             </m:oMath>
+            <w:r>
+              <w:rPr>
+                <w:rtl/>
+              </w:rPr>
+              <w:t xml:space="preserve"> </w:t>
+            </w:r>
+            <m:oMath>
+              <m:d>
+                <m:dPr>
+                  <m:begChr m:val="("/>
+                  <m:endChr m:val=")"/>
+                  <m:sepChr m:val=""/>
+                  <m:grow/>
+                </m:dPr>
+                <m:e>
+                  <m:r>
+                    <m:rPr>
+                      <m:sty m:val="b"/>
+                    </m:rPr>
+                    <m:t>1</m:t>
+                  </m:r>
+                  <m:r>
+                    <m:rPr>
+                      <m:sty m:val="b"/>
+                    </m:rPr>
+                    <m:t>,</m:t>
+                  </m:r>
+                  <m:r>
+                    <m:rPr>
+                      <m:sty m:val="b"/>
+                    </m:rPr>
+                    <m:t>5</m:t>
+                  </m:r>
+                </m:e>
+              </m:d>
+            </m:oMath>
           </w:p>
           <w:p>
             <w:pPr>
@@ -6767,6 +6995,30 @@
                 </m:e>
               </m:borderBox>
             </m:oMath>
+            <w:r>
+              <w:rPr>
+                <w:rtl/>
+              </w:rPr>
+              <w:t xml:space="preserve"> </w:t>
+            </w:r>
+            <m:oMath>
+              <m:d>
+                <m:dPr>
+                  <m:begChr m:val="("/>
+                  <m:endChr m:val=")"/>
+                  <m:sepChr m:val=""/>
+                  <m:grow/>
+                </m:dPr>
+                <m:e>
+                  <m:r>
+                    <m:rPr>
+                      <m:sty m:val="b"/>
+                    </m:rPr>
+                    <m:t>1</m:t>
+                  </m:r>
+                </m:e>
+              </m:d>
+            </m:oMath>
           </w:p>
           <w:p>
             <w:pPr>
@@ -6909,7 +7161,7 @@
                     <a:graphicData uri="http://schemas.openxmlformats.org/drawingml/2006/picture">
                       <pic:pic>
                         <pic:nvPicPr>
-                          <pic:cNvPr id="0" name="f58b7b482cd23841.png"/>
+                          <pic:cNvPr id="0" name="0a2a77624a1b83f6.png"/>
                           <pic:cNvPicPr/>
                         </pic:nvPicPr>
                         <pic:blipFill>
@@ -7182,6 +7434,30 @@
               </w:rPr>
               <w:t xml:space="preserve">.</w:t>
             </w:r>
+            <w:r>
+              <w:rPr>
+                <w:rtl/>
+              </w:rPr>
+              <w:t xml:space="preserve"> </w:t>
+            </w:r>
+            <m:oMath>
+              <m:d>
+                <m:dPr>
+                  <m:begChr m:val="("/>
+                  <m:endChr m:val=")"/>
+                  <m:sepChr m:val=""/>
+                  <m:grow/>
+                </m:dPr>
+                <m:e>
+                  <m:r>
+                    <m:rPr>
+                      <m:sty m:val="b"/>
+                    </m:rPr>
+                    <m:t>1</m:t>
+                  </m:r>
+                </m:e>
+              </m:d>
+            </m:oMath>
           </w:p>
           <w:p>
             <w:pPr>
@@ -7540,6 +7816,30 @@
               </w:rPr>
               <w:t xml:space="preserve">.</w:t>
             </w:r>
+            <w:r>
+              <w:rPr>
+                <w:rtl/>
+              </w:rPr>
+              <w:t xml:space="preserve"> </w:t>
+            </w:r>
+            <m:oMath>
+              <m:d>
+                <m:dPr>
+                  <m:begChr m:val="("/>
+                  <m:endChr m:val=")"/>
+                  <m:sepChr m:val=""/>
+                  <m:grow/>
+                </m:dPr>
+                <m:e>
+                  <m:r>
+                    <m:rPr>
+                      <m:sty m:val="b"/>
+                    </m:rPr>
+                    <m:t>1</m:t>
+                  </m:r>
+                </m:e>
+              </m:d>
+            </m:oMath>
           </w:p>
           <w:p>
             <w:pPr>
@@ -7885,6 +8185,42 @@
               </w:rPr>
               <w:t xml:space="preserve">ثلاثة حلول.</w:t>
             </w:r>
+            <w:r>
+              <w:rPr>
+                <w:rtl/>
+              </w:rPr>
+              <w:t xml:space="preserve"> </w:t>
+            </w:r>
+            <m:oMath>
+              <m:d>
+                <m:dPr>
+                  <m:begChr m:val="("/>
+                  <m:endChr m:val=")"/>
+                  <m:sepChr m:val=""/>
+                  <m:grow/>
+                </m:dPr>
+                <m:e>
+                  <m:r>
+                    <m:rPr>
+                      <m:sty m:val="b"/>
+                    </m:rPr>
+                    <m:t>0</m:t>
+                  </m:r>
+                  <m:r>
+                    <m:rPr>
+                      <m:sty m:val="b"/>
+                    </m:rPr>
+                    <m:t>,</m:t>
+                  </m:r>
+                  <m:r>
+                    <m:rPr>
+                      <m:sty m:val="b"/>
+                    </m:rPr>
+                    <m:t>5</m:t>
+                  </m:r>
+                </m:e>
+              </m:d>
+            </m:oMath>
           </w:p>
         </w:tc>
       </w:tr>
@@ -8716,6 +9052,42 @@
               </w:rPr>
               <w:t xml:space="preserve">.)</w:t>
             </w:r>
+            <w:r>
+              <w:rPr>
+                <w:rtl/>
+              </w:rPr>
+              <w:t xml:space="preserve"> </w:t>
+            </w:r>
+            <m:oMath>
+              <m:d>
+                <m:dPr>
+                  <m:begChr m:val="("/>
+                  <m:endChr m:val=")"/>
+                  <m:sepChr m:val=""/>
+                  <m:grow/>
+                </m:dPr>
+                <m:e>
+                  <m:r>
+                    <m:rPr>
+                      <m:sty m:val="b"/>
+                    </m:rPr>
+                    <m:t>1</m:t>
+                  </m:r>
+                  <m:r>
+                    <m:rPr>
+                      <m:sty m:val="b"/>
+                    </m:rPr>
+                    <m:t>,</m:t>
+                  </m:r>
+                  <m:r>
+                    <m:rPr>
+                      <m:sty m:val="b"/>
+                    </m:rPr>
+                    <m:t>5</m:t>
+                  </m:r>
+                </m:e>
+              </m:d>
+            </m:oMath>
           </w:p>
           <w:p>
             <w:pPr>
@@ -8852,6 +9224,42 @@
                 </m:e>
               </m:borderBox>
             </m:oMath>
+            <w:r>
+              <w:rPr>
+                <w:rtl/>
+              </w:rPr>
+              <w:t xml:space="preserve"> </w:t>
+            </w:r>
+            <m:oMath>
+              <m:d>
+                <m:dPr>
+                  <m:begChr m:val="("/>
+                  <m:endChr m:val=")"/>
+                  <m:sepChr m:val=""/>
+                  <m:grow/>
+                </m:dPr>
+                <m:e>
+                  <m:r>
+                    <m:rPr>
+                      <m:sty m:val="b"/>
+                    </m:rPr>
+                    <m:t>0</m:t>
+                  </m:r>
+                  <m:r>
+                    <m:rPr>
+                      <m:sty m:val="b"/>
+                    </m:rPr>
+                    <m:t>,</m:t>
+                  </m:r>
+                  <m:r>
+                    <m:rPr>
+                      <m:sty m:val="b"/>
+                    </m:rPr>
+                    <m:t>5</m:t>
+                  </m:r>
+                </m:e>
+              </m:d>
+            </m:oMath>
           </w:p>
           <w:p>
             <w:pPr>
@@ -9114,6 +9522,42 @@
                 </m:e>
               </m:borderBox>
             </m:oMath>
+            <w:r>
+              <w:rPr>
+                <w:rtl/>
+              </w:rPr>
+              <w:t xml:space="preserve"> </w:t>
+            </w:r>
+            <m:oMath>
+              <m:d>
+                <m:dPr>
+                  <m:begChr m:val="("/>
+                  <m:endChr m:val=")"/>
+                  <m:sepChr m:val=""/>
+                  <m:grow/>
+                </m:dPr>
+                <m:e>
+                  <m:r>
+                    <m:rPr>
+                      <m:sty m:val="b"/>
+                    </m:rPr>
+                    <m:t>0</m:t>
+                  </m:r>
+                  <m:r>
+                    <m:rPr>
+                      <m:sty m:val="b"/>
+                    </m:rPr>
+                    <m:t>,</m:t>
+                  </m:r>
+                  <m:r>
+                    <m:rPr>
+                      <m:sty m:val="b"/>
+                    </m:rPr>
+                    <m:t>5</m:t>
+                  </m:r>
+                </m:e>
+              </m:d>
+            </m:oMath>
           </w:p>
           <w:p>
             <w:pPr>
@@ -9216,6 +9660,42 @@
                 </m:e>
               </m:borderBox>
             </m:oMath>
+            <w:r>
+              <w:rPr>
+                <w:rtl/>
+              </w:rPr>
+              <w:t xml:space="preserve"> </w:t>
+            </w:r>
+            <m:oMath>
+              <m:d>
+                <m:dPr>
+                  <m:begChr m:val="("/>
+                  <m:endChr m:val=")"/>
+                  <m:sepChr m:val=""/>
+                  <m:grow/>
+                </m:dPr>
+                <m:e>
+                  <m:r>
+                    <m:rPr>
+                      <m:sty m:val="b"/>
+                    </m:rPr>
+                    <m:t>0</m:t>
+                  </m:r>
+                  <m:r>
+                    <m:rPr>
+                      <m:sty m:val="b"/>
+                    </m:rPr>
+                    <m:t>,</m:t>
+                  </m:r>
+                  <m:r>
+                    <m:rPr>
+                      <m:sty m:val="b"/>
+                    </m:rPr>
+                    <m:t>5</m:t>
+                  </m:r>
+                </m:e>
+              </m:d>
+            </m:oMath>
           </w:p>
           <w:p>
             <w:pPr>
@@ -9502,6 +9982,30 @@
                   </m:f>
                 </m:e>
               </m:borderBox>
+            </m:oMath>
+            <w:r>
+              <w:rPr>
+                <w:rtl/>
+              </w:rPr>
+              <w:t xml:space="preserve"> </w:t>
+            </w:r>
+            <m:oMath>
+              <m:d>
+                <m:dPr>
+                  <m:begChr m:val="("/>
+                  <m:endChr m:val=")"/>
+                  <m:sepChr m:val=""/>
+                  <m:grow/>
+                </m:dPr>
+                <m:e>
+                  <m:r>
+                    <m:rPr>
+                      <m:sty m:val="b"/>
+                    </m:rPr>
+                    <m:t>1</m:t>
+                  </m:r>
+                </m:e>
+              </m:d>
             </m:oMath>
           </w:p>
           <w:p>
@@ -9937,6 +10441,41 @@
               <w:bidi/>
               <w:spacing w:before="120"/>
             </w:pPr>
+            <m:oMath>
+              <m:d>
+                <m:dPr>
+                  <m:begChr m:val="("/>
+                  <m:endChr m:val=")"/>
+                  <m:sepChr m:val=""/>
+                  <m:grow/>
+                </m:dPr>
+                <m:e>
+                  <m:r>
+                    <m:rPr>
+                      <m:sty m:val="b"/>
+                    </m:rPr>
+                    <m:t>1</m:t>
+                  </m:r>
+                  <m:r>
+                    <m:rPr>
+                      <m:sty m:val="b"/>
+                    </m:rPr>
+                    <m:t>,</m:t>
+                  </m:r>
+                  <m:r>
+                    <m:rPr>
+                      <m:sty m:val="b"/>
+                    </m:rPr>
+                    <m:t>5</m:t>
+                  </m:r>
+                </m:e>
+              </m:d>
+            </m:oMath>
+          </w:p>
+          <w:p>
+            <w:pPr>
+              <w:bidi/>
+            </w:pPr>
             <w:r>
               <w:rPr>
                 <w:b/>
@@ -10080,6 +10619,42 @@
                   </m:r>
                 </m:e>
               </m:borderBox>
+            </m:oMath>
+            <w:r>
+              <w:rPr>
+                <w:rtl/>
+              </w:rPr>
+              <w:t xml:space="preserve"> </w:t>
+            </w:r>
+            <m:oMath>
+              <m:d>
+                <m:dPr>
+                  <m:begChr m:val="("/>
+                  <m:endChr m:val=")"/>
+                  <m:sepChr m:val=""/>
+                  <m:grow/>
+                </m:dPr>
+                <m:e>
+                  <m:r>
+                    <m:rPr>
+                      <m:sty m:val="b"/>
+                    </m:rPr>
+                    <m:t>0</m:t>
+                  </m:r>
+                  <m:r>
+                    <m:rPr>
+                      <m:sty m:val="b"/>
+                    </m:rPr>
+                    <m:t>,</m:t>
+                  </m:r>
+                  <m:r>
+                    <m:rPr>
+                      <m:sty m:val="b"/>
+                    </m:rPr>
+                    <m:t>5</m:t>
+                  </m:r>
+                </m:e>
+              </m:d>
             </m:oMath>
           </w:p>
           <w:p>
@@ -10346,85 +10921,13 @@
                 </m:e>
               </m:borderBox>
             </m:oMath>
-          </w:p>
-          <w:p>
-            <w:pPr>
-              <w:bidi/>
-            </w:pPr>
-            <w:r>
-              <w:rPr>
-                <w:b/>
-                <w:bCs/>
-                <w:rtl/>
-              </w:rPr>
-              <w:t xml:space="preserve">4.</w:t>
-            </w:r>
-            <w:r>
-              <w:rPr>
-                <w:rtl/>
-              </w:rPr>
-              <w:t xml:space="preserve"> </w:t>
-            </w:r>
-            <w:r>
-              <w:rPr>
-                <w:rtl/>
-              </w:rPr>
-              <w:t xml:space="preserve">الربح الجبري</w:t>
-            </w:r>
-            <w:r>
-              <w:rPr>
-                <w:rtl/>
-              </w:rPr>
-              <w:t xml:space="preserve"> </w:t>
-            </w:r>
-            <m:oMath>
-              <m:r>
-                <m:t>G</m:t>
-              </m:r>
-              <m:r>
-                <m:rPr>
-                  <m:sty m:val="p"/>
-                </m:rPr>
-                <m:t>=</m:t>
-              </m:r>
-              <m:r>
-                <m:t>8</m:t>
-              </m:r>
-              <m:r>
-                <m:t>X</m:t>
-              </m:r>
-              <m:r>
-                <m:rPr>
-                  <m:sty m:val="p"/>
-                </m:rPr>
-                <m:t>−</m:t>
-              </m:r>
-              <m:r>
-                <m:t>m</m:t>
-              </m:r>
-            </m:oMath>
-            <w:r>
-              <w:rPr>
-                <w:rtl/>
-              </w:rPr>
-              <w:t xml:space="preserve"> </w:t>
-            </w:r>
-            <w:r>
-              <w:rPr>
-                <w:rtl/>
-              </w:rPr>
-              <w:t xml:space="preserve">،</w:t>
-            </w:r>
-            <w:r>
-              <w:rPr>
-                <w:rtl/>
-              </w:rPr>
-              <w:t xml:space="preserve"> </w:t>
-            </w:r>
-            <m:oMath>
-              <m:r>
-                <m:t>E</m:t>
-              </m:r>
+            <w:r>
+              <w:rPr>
+                <w:rtl/>
+              </w:rPr>
+              <w:t xml:space="preserve"> </w:t>
+            </w:r>
+            <m:oMath>
               <m:d>
                 <m:dPr>
                   <m:begChr m:val="("/>
@@ -10434,10 +10937,49 @@
                 </m:dPr>
                 <m:e>
                   <m:r>
-                    <m:t>G</m:t>
+                    <m:rPr>
+                      <m:sty m:val="b"/>
+                    </m:rPr>
+                    <m:t>1</m:t>
                   </m:r>
                 </m:e>
               </m:d>
+            </m:oMath>
+          </w:p>
+          <w:p>
+            <w:pPr>
+              <w:bidi/>
+            </w:pPr>
+            <w:r>
+              <w:rPr>
+                <w:b/>
+                <w:bCs/>
+                <w:rtl/>
+              </w:rPr>
+              <w:t xml:space="preserve">4.</w:t>
+            </w:r>
+            <w:r>
+              <w:rPr>
+                <w:rtl/>
+              </w:rPr>
+              <w:t xml:space="preserve"> </w:t>
+            </w:r>
+            <w:r>
+              <w:rPr>
+                <w:rtl/>
+              </w:rPr>
+              <w:t xml:space="preserve">الربح الجبري</w:t>
+            </w:r>
+            <w:r>
+              <w:rPr>
+                <w:rtl/>
+              </w:rPr>
+              <w:t xml:space="preserve"> </w:t>
+            </w:r>
+            <m:oMath>
+              <m:r>
+                <m:t>G</m:t>
+              </m:r>
               <m:r>
                 <m:rPr>
                   <m:sty m:val="p"/>
@@ -10447,6 +10989,38 @@
               <m:r>
                 <m:t>8</m:t>
               </m:r>
+              <m:r>
+                <m:t>X</m:t>
+              </m:r>
+              <m:r>
+                <m:rPr>
+                  <m:sty m:val="p"/>
+                </m:rPr>
+                <m:t>−</m:t>
+              </m:r>
+              <m:r>
+                <m:t>m</m:t>
+              </m:r>
+            </m:oMath>
+            <w:r>
+              <w:rPr>
+                <w:rtl/>
+              </w:rPr>
+              <w:t xml:space="preserve"> </w:t>
+            </w:r>
+            <w:r>
+              <w:rPr>
+                <w:rtl/>
+              </w:rPr>
+              <w:t xml:space="preserve">،</w:t>
+            </w:r>
+            <w:r>
+              <w:rPr>
+                <w:rtl/>
+              </w:rPr>
+              <w:t xml:space="preserve"> </w:t>
+            </w:r>
+            <m:oMath>
               <m:r>
                 <m:t>E</m:t>
               </m:r>
@@ -10459,7 +11033,7 @@
                 </m:dPr>
                 <m:e>
                   <m:r>
-                    <m:t>X</m:t>
+                    <m:t>G</m:t>
                   </m:r>
                 </m:e>
               </m:d>
@@ -10467,82 +11041,11 @@
                 <m:rPr>
                   <m:sty m:val="p"/>
                 </m:rPr>
-                <m:t>−</m:t>
-              </m:r>
-              <m:r>
-                <m:t>m</m:t>
-              </m:r>
-              <m:r>
-                <m:rPr>
-                  <m:sty m:val="p"/>
-                </m:rPr>
                 <m:t>=</m:t>
               </m:r>
               <m:r>
                 <m:t>8</m:t>
               </m:r>
-              <m:r>
-                <m:rPr>
-                  <m:sty m:val="p"/>
-                </m:rPr>
-                <m:t>×</m:t>
-              </m:r>
-              <m:f>
-                <m:fPr>
-                  <m:type m:val="bar"/>
-                </m:fPr>
-                <m:num>
-                  <m:r>
-                    <m:t>25</m:t>
-                  </m:r>
-                </m:num>
-                <m:den>
-                  <m:r>
-                    <m:t>8</m:t>
-                  </m:r>
-                </m:den>
-              </m:f>
-              <m:r>
-                <m:rPr>
-                  <m:sty m:val="p"/>
-                </m:rPr>
-                <m:t>−</m:t>
-              </m:r>
-              <m:r>
-                <m:t>m</m:t>
-              </m:r>
-              <m:r>
-                <m:rPr>
-                  <m:sty m:val="p"/>
-                </m:rPr>
-                <m:t>=</m:t>
-              </m:r>
-              <m:r>
-                <m:t>25</m:t>
-              </m:r>
-              <m:r>
-                <m:rPr>
-                  <m:sty m:val="p"/>
-                </m:rPr>
-                <m:t>−</m:t>
-              </m:r>
-              <m:r>
-                <m:t>m</m:t>
-              </m:r>
-            </m:oMath>
-            <w:r>
-              <w:rPr>
-                <w:rtl/>
-              </w:rPr>
-              <w:t xml:space="preserve">. اللعبة عادلة معناه</w:t>
-            </w:r>
-            <w:r>
-              <w:rPr>
-                <w:rtl/>
-              </w:rPr>
-              <w:t xml:space="preserve"> </w:t>
-            </w:r>
-            <m:oMath>
               <m:r>
                 <m:t>E</m:t>
               </m:r>
@@ -10555,6 +11058,102 @@
                 </m:dPr>
                 <m:e>
                   <m:r>
+                    <m:t>X</m:t>
+                  </m:r>
+                </m:e>
+              </m:d>
+              <m:r>
+                <m:rPr>
+                  <m:sty m:val="p"/>
+                </m:rPr>
+                <m:t>−</m:t>
+              </m:r>
+              <m:r>
+                <m:t>m</m:t>
+              </m:r>
+              <m:r>
+                <m:rPr>
+                  <m:sty m:val="p"/>
+                </m:rPr>
+                <m:t>=</m:t>
+              </m:r>
+              <m:r>
+                <m:t>8</m:t>
+              </m:r>
+              <m:r>
+                <m:rPr>
+                  <m:sty m:val="p"/>
+                </m:rPr>
+                <m:t>×</m:t>
+              </m:r>
+              <m:f>
+                <m:fPr>
+                  <m:type m:val="bar"/>
+                </m:fPr>
+                <m:num>
+                  <m:r>
+                    <m:t>25</m:t>
+                  </m:r>
+                </m:num>
+                <m:den>
+                  <m:r>
+                    <m:t>8</m:t>
+                  </m:r>
+                </m:den>
+              </m:f>
+              <m:r>
+                <m:rPr>
+                  <m:sty m:val="p"/>
+                </m:rPr>
+                <m:t>−</m:t>
+              </m:r>
+              <m:r>
+                <m:t>m</m:t>
+              </m:r>
+              <m:r>
+                <m:rPr>
+                  <m:sty m:val="p"/>
+                </m:rPr>
+                <m:t>=</m:t>
+              </m:r>
+              <m:r>
+                <m:t>25</m:t>
+              </m:r>
+              <m:r>
+                <m:rPr>
+                  <m:sty m:val="p"/>
+                </m:rPr>
+                <m:t>−</m:t>
+              </m:r>
+              <m:r>
+                <m:t>m</m:t>
+              </m:r>
+            </m:oMath>
+            <w:r>
+              <w:rPr>
+                <w:rtl/>
+              </w:rPr>
+              <w:t xml:space="preserve">. اللعبة عادلة معناه</w:t>
+            </w:r>
+            <w:r>
+              <w:rPr>
+                <w:rtl/>
+              </w:rPr>
+              <w:t xml:space="preserve"> </w:t>
+            </w:r>
+            <m:oMath>
+              <m:r>
+                <m:t>E</m:t>
+              </m:r>
+              <m:d>
+                <m:dPr>
+                  <m:begChr m:val="("/>
+                  <m:endChr m:val=")"/>
+                  <m:sepChr m:val=""/>
+                  <m:grow/>
+                </m:dPr>
+                <m:e>
+                  <m:r>
                     <m:t>G</m:t>
                   </m:r>
                 </m:e>
@@ -10617,6 +11216,30 @@
               </w:rPr>
               <w:t xml:space="preserve">دينار.</w:t>
             </w:r>
+            <w:r>
+              <w:rPr>
+                <w:rtl/>
+              </w:rPr>
+              <w:t xml:space="preserve"> </w:t>
+            </w:r>
+            <m:oMath>
+              <m:d>
+                <m:dPr>
+                  <m:begChr m:val="("/>
+                  <m:endChr m:val=")"/>
+                  <m:sepChr m:val=""/>
+                  <m:grow/>
+                </m:dPr>
+                <m:e>
+                  <m:r>
+                    <m:rPr>
+                      <m:sty m:val="b"/>
+                    </m:rPr>
+                    <m:t>1</m:t>
+                  </m:r>
+                </m:e>
+              </m:d>
+            </m:oMath>
           </w:p>
         </w:tc>
       </w:tr>

--- a/documents/2as/frod/fard_01b_2as_rt.docx
+++ b/documents/2as/frod/fard_01b_2as_rt.docx
@@ -1505,7 +1505,7 @@
                     <a:graphicData uri="http://schemas.openxmlformats.org/drawingml/2006/picture">
                       <pic:pic>
                         <pic:nvPicPr>
-                          <pic:cNvPr id="0" name="2640854d356b88d2.png"/>
+                          <pic:cNvPr id="0" name="554b80d9f02920d7.png"/>
                           <pic:cNvPicPr/>
                         </pic:nvPicPr>
                         <pic:blipFill>
@@ -3664,36 +3664,15 @@
               </w:rPr>
               <w:t xml:space="preserve"> </w:t>
             </w:r>
-            <m:oMath>
-              <m:d>
-                <m:dPr>
-                  <m:begChr m:val="("/>
-                  <m:endChr m:val=")"/>
-                  <m:sepChr m:val=""/>
-                  <m:grow/>
-                </m:dPr>
-                <m:e>
-                  <m:r>
-                    <m:rPr>
-                      <m:sty m:val="b"/>
-                    </m:rPr>
-                    <m:t>1</m:t>
-                  </m:r>
-                  <m:r>
-                    <m:rPr>
-                      <m:sty m:val="b"/>
-                    </m:rPr>
-                    <m:t>,</m:t>
-                  </m:r>
-                  <m:r>
-                    <m:rPr>
-                      <m:sty m:val="b"/>
-                    </m:rPr>
-                    <m:t>5</m:t>
-                  </m:r>
-                </m:e>
-              </m:d>
-            </m:oMath>
+            <w:r>
+              <w:rPr>
+                <w:b/>
+                <w:bCs/>
+                <w:color w:val="C00000"/>
+                <w:rtl/>
+              </w:rPr>
+              <w:t xml:space="preserve">(1,5)</w:t>
+            </w:r>
           </w:p>
           <w:p>
             <w:pPr>
@@ -3894,7 +3873,36 @@
               </w:rPr>
               <w:t xml:space="preserve"> </w:t>
             </w:r>
-            <m:oMath>
+            <w:r>
+              <w:rPr>
+                <w:b/>
+                <w:bCs/>
+                <w:color w:val="C00000"/>
+                <w:rtl/>
+              </w:rPr>
+              <w:t xml:space="preserve">(0,5)</w:t>
+            </w:r>
+          </w:p>
+          <w:p>
+            <w:pPr>
+              <w:bidi/>
+            </w:pPr>
+            <w:r>
+              <w:rPr>
+                <w:rtl/>
+              </w:rPr>
+              <w:t xml:space="preserve">التقريب التآلفي:</w:t>
+            </w:r>
+            <w:r>
+              <w:rPr>
+                <w:rtl/>
+              </w:rPr>
+              <w:t xml:space="preserve"> </w:t>
+            </w:r>
+            <m:oMath>
+              <m:r>
+                <m:t>f</m:t>
+              </m:r>
               <m:d>
                 <m:dPr>
                   <m:begChr m:val="("/>
@@ -3904,46 +3912,33 @@
                 </m:dPr>
                 <m:e>
                   <m:r>
-                    <m:rPr>
-                      <m:sty m:val="b"/>
-                    </m:rPr>
                     <m:t>0</m:t>
                   </m:r>
                   <m:r>
                     <m:rPr>
-                      <m:sty m:val="b"/>
+                      <m:sty m:val="p"/>
                     </m:rPr>
                     <m:t>,</m:t>
                   </m:r>
                   <m:r>
-                    <m:rPr>
-                      <m:sty m:val="b"/>
-                    </m:rPr>
-                    <m:t>5</m:t>
+                    <m:t>01</m:t>
                   </m:r>
                 </m:e>
               </m:d>
-            </m:oMath>
-          </w:p>
-          <w:p>
-            <w:pPr>
-              <w:bidi/>
-            </w:pPr>
-            <w:r>
-              <w:rPr>
-                <w:rtl/>
-              </w:rPr>
-              <w:t xml:space="preserve">التقريب التآلفي:</w:t>
-            </w:r>
-            <w:r>
-              <w:rPr>
-                <w:rtl/>
-              </w:rPr>
-              <w:t xml:space="preserve"> </w:t>
-            </w:r>
-            <m:oMath>
-              <m:r>
-                <m:t>f</m:t>
+              <m:r>
+                <m:rPr>
+                  <m:sty m:val="p"/>
+                </m:rPr>
+                <m:t>≈</m:t>
+              </m:r>
+              <m:r>
+                <m:rPr>
+                  <m:sty m:val="p"/>
+                </m:rPr>
+                <m:t>−</m:t>
+              </m:r>
+              <m:r>
+                <m:t>3</m:t>
               </m:r>
               <m:d>
                 <m:dPr>
@@ -3971,27 +3966,21 @@
                 <m:rPr>
                   <m:sty m:val="p"/>
                 </m:rPr>
-                <m:t>≈</m:t>
-              </m:r>
-              <m:r>
-                <m:rPr>
-                  <m:sty m:val="p"/>
-                </m:rPr>
-                <m:t>−</m:t>
-              </m:r>
-              <m:r>
-                <m:t>3</m:t>
-              </m:r>
-              <m:d>
-                <m:dPr>
-                  <m:begChr m:val="("/>
-                  <m:endChr m:val=")"/>
-                  <m:sepChr m:val=""/>
-                  <m:grow/>
-                </m:dPr>
-                <m:e>
-                  <m:r>
-                    <m:t>0</m:t>
+                <m:t>+</m:t>
+              </m:r>
+              <m:r>
+                <m:t>4</m:t>
+              </m:r>
+              <m:r>
+                <m:rPr>
+                  <m:sty m:val="p"/>
+                </m:rPr>
+                <m:t>=</m:t>
+              </m:r>
+              <m:borderBox>
+                <m:e>
+                  <m:r>
+                    <m:t>3</m:t>
                   </m:r>
                   <m:r>
                     <m:rPr>
@@ -4000,37 +3989,6 @@
                     <m:t>,</m:t>
                   </m:r>
                   <m:r>
-                    <m:t>01</m:t>
-                  </m:r>
-                </m:e>
-              </m:d>
-              <m:r>
-                <m:rPr>
-                  <m:sty m:val="p"/>
-                </m:rPr>
-                <m:t>+</m:t>
-              </m:r>
-              <m:r>
-                <m:t>4</m:t>
-              </m:r>
-              <m:r>
-                <m:rPr>
-                  <m:sty m:val="p"/>
-                </m:rPr>
-                <m:t>=</m:t>
-              </m:r>
-              <m:borderBox>
-                <m:e>
-                  <m:r>
-                    <m:t>3</m:t>
-                  </m:r>
-                  <m:r>
-                    <m:rPr>
-                      <m:sty m:val="p"/>
-                    </m:rPr>
-                    <m:t>,</m:t>
-                  </m:r>
-                  <m:r>
                     <m:t>97</m:t>
                   </m:r>
                 </m:e>
@@ -4042,36 +4000,15 @@
               </w:rPr>
               <w:t xml:space="preserve"> </w:t>
             </w:r>
-            <m:oMath>
-              <m:d>
-                <m:dPr>
-                  <m:begChr m:val="("/>
-                  <m:endChr m:val=")"/>
-                  <m:sepChr m:val=""/>
-                  <m:grow/>
-                </m:dPr>
-                <m:e>
-                  <m:r>
-                    <m:rPr>
-                      <m:sty m:val="b"/>
-                    </m:rPr>
-                    <m:t>0</m:t>
-                  </m:r>
-                  <m:r>
-                    <m:rPr>
-                      <m:sty m:val="b"/>
-                    </m:rPr>
-                    <m:t>,</m:t>
-                  </m:r>
-                  <m:r>
-                    <m:rPr>
-                      <m:sty m:val="b"/>
-                    </m:rPr>
-                    <m:t>5</m:t>
-                  </m:r>
-                </m:e>
-              </m:d>
-            </m:oMath>
+            <w:r>
+              <w:rPr>
+                <w:b/>
+                <w:bCs/>
+                <w:color w:val="C00000"/>
+                <w:rtl/>
+              </w:rPr>
+              <w:t xml:space="preserve">(0,5)</w:t>
+            </w:r>
           </w:p>
           <w:p>
             <w:pPr>
@@ -4728,24 +4665,15 @@
               </w:rPr>
               <w:t xml:space="preserve"> </w:t>
             </w:r>
-            <m:oMath>
-              <m:d>
-                <m:dPr>
-                  <m:begChr m:val="("/>
-                  <m:endChr m:val=")"/>
-                  <m:sepChr m:val=""/>
-                  <m:grow/>
-                </m:dPr>
-                <m:e>
-                  <m:r>
-                    <m:rPr>
-                      <m:sty m:val="b"/>
-                    </m:rPr>
-                    <m:t>1</m:t>
-                  </m:r>
-                </m:e>
-              </m:d>
-            </m:oMath>
+            <w:r>
+              <w:rPr>
+                <w:b/>
+                <w:bCs/>
+                <w:color w:val="C00000"/>
+                <w:rtl/>
+              </w:rPr>
+              <w:t xml:space="preserve">(1)</w:t>
+            </w:r>
           </w:p>
           <w:p>
             <w:pPr>
@@ -5108,7 +5036,7 @@
                     <a:graphicData uri="http://schemas.openxmlformats.org/drawingml/2006/picture">
                       <pic:pic>
                         <pic:nvPicPr>
-                          <pic:cNvPr id="0" name="4399ad1e028d876c.png"/>
+                          <pic:cNvPr id="0" name="7a792a74048c5c7a.png"/>
                           <pic:cNvPicPr/>
                         </pic:nvPicPr>
                         <pic:blipFill>
@@ -5479,24 +5407,15 @@
               </w:rPr>
               <w:t xml:space="preserve"> </w:t>
             </w:r>
-            <m:oMath>
-              <m:d>
-                <m:dPr>
-                  <m:begChr m:val="("/>
-                  <m:endChr m:val=")"/>
-                  <m:sepChr m:val=""/>
-                  <m:grow/>
-                </m:dPr>
-                <m:e>
-                  <m:r>
-                    <m:rPr>
-                      <m:sty m:val="b"/>
-                    </m:rPr>
-                    <m:t>2</m:t>
-                  </m:r>
-                </m:e>
-              </m:d>
-            </m:oMath>
+            <w:r>
+              <w:rPr>
+                <w:b/>
+                <w:bCs/>
+                <w:color w:val="C00000"/>
+                <w:rtl/>
+              </w:rPr>
+              <w:t xml:space="preserve">(2)</w:t>
+            </w:r>
           </w:p>
           <w:p>
             <w:pPr>
@@ -6220,36 +6139,15 @@
               </w:rPr>
               <w:t xml:space="preserve"> </w:t>
             </w:r>
-            <m:oMath>
-              <m:d>
-                <m:dPr>
-                  <m:begChr m:val="("/>
-                  <m:endChr m:val=")"/>
-                  <m:sepChr m:val=""/>
-                  <m:grow/>
-                </m:dPr>
-                <m:e>
-                  <m:r>
-                    <m:rPr>
-                      <m:sty m:val="b"/>
-                    </m:rPr>
-                    <m:t>1</m:t>
-                  </m:r>
-                  <m:r>
-                    <m:rPr>
-                      <m:sty m:val="b"/>
-                    </m:rPr>
-                    <m:t>,</m:t>
-                  </m:r>
-                  <m:r>
-                    <m:rPr>
-                      <m:sty m:val="b"/>
-                    </m:rPr>
-                    <m:t>5</m:t>
-                  </m:r>
-                </m:e>
-              </m:d>
-            </m:oMath>
+            <w:r>
+              <w:rPr>
+                <w:b/>
+                <w:bCs/>
+                <w:color w:val="C00000"/>
+                <w:rtl/>
+              </w:rPr>
+              <w:t xml:space="preserve">(1,5)</w:t>
+            </w:r>
           </w:p>
         </w:tc>
       </w:tr>
@@ -6608,36 +6506,15 @@
               </w:rPr>
               <w:t xml:space="preserve"> </w:t>
             </w:r>
-            <m:oMath>
-              <m:d>
-                <m:dPr>
-                  <m:begChr m:val="("/>
-                  <m:endChr m:val=")"/>
-                  <m:sepChr m:val=""/>
-                  <m:grow/>
-                </m:dPr>
-                <m:e>
-                  <m:r>
-                    <m:rPr>
-                      <m:sty m:val="b"/>
-                    </m:rPr>
-                    <m:t>1</m:t>
-                  </m:r>
-                  <m:r>
-                    <m:rPr>
-                      <m:sty m:val="b"/>
-                    </m:rPr>
-                    <m:t>,</m:t>
-                  </m:r>
-                  <m:r>
-                    <m:rPr>
-                      <m:sty m:val="b"/>
-                    </m:rPr>
-                    <m:t>5</m:t>
-                  </m:r>
-                </m:e>
-              </m:d>
-            </m:oMath>
+            <w:r>
+              <w:rPr>
+                <w:b/>
+                <w:bCs/>
+                <w:color w:val="C00000"/>
+                <w:rtl/>
+              </w:rPr>
+              <w:t xml:space="preserve">(1,5)</w:t>
+            </w:r>
           </w:p>
           <w:p>
             <w:pPr>
@@ -7001,24 +6878,15 @@
               </w:rPr>
               <w:t xml:space="preserve"> </w:t>
             </w:r>
-            <m:oMath>
-              <m:d>
-                <m:dPr>
-                  <m:begChr m:val="("/>
-                  <m:endChr m:val=")"/>
-                  <m:sepChr m:val=""/>
-                  <m:grow/>
-                </m:dPr>
-                <m:e>
-                  <m:r>
-                    <m:rPr>
-                      <m:sty m:val="b"/>
-                    </m:rPr>
-                    <m:t>1</m:t>
-                  </m:r>
-                </m:e>
-              </m:d>
-            </m:oMath>
+            <w:r>
+              <w:rPr>
+                <w:b/>
+                <w:bCs/>
+                <w:color w:val="C00000"/>
+                <w:rtl/>
+              </w:rPr>
+              <w:t xml:space="preserve">(1)</w:t>
+            </w:r>
           </w:p>
           <w:p>
             <w:pPr>
@@ -7161,7 +7029,7 @@
                     <a:graphicData uri="http://schemas.openxmlformats.org/drawingml/2006/picture">
                       <pic:pic>
                         <pic:nvPicPr>
-                          <pic:cNvPr id="0" name="0a2a77624a1b83f6.png"/>
+                          <pic:cNvPr id="0" name="770c3ac0dccc2033.png"/>
                           <pic:cNvPicPr/>
                         </pic:nvPicPr>
                         <pic:blipFill>
@@ -7440,24 +7308,15 @@
               </w:rPr>
               <w:t xml:space="preserve"> </w:t>
             </w:r>
-            <m:oMath>
-              <m:d>
-                <m:dPr>
-                  <m:begChr m:val="("/>
-                  <m:endChr m:val=")"/>
-                  <m:sepChr m:val=""/>
-                  <m:grow/>
-                </m:dPr>
-                <m:e>
-                  <m:r>
-                    <m:rPr>
-                      <m:sty m:val="b"/>
-                    </m:rPr>
-                    <m:t>1</m:t>
-                  </m:r>
-                </m:e>
-              </m:d>
-            </m:oMath>
+            <w:r>
+              <w:rPr>
+                <w:b/>
+                <w:bCs/>
+                <w:color w:val="C00000"/>
+                <w:rtl/>
+              </w:rPr>
+              <w:t xml:space="preserve">(1)</w:t>
+            </w:r>
           </w:p>
           <w:p>
             <w:pPr>
@@ -7822,24 +7681,15 @@
               </w:rPr>
               <w:t xml:space="preserve"> </w:t>
             </w:r>
-            <m:oMath>
-              <m:d>
-                <m:dPr>
-                  <m:begChr m:val="("/>
-                  <m:endChr m:val=")"/>
-                  <m:sepChr m:val=""/>
-                  <m:grow/>
-                </m:dPr>
-                <m:e>
-                  <m:r>
-                    <m:rPr>
-                      <m:sty m:val="b"/>
-                    </m:rPr>
-                    <m:t>1</m:t>
-                  </m:r>
-                </m:e>
-              </m:d>
-            </m:oMath>
+            <w:r>
+              <w:rPr>
+                <w:b/>
+                <w:bCs/>
+                <w:color w:val="C00000"/>
+                <w:rtl/>
+              </w:rPr>
+              <w:t xml:space="preserve">(1)</w:t>
+            </w:r>
           </w:p>
           <w:p>
             <w:pPr>
@@ -8191,36 +8041,15 @@
               </w:rPr>
               <w:t xml:space="preserve"> </w:t>
             </w:r>
-            <m:oMath>
-              <m:d>
-                <m:dPr>
-                  <m:begChr m:val="("/>
-                  <m:endChr m:val=")"/>
-                  <m:sepChr m:val=""/>
-                  <m:grow/>
-                </m:dPr>
-                <m:e>
-                  <m:r>
-                    <m:rPr>
-                      <m:sty m:val="b"/>
-                    </m:rPr>
-                    <m:t>0</m:t>
-                  </m:r>
-                  <m:r>
-                    <m:rPr>
-                      <m:sty m:val="b"/>
-                    </m:rPr>
-                    <m:t>,</m:t>
-                  </m:r>
-                  <m:r>
-                    <m:rPr>
-                      <m:sty m:val="b"/>
-                    </m:rPr>
-                    <m:t>5</m:t>
-                  </m:r>
-                </m:e>
-              </m:d>
-            </m:oMath>
+            <w:r>
+              <w:rPr>
+                <w:b/>
+                <w:bCs/>
+                <w:color w:val="C00000"/>
+                <w:rtl/>
+              </w:rPr>
+              <w:t xml:space="preserve">(0,5)</w:t>
+            </w:r>
           </w:p>
         </w:tc>
       </w:tr>
@@ -9058,36 +8887,15 @@
               </w:rPr>
               <w:t xml:space="preserve"> </w:t>
             </w:r>
-            <m:oMath>
-              <m:d>
-                <m:dPr>
-                  <m:begChr m:val="("/>
-                  <m:endChr m:val=")"/>
-                  <m:sepChr m:val=""/>
-                  <m:grow/>
-                </m:dPr>
-                <m:e>
-                  <m:r>
-                    <m:rPr>
-                      <m:sty m:val="b"/>
-                    </m:rPr>
-                    <m:t>1</m:t>
-                  </m:r>
-                  <m:r>
-                    <m:rPr>
-                      <m:sty m:val="b"/>
-                    </m:rPr>
-                    <m:t>,</m:t>
-                  </m:r>
-                  <m:r>
-                    <m:rPr>
-                      <m:sty m:val="b"/>
-                    </m:rPr>
-                    <m:t>5</m:t>
-                  </m:r>
-                </m:e>
-              </m:d>
-            </m:oMath>
+            <w:r>
+              <w:rPr>
+                <w:b/>
+                <w:bCs/>
+                <w:color w:val="C00000"/>
+                <w:rtl/>
+              </w:rPr>
+              <w:t xml:space="preserve">(1,5)</w:t>
+            </w:r>
           </w:p>
           <w:p>
             <w:pPr>
@@ -9230,36 +9038,15 @@
               </w:rPr>
               <w:t xml:space="preserve"> </w:t>
             </w:r>
-            <m:oMath>
-              <m:d>
-                <m:dPr>
-                  <m:begChr m:val="("/>
-                  <m:endChr m:val=")"/>
-                  <m:sepChr m:val=""/>
-                  <m:grow/>
-                </m:dPr>
-                <m:e>
-                  <m:r>
-                    <m:rPr>
-                      <m:sty m:val="b"/>
-                    </m:rPr>
-                    <m:t>0</m:t>
-                  </m:r>
-                  <m:r>
-                    <m:rPr>
-                      <m:sty m:val="b"/>
-                    </m:rPr>
-                    <m:t>,</m:t>
-                  </m:r>
-                  <m:r>
-                    <m:rPr>
-                      <m:sty m:val="b"/>
-                    </m:rPr>
-                    <m:t>5</m:t>
-                  </m:r>
-                </m:e>
-              </m:d>
-            </m:oMath>
+            <w:r>
+              <w:rPr>
+                <w:b/>
+                <w:bCs/>
+                <w:color w:val="C00000"/>
+                <w:rtl/>
+              </w:rPr>
+              <w:t xml:space="preserve">(0,5)</w:t>
+            </w:r>
           </w:p>
           <w:p>
             <w:pPr>
@@ -9528,36 +9315,15 @@
               </w:rPr>
               <w:t xml:space="preserve"> </w:t>
             </w:r>
-            <m:oMath>
-              <m:d>
-                <m:dPr>
-                  <m:begChr m:val="("/>
-                  <m:endChr m:val=")"/>
-                  <m:sepChr m:val=""/>
-                  <m:grow/>
-                </m:dPr>
-                <m:e>
-                  <m:r>
-                    <m:rPr>
-                      <m:sty m:val="b"/>
-                    </m:rPr>
-                    <m:t>0</m:t>
-                  </m:r>
-                  <m:r>
-                    <m:rPr>
-                      <m:sty m:val="b"/>
-                    </m:rPr>
-                    <m:t>,</m:t>
-                  </m:r>
-                  <m:r>
-                    <m:rPr>
-                      <m:sty m:val="b"/>
-                    </m:rPr>
-                    <m:t>5</m:t>
-                  </m:r>
-                </m:e>
-              </m:d>
-            </m:oMath>
+            <w:r>
+              <w:rPr>
+                <w:b/>
+                <w:bCs/>
+                <w:color w:val="C00000"/>
+                <w:rtl/>
+              </w:rPr>
+              <w:t xml:space="preserve">(0,5)</w:t>
+            </w:r>
           </w:p>
           <w:p>
             <w:pPr>
@@ -9666,36 +9432,15 @@
               </w:rPr>
               <w:t xml:space="preserve"> </w:t>
             </w:r>
-            <m:oMath>
-              <m:d>
-                <m:dPr>
-                  <m:begChr m:val="("/>
-                  <m:endChr m:val=")"/>
-                  <m:sepChr m:val=""/>
-                  <m:grow/>
-                </m:dPr>
-                <m:e>
-                  <m:r>
-                    <m:rPr>
-                      <m:sty m:val="b"/>
-                    </m:rPr>
-                    <m:t>0</m:t>
-                  </m:r>
-                  <m:r>
-                    <m:rPr>
-                      <m:sty m:val="b"/>
-                    </m:rPr>
-                    <m:t>,</m:t>
-                  </m:r>
-                  <m:r>
-                    <m:rPr>
-                      <m:sty m:val="b"/>
-                    </m:rPr>
-                    <m:t>5</m:t>
-                  </m:r>
-                </m:e>
-              </m:d>
-            </m:oMath>
+            <w:r>
+              <w:rPr>
+                <w:b/>
+                <w:bCs/>
+                <w:color w:val="C00000"/>
+                <w:rtl/>
+              </w:rPr>
+              <w:t xml:space="preserve">(0,5)</w:t>
+            </w:r>
           </w:p>
           <w:p>
             <w:pPr>
@@ -9989,24 +9734,15 @@
               </w:rPr>
               <w:t xml:space="preserve"> </w:t>
             </w:r>
-            <m:oMath>
-              <m:d>
-                <m:dPr>
-                  <m:begChr m:val="("/>
-                  <m:endChr m:val=")"/>
-                  <m:sepChr m:val=""/>
-                  <m:grow/>
-                </m:dPr>
-                <m:e>
-                  <m:r>
-                    <m:rPr>
-                      <m:sty m:val="b"/>
-                    </m:rPr>
-                    <m:t>1</m:t>
-                  </m:r>
-                </m:e>
-              </m:d>
-            </m:oMath>
+            <w:r>
+              <w:rPr>
+                <w:b/>
+                <w:bCs/>
+                <w:color w:val="C00000"/>
+                <w:rtl/>
+              </w:rPr>
+              <w:t xml:space="preserve">(1)</w:t>
+            </w:r>
           </w:p>
           <w:p>
             <w:pPr>
@@ -10441,36 +10177,15 @@
               <w:bidi/>
               <w:spacing w:before="120"/>
             </w:pPr>
-            <m:oMath>
-              <m:d>
-                <m:dPr>
-                  <m:begChr m:val="("/>
-                  <m:endChr m:val=")"/>
-                  <m:sepChr m:val=""/>
-                  <m:grow/>
-                </m:dPr>
-                <m:e>
-                  <m:r>
-                    <m:rPr>
-                      <m:sty m:val="b"/>
-                    </m:rPr>
-                    <m:t>1</m:t>
-                  </m:r>
-                  <m:r>
-                    <m:rPr>
-                      <m:sty m:val="b"/>
-                    </m:rPr>
-                    <m:t>,</m:t>
-                  </m:r>
-                  <m:r>
-                    <m:rPr>
-                      <m:sty m:val="b"/>
-                    </m:rPr>
-                    <m:t>5</m:t>
-                  </m:r>
-                </m:e>
-              </m:d>
-            </m:oMath>
+            <w:r>
+              <w:rPr>
+                <w:b/>
+                <w:bCs/>
+                <w:color w:val="C00000"/>
+                <w:rtl/>
+              </w:rPr>
+              <w:t xml:space="preserve">(1,5)</w:t>
+            </w:r>
           </w:p>
           <w:p>
             <w:pPr>
@@ -10626,36 +10341,15 @@
               </w:rPr>
               <w:t xml:space="preserve"> </w:t>
             </w:r>
-            <m:oMath>
-              <m:d>
-                <m:dPr>
-                  <m:begChr m:val="("/>
-                  <m:endChr m:val=")"/>
-                  <m:sepChr m:val=""/>
-                  <m:grow/>
-                </m:dPr>
-                <m:e>
-                  <m:r>
-                    <m:rPr>
-                      <m:sty m:val="b"/>
-                    </m:rPr>
-                    <m:t>0</m:t>
-                  </m:r>
-                  <m:r>
-                    <m:rPr>
-                      <m:sty m:val="b"/>
-                    </m:rPr>
-                    <m:t>,</m:t>
-                  </m:r>
-                  <m:r>
-                    <m:rPr>
-                      <m:sty m:val="b"/>
-                    </m:rPr>
-                    <m:t>5</m:t>
-                  </m:r>
-                </m:e>
-              </m:d>
-            </m:oMath>
+            <w:r>
+              <w:rPr>
+                <w:b/>
+                <w:bCs/>
+                <w:color w:val="C00000"/>
+                <w:rtl/>
+              </w:rPr>
+              <w:t xml:space="preserve">(0,5)</w:t>
+            </w:r>
           </w:p>
           <w:p>
             <w:pPr>
@@ -10927,7 +10621,94 @@
               </w:rPr>
               <w:t xml:space="preserve"> </w:t>
             </w:r>
-            <m:oMath>
+            <w:r>
+              <w:rPr>
+                <w:b/>
+                <w:bCs/>
+                <w:color w:val="C00000"/>
+                <w:rtl/>
+              </w:rPr>
+              <w:t xml:space="preserve">(1)</w:t>
+            </w:r>
+          </w:p>
+          <w:p>
+            <w:pPr>
+              <w:bidi/>
+            </w:pPr>
+            <w:r>
+              <w:rPr>
+                <w:b/>
+                <w:bCs/>
+                <w:rtl/>
+              </w:rPr>
+              <w:t xml:space="preserve">4.</w:t>
+            </w:r>
+            <w:r>
+              <w:rPr>
+                <w:rtl/>
+              </w:rPr>
+              <w:t xml:space="preserve"> </w:t>
+            </w:r>
+            <w:r>
+              <w:rPr>
+                <w:rtl/>
+              </w:rPr>
+              <w:t xml:space="preserve">الربح الجبري</w:t>
+            </w:r>
+            <w:r>
+              <w:rPr>
+                <w:rtl/>
+              </w:rPr>
+              <w:t xml:space="preserve"> </w:t>
+            </w:r>
+            <m:oMath>
+              <m:r>
+                <m:t>G</m:t>
+              </m:r>
+              <m:r>
+                <m:rPr>
+                  <m:sty m:val="p"/>
+                </m:rPr>
+                <m:t>=</m:t>
+              </m:r>
+              <m:r>
+                <m:t>8</m:t>
+              </m:r>
+              <m:r>
+                <m:t>X</m:t>
+              </m:r>
+              <m:r>
+                <m:rPr>
+                  <m:sty m:val="p"/>
+                </m:rPr>
+                <m:t>−</m:t>
+              </m:r>
+              <m:r>
+                <m:t>m</m:t>
+              </m:r>
+            </m:oMath>
+            <w:r>
+              <w:rPr>
+                <w:rtl/>
+              </w:rPr>
+              <w:t xml:space="preserve"> </w:t>
+            </w:r>
+            <w:r>
+              <w:rPr>
+                <w:rtl/>
+              </w:rPr>
+              <w:t xml:space="preserve">،</w:t>
+            </w:r>
+            <w:r>
+              <w:rPr>
+                <w:rtl/>
+              </w:rPr>
+              <w:t xml:space="preserve"> </w:t>
+            </w:r>
+            <m:oMath>
+              <m:r>
+                <m:t>E</m:t>
+              </m:r>
               <m:d>
                 <m:dPr>
                   <m:begChr m:val="("/>
@@ -10937,49 +10718,10 @@
                 </m:dPr>
                 <m:e>
                   <m:r>
-                    <m:rPr>
-                      <m:sty m:val="b"/>
-                    </m:rPr>
-                    <m:t>1</m:t>
+                    <m:t>G</m:t>
                   </m:r>
                 </m:e>
               </m:d>
-            </m:oMath>
-          </w:p>
-          <w:p>
-            <w:pPr>
-              <w:bidi/>
-            </w:pPr>
-            <w:r>
-              <w:rPr>
-                <w:b/>
-                <w:bCs/>
-                <w:rtl/>
-              </w:rPr>
-              <w:t xml:space="preserve">4.</w:t>
-            </w:r>
-            <w:r>
-              <w:rPr>
-                <w:rtl/>
-              </w:rPr>
-              <w:t xml:space="preserve"> </w:t>
-            </w:r>
-            <w:r>
-              <w:rPr>
-                <w:rtl/>
-              </w:rPr>
-              <w:t xml:space="preserve">الربح الجبري</w:t>
-            </w:r>
-            <w:r>
-              <w:rPr>
-                <w:rtl/>
-              </w:rPr>
-              <w:t xml:space="preserve"> </w:t>
-            </w:r>
-            <m:oMath>
-              <m:r>
-                <m:t>G</m:t>
-              </m:r>
               <m:r>
                 <m:rPr>
                   <m:sty m:val="p"/>
@@ -10989,38 +10731,6 @@
               <m:r>
                 <m:t>8</m:t>
               </m:r>
-              <m:r>
-                <m:t>X</m:t>
-              </m:r>
-              <m:r>
-                <m:rPr>
-                  <m:sty m:val="p"/>
-                </m:rPr>
-                <m:t>−</m:t>
-              </m:r>
-              <m:r>
-                <m:t>m</m:t>
-              </m:r>
-            </m:oMath>
-            <w:r>
-              <w:rPr>
-                <w:rtl/>
-              </w:rPr>
-              <w:t xml:space="preserve"> </w:t>
-            </w:r>
-            <w:r>
-              <w:rPr>
-                <w:rtl/>
-              </w:rPr>
-              <w:t xml:space="preserve">،</w:t>
-            </w:r>
-            <w:r>
-              <w:rPr>
-                <w:rtl/>
-              </w:rPr>
-              <w:t xml:space="preserve"> </w:t>
-            </w:r>
-            <m:oMath>
               <m:r>
                 <m:t>E</m:t>
               </m:r>
@@ -11033,7 +10743,7 @@
                 </m:dPr>
                 <m:e>
                   <m:r>
-                    <m:t>G</m:t>
+                    <m:t>X</m:t>
                   </m:r>
                 </m:e>
               </m:d>
@@ -11041,11 +10751,82 @@
                 <m:rPr>
                   <m:sty m:val="p"/>
                 </m:rPr>
+                <m:t>−</m:t>
+              </m:r>
+              <m:r>
+                <m:t>m</m:t>
+              </m:r>
+              <m:r>
+                <m:rPr>
+                  <m:sty m:val="p"/>
+                </m:rPr>
                 <m:t>=</m:t>
               </m:r>
               <m:r>
                 <m:t>8</m:t>
               </m:r>
+              <m:r>
+                <m:rPr>
+                  <m:sty m:val="p"/>
+                </m:rPr>
+                <m:t>×</m:t>
+              </m:r>
+              <m:f>
+                <m:fPr>
+                  <m:type m:val="bar"/>
+                </m:fPr>
+                <m:num>
+                  <m:r>
+                    <m:t>25</m:t>
+                  </m:r>
+                </m:num>
+                <m:den>
+                  <m:r>
+                    <m:t>8</m:t>
+                  </m:r>
+                </m:den>
+              </m:f>
+              <m:r>
+                <m:rPr>
+                  <m:sty m:val="p"/>
+                </m:rPr>
+                <m:t>−</m:t>
+              </m:r>
+              <m:r>
+                <m:t>m</m:t>
+              </m:r>
+              <m:r>
+                <m:rPr>
+                  <m:sty m:val="p"/>
+                </m:rPr>
+                <m:t>=</m:t>
+              </m:r>
+              <m:r>
+                <m:t>25</m:t>
+              </m:r>
+              <m:r>
+                <m:rPr>
+                  <m:sty m:val="p"/>
+                </m:rPr>
+                <m:t>−</m:t>
+              </m:r>
+              <m:r>
+                <m:t>m</m:t>
+              </m:r>
+            </m:oMath>
+            <w:r>
+              <w:rPr>
+                <w:rtl/>
+              </w:rPr>
+              <w:t xml:space="preserve">. اللعبة عادلة معناه</w:t>
+            </w:r>
+            <w:r>
+              <w:rPr>
+                <w:rtl/>
+              </w:rPr>
+              <w:t xml:space="preserve"> </w:t>
+            </w:r>
+            <m:oMath>
               <m:r>
                 <m:t>E</m:t>
               </m:r>
@@ -11058,7 +10839,7 @@
                 </m:dPr>
                 <m:e>
                   <m:r>
-                    <m:t>X</m:t>
+                    <m:t>G</m:t>
                   </m:r>
                 </m:e>
               </m:d>
@@ -11066,141 +10847,45 @@
                 <m:rPr>
                   <m:sty m:val="p"/>
                 </m:rPr>
-                <m:t>−</m:t>
-              </m:r>
-              <m:r>
-                <m:t>m</m:t>
-              </m:r>
-              <m:r>
-                <m:rPr>
-                  <m:sty m:val="p"/>
-                </m:rPr>
                 <m:t>=</m:t>
               </m:r>
               <m:r>
-                <m:t>8</m:t>
-              </m:r>
-              <m:r>
-                <m:rPr>
-                  <m:sty m:val="p"/>
-                </m:rPr>
-                <m:t>×</m:t>
-              </m:r>
-              <m:f>
-                <m:fPr>
-                  <m:type m:val="bar"/>
-                </m:fPr>
-                <m:num>
+                <m:t>0</m:t>
+              </m:r>
+            </m:oMath>
+            <w:r>
+              <w:rPr>
+                <w:rtl/>
+              </w:rPr>
+              <w:t xml:space="preserve"> </w:t>
+            </w:r>
+            <w:r>
+              <w:rPr>
+                <w:rtl/>
+              </w:rPr>
+              <w:t xml:space="preserve">، أي</w:t>
+            </w:r>
+            <w:r>
+              <w:rPr>
+                <w:rtl/>
+              </w:rPr>
+              <w:t xml:space="preserve"> </w:t>
+            </w:r>
+            <m:oMath>
+              <m:borderBox>
+                <m:e>
+                  <m:r>
+                    <m:t>m</m:t>
+                  </m:r>
+                  <m:r>
+                    <m:rPr>
+                      <m:sty m:val="p"/>
+                    </m:rPr>
+                    <m:t>=</m:t>
+                  </m:r>
                   <m:r>
                     <m:t>25</m:t>
                   </m:r>
-                </m:num>
-                <m:den>
-                  <m:r>
-                    <m:t>8</m:t>
-                  </m:r>
-                </m:den>
-              </m:f>
-              <m:r>
-                <m:rPr>
-                  <m:sty m:val="p"/>
-                </m:rPr>
-                <m:t>−</m:t>
-              </m:r>
-              <m:r>
-                <m:t>m</m:t>
-              </m:r>
-              <m:r>
-                <m:rPr>
-                  <m:sty m:val="p"/>
-                </m:rPr>
-                <m:t>=</m:t>
-              </m:r>
-              <m:r>
-                <m:t>25</m:t>
-              </m:r>
-              <m:r>
-                <m:rPr>
-                  <m:sty m:val="p"/>
-                </m:rPr>
-                <m:t>−</m:t>
-              </m:r>
-              <m:r>
-                <m:t>m</m:t>
-              </m:r>
-            </m:oMath>
-            <w:r>
-              <w:rPr>
-                <w:rtl/>
-              </w:rPr>
-              <w:t xml:space="preserve">. اللعبة عادلة معناه</w:t>
-            </w:r>
-            <w:r>
-              <w:rPr>
-                <w:rtl/>
-              </w:rPr>
-              <w:t xml:space="preserve"> </w:t>
-            </w:r>
-            <m:oMath>
-              <m:r>
-                <m:t>E</m:t>
-              </m:r>
-              <m:d>
-                <m:dPr>
-                  <m:begChr m:val="("/>
-                  <m:endChr m:val=")"/>
-                  <m:sepChr m:val=""/>
-                  <m:grow/>
-                </m:dPr>
-                <m:e>
-                  <m:r>
-                    <m:t>G</m:t>
-                  </m:r>
-                </m:e>
-              </m:d>
-              <m:r>
-                <m:rPr>
-                  <m:sty m:val="p"/>
-                </m:rPr>
-                <m:t>=</m:t>
-              </m:r>
-              <m:r>
-                <m:t>0</m:t>
-              </m:r>
-            </m:oMath>
-            <w:r>
-              <w:rPr>
-                <w:rtl/>
-              </w:rPr>
-              <w:t xml:space="preserve"> </w:t>
-            </w:r>
-            <w:r>
-              <w:rPr>
-                <w:rtl/>
-              </w:rPr>
-              <w:t xml:space="preserve">، أي</w:t>
-            </w:r>
-            <w:r>
-              <w:rPr>
-                <w:rtl/>
-              </w:rPr>
-              <w:t xml:space="preserve"> </w:t>
-            </w:r>
-            <m:oMath>
-              <m:borderBox>
-                <m:e>
-                  <m:r>
-                    <m:t>m</m:t>
-                  </m:r>
-                  <m:r>
-                    <m:rPr>
-                      <m:sty m:val="p"/>
-                    </m:rPr>
-                    <m:t>=</m:t>
-                  </m:r>
-                  <m:r>
-                    <m:t>25</m:t>
-                  </m:r>
                 </m:e>
               </m:borderBox>
             </m:oMath>
@@ -11222,24 +10907,15 @@
               </w:rPr>
               <w:t xml:space="preserve"> </w:t>
             </w:r>
-            <m:oMath>
-              <m:d>
-                <m:dPr>
-                  <m:begChr m:val="("/>
-                  <m:endChr m:val=")"/>
-                  <m:sepChr m:val=""/>
-                  <m:grow/>
-                </m:dPr>
-                <m:e>
-                  <m:r>
-                    <m:rPr>
-                      <m:sty m:val="b"/>
-                    </m:rPr>
-                    <m:t>1</m:t>
-                  </m:r>
-                </m:e>
-              </m:d>
-            </m:oMath>
+            <w:r>
+              <w:rPr>
+                <w:b/>
+                <w:bCs/>
+                <w:color w:val="C00000"/>
+                <w:rtl/>
+              </w:rPr>
+              <w:t xml:space="preserve">(1)</w:t>
+            </w:r>
           </w:p>
         </w:tc>
       </w:tr>

--- a/documents/2as/frod/fard_01b_2as_rt.docx
+++ b/documents/2as/frod/fard_01b_2as_rt.docx
@@ -1113,74 +1113,50 @@
               <w:t xml:space="preserve">.</w:t>
             </w:r>
           </w:p>
-        </w:tc>
-      </w:tr>
-    </w:tbl>
-    <w:p>
-      <w:pPr>
-        <w:bidi/>
-        <w:spacing w:before="0" w:after="0"/>
-      </w:pPr>
-    </w:p>
-    <w:tbl>
-      <w:tblPr>
-        <w:tblW w:w="9864" w:type="dxa"/>
-        <w:jc w:val="center"/>
-        <w:tblBorders>
-          <w:top w:val="single" w:sz="10" w:space="0" w:color="192E53"/>
-          <w:left w:val="single" w:sz="10" w:space="0" w:color="192E53"/>
-          <w:bottom w:val="single" w:sz="10" w:space="0" w:color="192E53"/>
-          <w:right w:val="single" w:sz="10" w:space="0" w:color="192E53"/>
-          <w:insideH w:val="single" w:sz="10" w:space="0" w:color="192E53"/>
-        </w:tblBorders>
-        <w:tblLayout w:type="fixed"/>
-        <w:tblCellMar>
-          <w:top w:w="40" w:type="dxa"/>
-          <w:left w:w="140" w:type="dxa"/>
-          <w:bottom w:w="60" w:type="dxa"/>
-          <w:right w:w="140" w:type="dxa"/>
-        </w:tblCellMar>
-      </w:tblPr>
-      <w:tblGrid>
-        <w:gridCol w:w="9864"/>
-      </w:tblGrid>
-      <w:tr>
-        <w:trPr>
-          <w:cantSplit/>
-        </w:trPr>
-        <w:tc>
-          <w:tcPr>
-            <w:tcW w:w="9864" w:type="dxa"/>
-            <w:shd w:val="clear" w:color="auto" w:fill="192E53"/>
-          </w:tcPr>
-          <w:p>
-            <w:pPr>
-              <w:keepNext/>
-              <w:bidi/>
-              <w:spacing w:before="0" w:after="0"/>
-            </w:pPr>
-            <w:r>
-              <w:rPr>
-                <w:b/>
-                <w:bCs/>
-                <w:color w:val="FFFFFF"/>
-                <w:rtl/>
-              </w:rPr>
-              <w:t xml:space="preserve">التمرين 2: الاشتقاقية: قراءة بيانية (05 نقاط)</w:t>
-            </w:r>
-          </w:p>
-        </w:tc>
-      </w:tr>
-      <w:tr>
-        <w:tc>
-          <w:tcPr>
-            <w:tcW w:w="9864" w:type="dxa"/>
-            <w:shd w:val="clear" w:color="auto" w:fill="F4F5F7"/>
-          </w:tcPr>
           <w:p>
             <w:pPr>
               <w:bidi/>
             </w:pPr>
+            <w:r>
+              <w:rPr>
+                <w:b/>
+                <w:bCs/>
+                <w:rtl/>
+              </w:rPr>
+              <w:t xml:space="preserve">6.</w:t>
+            </w:r>
+            <w:r>
+              <w:rPr>
+                <w:rtl/>
+              </w:rPr>
+              <w:t xml:space="preserve"> </w:t>
+            </w:r>
+            <w:r>
+              <w:rPr>
+                <w:b/>
+                <w:bCs/>
+                <w:rtl/>
+              </w:rPr>
+              <w:t xml:space="preserve">(سؤال تميّز)</w:t>
+            </w:r>
+            <w:r>
+              <w:rPr>
+                <w:rtl/>
+              </w:rPr>
+              <w:t xml:space="preserve"> </w:t>
+            </w:r>
+            <w:r>
+              <w:rPr>
+                <w:rtl/>
+              </w:rPr>
+              <w:t xml:space="preserve">عيّن فاصلة النقطة من</w:t>
+            </w:r>
+            <w:r>
+              <w:rPr>
+                <w:rtl/>
+              </w:rPr>
+              <w:t xml:space="preserve"> </w:t>
+            </w:r>
             <m:oMath>
               <m:d>
                 <m:dPr>
@@ -1198,7 +1174,7 @@
                     </m:e>
                     <m:sub>
                       <m:r>
-                        <m:t>g</m:t>
+                        <m:t>f</m:t>
                       </m:r>
                     </m:sub>
                   </m:sSub>
@@ -1215,1036 +1191,30 @@
               <w:rPr>
                 <w:rtl/>
               </w:rPr>
-              <w:t xml:space="preserve">التمثيل البياني لدالة</w:t>
-            </w:r>
-            <w:r>
-              <w:rPr>
-                <w:rtl/>
-              </w:rPr>
-              <w:t xml:space="preserve"> </w:t>
-            </w:r>
-            <m:oMath>
-              <m:r>
-                <m:t>g</m:t>
-              </m:r>
-            </m:oMath>
-            <w:r>
-              <w:rPr>
-                <w:rtl/>
-              </w:rPr>
-              <w:t xml:space="preserve"> </w:t>
-            </w:r>
-            <w:r>
-              <w:rPr>
-                <w:rtl/>
-              </w:rPr>
-              <w:t xml:space="preserve">معرّفة وقابلة للاشتقاق على</w:t>
-            </w:r>
-            <w:r>
-              <w:rPr>
-                <w:rtl/>
-              </w:rPr>
-              <w:t xml:space="preserve"> </w:t>
-            </w:r>
-            <m:oMath>
-              <m:r>
-                <m:rPr>
-                  <m:sty m:val="p"/>
-                  <m:scr m:val="double-struck"/>
-                </m:rPr>
-                <m:t>R</m:t>
-              </m:r>
-            </m:oMath>
-            <w:r>
-              <w:rPr>
-                <w:rtl/>
-              </w:rPr>
-              <w:t xml:space="preserve">. المستقيم</w:t>
-            </w:r>
-            <w:r>
-              <w:rPr>
-                <w:rtl/>
-              </w:rPr>
-              <w:t xml:space="preserve"> </w:t>
-            </w:r>
-            <m:oMath>
-              <m:d>
-                <m:dPr>
-                  <m:begChr m:val="("/>
-                  <m:endChr m:val=")"/>
-                  <m:sepChr m:val=""/>
-                  <m:grow/>
-                </m:dPr>
-                <m:e>
-                  <m:r>
-                    <m:t>T</m:t>
-                  </m:r>
-                </m:e>
-              </m:d>
-            </m:oMath>
-            <w:r>
-              <w:rPr>
-                <w:rtl/>
-              </w:rPr>
-              <w:t xml:space="preserve"> </w:t>
-            </w:r>
-            <w:r>
-              <w:rPr>
-                <w:rtl/>
-              </w:rPr>
-              <w:t xml:space="preserve">مماس لـ</w:t>
-            </w:r>
-            <w:r>
-              <w:rPr>
-                <w:rtl/>
-              </w:rPr>
-              <w:t xml:space="preserve"> </w:t>
-            </w:r>
-            <m:oMath>
-              <m:d>
-                <m:dPr>
-                  <m:begChr m:val="("/>
-                  <m:endChr m:val=")"/>
-                  <m:sepChr m:val=""/>
-                  <m:grow/>
-                </m:dPr>
-                <m:e>
-                  <m:sSub>
-                    <m:e>
-                      <m:r>
-                        <m:t>C</m:t>
-                      </m:r>
-                    </m:e>
-                    <m:sub>
-                      <m:r>
-                        <m:t>g</m:t>
-                      </m:r>
-                    </m:sub>
-                  </m:sSub>
-                </m:e>
-              </m:d>
-            </m:oMath>
-            <w:r>
-              <w:rPr>
-                <w:rtl/>
-              </w:rPr>
-              <w:t xml:space="preserve"> </w:t>
-            </w:r>
-            <w:r>
-              <w:rPr>
-                <w:rtl/>
-              </w:rPr>
-              <w:t xml:space="preserve">عند النقطة</w:t>
-            </w:r>
-            <w:r>
-              <w:rPr>
-                <w:rtl/>
-              </w:rPr>
-              <w:t xml:space="preserve"> </w:t>
-            </w:r>
-            <m:oMath>
-              <m:r>
-                <m:t>A</m:t>
-              </m:r>
-              <m:d>
-                <m:dPr>
-                  <m:begChr m:val="("/>
-                  <m:endChr m:val=")"/>
-                  <m:sepChr m:val=""/>
-                  <m:grow/>
-                </m:dPr>
-                <m:e>
-                  <m:r>
-                    <m:t>0</m:t>
-                  </m:r>
-                  <m:r>
-                    <m:rPr>
-                      <m:sty m:val="p"/>
-                    </m:rPr>
-                    <m:t>;</m:t>
-                  </m:r>
-                  <m:r>
-                    <m:t>1</m:t>
-                  </m:r>
-                </m:e>
-              </m:d>
-            </m:oMath>
-            <w:r>
-              <w:rPr>
-                <w:rtl/>
-              </w:rPr>
-              <w:t xml:space="preserve"> </w:t>
-            </w:r>
-            <w:r>
-              <w:rPr>
-                <w:rtl/>
-              </w:rPr>
-              <w:t xml:space="preserve">ويشمل النقطة</w:t>
-            </w:r>
-            <w:r>
-              <w:rPr>
-                <w:rtl/>
-              </w:rPr>
-              <w:t xml:space="preserve"> </w:t>
-            </w:r>
-            <m:oMath>
-              <m:r>
-                <m:t>B</m:t>
-              </m:r>
-              <m:d>
-                <m:dPr>
-                  <m:begChr m:val="("/>
-                  <m:endChr m:val=")"/>
-                  <m:sepChr m:val=""/>
-                  <m:grow/>
-                </m:dPr>
-                <m:e>
-                  <m:r>
-                    <m:t>1</m:t>
-                  </m:r>
-                  <m:r>
-                    <m:rPr>
-                      <m:sty m:val="p"/>
-                    </m:rPr>
-                    <m:t>;</m:t>
-                  </m:r>
-                  <m:r>
-                    <m:rPr>
-                      <m:sty m:val="p"/>
-                    </m:rPr>
-                    <m:t>−</m:t>
-                  </m:r>
-                  <m:r>
-                    <m:t>2</m:t>
-                  </m:r>
-                </m:e>
-              </m:d>
-            </m:oMath>
-            <w:r>
-              <w:rPr>
-                <w:rtl/>
-              </w:rPr>
-              <w:t xml:space="preserve"> </w:t>
-            </w:r>
-            <w:r>
-              <w:rPr>
-                <w:rtl/>
-              </w:rPr>
-              <w:t xml:space="preserve">، والمماسان عند النقطتين ذات الفاصلتين</w:t>
-            </w:r>
-            <w:r>
-              <w:rPr>
-                <w:rtl/>
-              </w:rPr>
-              <w:t xml:space="preserve"> </w:t>
-            </w:r>
-            <m:oMath>
-              <m:r>
-                <m:rPr>
-                  <m:sty m:val="p"/>
-                </m:rPr>
-                <m:t>−</m:t>
-              </m:r>
-              <m:r>
-                <m:t>1</m:t>
-              </m:r>
-            </m:oMath>
-            <w:r>
-              <w:rPr>
-                <w:rtl/>
-              </w:rPr>
-              <w:t xml:space="preserve"> </w:t>
-            </w:r>
-            <w:r>
-              <w:rPr>
-                <w:rtl/>
-              </w:rPr>
-              <w:t xml:space="preserve">و</w:t>
-            </w:r>
-            <w:r>
-              <w:rPr>
-                <w:rtl/>
-              </w:rPr>
-              <w:t xml:space="preserve"> </w:t>
-            </w:r>
-            <m:oMath>
-              <m:r>
-                <m:t>1</m:t>
-              </m:r>
-            </m:oMath>
-            <w:r>
-              <w:rPr>
-                <w:rtl/>
-              </w:rPr>
-              <w:t xml:space="preserve"> </w:t>
-            </w:r>
-            <w:r>
-              <w:rPr>
-                <w:rtl/>
-              </w:rPr>
-              <w:t xml:space="preserve">يوازيان محور الفواصل.</w:t>
-            </w:r>
-          </w:p>
-          <w:p>
-            <w:pPr>
-              <w:bidi/>
-              <w:jc w:val="center"/>
-            </w:pPr>
-            <w:r>
-              <w:rPr>
-                <w:rtl/>
-              </w:rPr>
-              <w:drawing>
-                <wp:inline>
-                  <wp:extent cx="2098548" cy="1997964"/>
-                  <wp:docPr id="1" name="Picture 1"/>
-                  <wp:cNvGraphicFramePr>
-                    <a:graphicFrameLocks noChangeAspect="1"/>
-                  </wp:cNvGraphicFramePr>
-                  <a:graphic>
-                    <a:graphicData uri="http://schemas.openxmlformats.org/drawingml/2006/picture">
-                      <pic:pic>
-                        <pic:nvPicPr>
-                          <pic:cNvPr id="0" name="554b80d9f02920d7.png"/>
-                          <pic:cNvPicPr/>
-                        </pic:nvPicPr>
-                        <pic:blipFill>
-                          <a:blip r:embed="rId9"/>
-                          <a:stretch>
-                            <a:fillRect/>
-                          </a:stretch>
-                        </pic:blipFill>
-                        <pic:spPr>
-                          <a:xfrm>
-                            <a:off x="0" y="0"/>
-                            <a:ext cx="2098548" cy="1997964"/>
-                          </a:xfrm>
-                          <a:prstGeom prst="rect"/>
-                        </pic:spPr>
-                      </pic:pic>
-                    </a:graphicData>
-                  </a:graphic>
-                </wp:inline>
-              </w:drawing>
-            </w:r>
-          </w:p>
-          <w:p>
-            <w:pPr>
-              <w:bidi/>
-            </w:pPr>
-            <w:r>
-              <w:rPr>
-                <w:b/>
-                <w:bCs/>
-                <w:rtl/>
-              </w:rPr>
-              <w:t xml:space="preserve">1.</w:t>
-            </w:r>
-            <w:r>
-              <w:rPr>
-                <w:rtl/>
-              </w:rPr>
-              <w:t xml:space="preserve"> </w:t>
-            </w:r>
-            <w:r>
-              <w:rPr>
-                <w:rtl/>
-              </w:rPr>
-              <w:t xml:space="preserve">بقراءة بيانية عيّن:</w:t>
-            </w:r>
-            <w:r>
-              <w:rPr>
-                <w:rtl/>
-              </w:rPr>
-              <w:t xml:space="preserve"> </w:t>
-            </w:r>
-            <m:oMath>
-              <m:r>
-                <m:t>g</m:t>
-              </m:r>
-              <m:d>
-                <m:dPr>
-                  <m:begChr m:val="("/>
-                  <m:endChr m:val=")"/>
-                  <m:sepChr m:val=""/>
-                  <m:grow/>
-                </m:dPr>
-                <m:e>
-                  <m:r>
-                    <m:rPr>
-                      <m:sty m:val="p"/>
-                    </m:rPr>
-                    <m:t>−</m:t>
-                  </m:r>
-                  <m:r>
-                    <m:t>1</m:t>
-                  </m:r>
-                </m:e>
-              </m:d>
-            </m:oMath>
-            <w:r>
-              <w:rPr>
-                <w:rtl/>
-              </w:rPr>
-              <w:t xml:space="preserve"> </w:t>
-            </w:r>
-            <w:r>
-              <w:rPr>
-                <w:rtl/>
-              </w:rPr>
-              <w:t xml:space="preserve">،</w:t>
-            </w:r>
-            <w:r>
-              <w:rPr>
-                <w:rtl/>
-              </w:rPr>
-              <w:t xml:space="preserve"> </w:t>
-            </w:r>
-            <m:oMath>
-              <m:r>
-                <m:t>g</m:t>
-              </m:r>
-              <m:d>
-                <m:dPr>
-                  <m:begChr m:val="("/>
-                  <m:endChr m:val=")"/>
-                  <m:sepChr m:val=""/>
-                  <m:grow/>
-                </m:dPr>
-                <m:e>
-                  <m:r>
-                    <m:t>0</m:t>
-                  </m:r>
-                </m:e>
-              </m:d>
-            </m:oMath>
-            <w:r>
-              <w:rPr>
-                <w:rtl/>
-              </w:rPr>
-              <w:t xml:space="preserve"> </w:t>
-            </w:r>
-            <w:r>
-              <w:rPr>
-                <w:rtl/>
-              </w:rPr>
-              <w:t xml:space="preserve">،</w:t>
-            </w:r>
-            <w:r>
-              <w:rPr>
-                <w:rtl/>
-              </w:rPr>
-              <w:t xml:space="preserve"> </w:t>
-            </w:r>
-            <m:oMath>
-              <m:r>
-                <m:t>g</m:t>
-              </m:r>
-              <m:d>
-                <m:dPr>
-                  <m:begChr m:val="("/>
-                  <m:endChr m:val=")"/>
-                  <m:sepChr m:val=""/>
-                  <m:grow/>
-                </m:dPr>
-                <m:e>
-                  <m:r>
-                    <m:t>1</m:t>
-                  </m:r>
-                </m:e>
-              </m:d>
-            </m:oMath>
-            <w:r>
-              <w:rPr>
-                <w:rtl/>
-              </w:rPr>
-              <w:t xml:space="preserve"> </w:t>
-            </w:r>
-            <w:r>
-              <w:rPr>
-                <w:rtl/>
-              </w:rPr>
-              <w:t xml:space="preserve">،</w:t>
-            </w:r>
-            <w:r>
-              <w:rPr>
-                <w:rtl/>
-              </w:rPr>
-              <w:t xml:space="preserve"> </w:t>
-            </w:r>
-            <m:oMath>
-              <m:sSup>
-                <m:e>
-                  <m:r>
-                    <m:t>g</m:t>
-                  </m:r>
-                </m:e>
-                <m:sup>
-                  <m:r>
-                    <m:rPr>
-                      <m:sty m:val="p"/>
-                    </m:rPr>
-                    <m:t>′</m:t>
-                  </m:r>
-                </m:sup>
-              </m:sSup>
-              <m:d>
-                <m:dPr>
-                  <m:begChr m:val="("/>
-                  <m:endChr m:val=")"/>
-                  <m:sepChr m:val=""/>
-                  <m:grow/>
-                </m:dPr>
-                <m:e>
-                  <m:r>
-                    <m:rPr>
-                      <m:sty m:val="p"/>
-                    </m:rPr>
-                    <m:t>−</m:t>
-                  </m:r>
-                  <m:r>
-                    <m:t>1</m:t>
-                  </m:r>
-                </m:e>
-              </m:d>
-            </m:oMath>
-            <w:r>
-              <w:rPr>
-                <w:rtl/>
-              </w:rPr>
-              <w:t xml:space="preserve"> </w:t>
-            </w:r>
-            <w:r>
-              <w:rPr>
-                <w:rtl/>
-              </w:rPr>
-              <w:t xml:space="preserve">،</w:t>
-            </w:r>
-            <w:r>
-              <w:rPr>
-                <w:rtl/>
-              </w:rPr>
-              <w:t xml:space="preserve"> </w:t>
-            </w:r>
-            <m:oMath>
-              <m:sSup>
-                <m:e>
-                  <m:r>
-                    <m:t>g</m:t>
-                  </m:r>
-                </m:e>
-                <m:sup>
-                  <m:r>
-                    <m:rPr>
-                      <m:sty m:val="p"/>
-                    </m:rPr>
-                    <m:t>′</m:t>
-                  </m:r>
-                </m:sup>
-              </m:sSup>
-              <m:d>
-                <m:dPr>
-                  <m:begChr m:val="("/>
-                  <m:endChr m:val=")"/>
-                  <m:sepChr m:val=""/>
-                  <m:grow/>
-                </m:dPr>
-                <m:e>
-                  <m:r>
-                    <m:t>1</m:t>
-                  </m:r>
-                </m:e>
-              </m:d>
-            </m:oMath>
-            <w:r>
-              <w:rPr>
-                <w:rtl/>
-              </w:rPr>
-              <w:t xml:space="preserve">.</w:t>
-            </w:r>
-          </w:p>
-          <w:p>
-            <w:pPr>
-              <w:bidi/>
-            </w:pPr>
-            <w:r>
-              <w:rPr>
-                <w:b/>
-                <w:bCs/>
-                <w:rtl/>
-              </w:rPr>
-              <w:t xml:space="preserve">2.</w:t>
-            </w:r>
-            <w:r>
-              <w:rPr>
-                <w:rtl/>
-              </w:rPr>
-              <w:t xml:space="preserve"> </w:t>
-            </w:r>
-            <w:r>
-              <w:rPr>
-                <w:rtl/>
-              </w:rPr>
-              <w:t xml:space="preserve">احسب</w:t>
-            </w:r>
-            <w:r>
-              <w:rPr>
-                <w:rtl/>
-              </w:rPr>
-              <w:t xml:space="preserve"> </w:t>
-            </w:r>
-            <m:oMath>
-              <m:sSup>
-                <m:e>
-                  <m:r>
-                    <m:t>g</m:t>
-                  </m:r>
-                </m:e>
-                <m:sup>
-                  <m:r>
-                    <m:rPr>
-                      <m:sty m:val="p"/>
-                    </m:rPr>
-                    <m:t>′</m:t>
-                  </m:r>
-                </m:sup>
-              </m:sSup>
-              <m:d>
-                <m:dPr>
-                  <m:begChr m:val="("/>
-                  <m:endChr m:val=")"/>
-                  <m:sepChr m:val=""/>
-                  <m:grow/>
-                </m:dPr>
-                <m:e>
-                  <m:r>
-                    <m:t>0</m:t>
-                  </m:r>
-                </m:e>
-              </m:d>
-            </m:oMath>
-            <w:r>
-              <w:rPr>
-                <w:rtl/>
-              </w:rPr>
-              <w:t xml:space="preserve"> </w:t>
-            </w:r>
-            <w:r>
-              <w:rPr>
-                <w:rtl/>
-              </w:rPr>
-              <w:t xml:space="preserve">، ثم اكتب معادلة للمماس</w:t>
-            </w:r>
-            <w:r>
-              <w:rPr>
-                <w:rtl/>
-              </w:rPr>
-              <w:t xml:space="preserve"> </w:t>
-            </w:r>
-            <m:oMath>
-              <m:d>
-                <m:dPr>
-                  <m:begChr m:val="("/>
-                  <m:endChr m:val=")"/>
-                  <m:sepChr m:val=""/>
-                  <m:grow/>
-                </m:dPr>
-                <m:e>
-                  <m:r>
-                    <m:t>T</m:t>
-                  </m:r>
-                </m:e>
-              </m:d>
-            </m:oMath>
-            <w:r>
-              <w:rPr>
-                <w:rtl/>
-              </w:rPr>
-              <w:t xml:space="preserve">.</w:t>
-            </w:r>
-          </w:p>
-          <w:p>
-            <w:pPr>
-              <w:bidi/>
-            </w:pPr>
-            <w:r>
-              <w:rPr>
-                <w:b/>
-                <w:bCs/>
-                <w:rtl/>
-              </w:rPr>
-              <w:t xml:space="preserve">3.</w:t>
-            </w:r>
-            <w:r>
-              <w:rPr>
-                <w:rtl/>
-              </w:rPr>
-              <w:t xml:space="preserve"> </w:t>
-            </w:r>
-            <w:r>
-              <w:rPr>
-                <w:rtl/>
-              </w:rPr>
-              <w:t xml:space="preserve">شكّل جدول تغيّرات الدالة</w:t>
-            </w:r>
-            <w:r>
-              <w:rPr>
-                <w:rtl/>
-              </w:rPr>
-              <w:t xml:space="preserve"> </w:t>
-            </w:r>
-            <m:oMath>
-              <m:r>
-                <m:t>g</m:t>
-              </m:r>
-            </m:oMath>
-            <w:r>
-              <w:rPr>
-                <w:rtl/>
-              </w:rPr>
-              <w:t xml:space="preserve"> </w:t>
-            </w:r>
-            <w:r>
-              <w:rPr>
-                <w:rtl/>
-              </w:rPr>
-              <w:t xml:space="preserve">على المجال</w:t>
-            </w:r>
-            <w:r>
-              <w:rPr>
-                <w:rtl/>
-              </w:rPr>
-              <w:t xml:space="preserve"> </w:t>
-            </w:r>
-            <m:oMath>
-              <m:d>
-                <m:dPr>
-                  <m:begChr m:val="["/>
-                  <m:endChr m:val="]"/>
-                  <m:sepChr m:val=""/>
-                  <m:grow/>
-                </m:dPr>
-                <m:e>
-                  <m:r>
-                    <m:rPr>
-                      <m:sty m:val="p"/>
-                    </m:rPr>
-                    <m:t>−</m:t>
-                  </m:r>
-                  <m:r>
-                    <m:t>2</m:t>
-                  </m:r>
-                  <m:r>
-                    <m:rPr>
-                      <m:sty m:val="p"/>
-                    </m:rPr>
-                    <m:t>;</m:t>
-                  </m:r>
-                  <m:r>
-                    <m:t>2</m:t>
-                  </m:r>
-                </m:e>
-              </m:d>
-            </m:oMath>
-            <w:r>
-              <w:rPr>
-                <w:rtl/>
-              </w:rPr>
-              <w:t xml:space="preserve"> </w:t>
-            </w:r>
-            <w:r>
-              <w:rPr>
-                <w:rtl/>
-              </w:rPr>
-              <w:t xml:space="preserve">، ثم استنتج إشارة</w:t>
-            </w:r>
-            <w:r>
-              <w:rPr>
-                <w:rtl/>
-              </w:rPr>
-              <w:t xml:space="preserve"> </w:t>
-            </w:r>
-            <m:oMath>
-              <m:sSup>
-                <m:e>
-                  <m:r>
-                    <m:t>g</m:t>
-                  </m:r>
-                </m:e>
-                <m:sup>
-                  <m:r>
-                    <m:rPr>
-                      <m:sty m:val="p"/>
-                    </m:rPr>
-                    <m:t>′</m:t>
-                  </m:r>
-                </m:sup>
-              </m:sSup>
-              <m:d>
-                <m:dPr>
-                  <m:begChr m:val="("/>
-                  <m:endChr m:val=")"/>
-                  <m:sepChr m:val=""/>
-                  <m:grow/>
-                </m:dPr>
-                <m:e>
-                  <m:r>
-                    <m:t>x</m:t>
-                  </m:r>
-                </m:e>
-              </m:d>
-            </m:oMath>
-            <w:r>
-              <w:rPr>
-                <w:rtl/>
-              </w:rPr>
-              <w:t xml:space="preserve">.</w:t>
-            </w:r>
-          </w:p>
-          <w:p>
-            <w:pPr>
-              <w:bidi/>
-            </w:pPr>
-            <w:r>
-              <w:rPr>
-                <w:b/>
-                <w:bCs/>
-                <w:rtl/>
-              </w:rPr>
-              <w:t xml:space="preserve">4.</w:t>
-            </w:r>
-            <w:r>
-              <w:rPr>
-                <w:rtl/>
-              </w:rPr>
-              <w:t xml:space="preserve"> </w:t>
-            </w:r>
-            <w:r>
-              <w:rPr>
-                <w:rtl/>
-              </w:rPr>
-              <w:t xml:space="preserve">نقبل أن</w:t>
-            </w:r>
-            <w:r>
-              <w:rPr>
-                <w:rtl/>
-              </w:rPr>
-              <w:t xml:space="preserve"> </w:t>
-            </w:r>
-            <m:oMath>
-              <m:r>
-                <m:t>g</m:t>
-              </m:r>
-              <m:d>
-                <m:dPr>
-                  <m:begChr m:val="("/>
-                  <m:endChr m:val=")"/>
-                  <m:sepChr m:val=""/>
-                  <m:grow/>
-                </m:dPr>
-                <m:e>
-                  <m:r>
-                    <m:t>x</m:t>
-                  </m:r>
-                </m:e>
-              </m:d>
-              <m:r>
-                <m:rPr>
-                  <m:sty m:val="p"/>
-                </m:rPr>
-                <m:t>=</m:t>
-              </m:r>
-              <m:sSup>
-                <m:e>
-                  <m:r>
-                    <m:t>x</m:t>
-                  </m:r>
-                </m:e>
-                <m:sup>
-                  <m:r>
-                    <m:t>3</m:t>
-                  </m:r>
-                </m:sup>
-              </m:sSup>
-              <m:r>
-                <m:rPr>
-                  <m:sty m:val="p"/>
-                </m:rPr>
-                <m:t>+</m:t>
-              </m:r>
-              <m:r>
-                <m:t>a</m:t>
-              </m:r>
-              <m:r>
-                <m:t>x</m:t>
-              </m:r>
-              <m:r>
-                <m:rPr>
-                  <m:sty m:val="p"/>
-                </m:rPr>
-                <m:t>+</m:t>
-              </m:r>
-              <m:r>
-                <m:t>b</m:t>
-              </m:r>
-            </m:oMath>
-            <w:r>
-              <w:rPr>
-                <w:rtl/>
-              </w:rPr>
-              <w:t xml:space="preserve">. باستعمال النتائج السابقة عيّن العددين الحقيقيين</w:t>
-            </w:r>
-            <w:r>
-              <w:rPr>
-                <w:rtl/>
-              </w:rPr>
-              <w:t xml:space="preserve"> </w:t>
-            </w:r>
-            <m:oMath>
-              <m:r>
-                <m:t>a</m:t>
-              </m:r>
-            </m:oMath>
-            <w:r>
-              <w:rPr>
-                <w:rtl/>
-              </w:rPr>
-              <w:t xml:space="preserve"> </w:t>
-            </w:r>
-            <w:r>
-              <w:rPr>
-                <w:rtl/>
-              </w:rPr>
-              <w:t xml:space="preserve">و</w:t>
-            </w:r>
-            <w:r>
-              <w:rPr>
-                <w:rtl/>
-              </w:rPr>
-              <w:t xml:space="preserve"> </w:t>
-            </w:r>
-            <m:oMath>
-              <m:r>
-                <m:t>b</m:t>
-              </m:r>
-            </m:oMath>
-            <w:r>
-              <w:rPr>
-                <w:rtl/>
-              </w:rPr>
-              <w:t xml:space="preserve">.</w:t>
-            </w:r>
-          </w:p>
-          <w:p>
-            <w:pPr>
-              <w:bidi/>
-            </w:pPr>
-            <w:r>
-              <w:rPr>
-                <w:b/>
-                <w:bCs/>
-                <w:rtl/>
-              </w:rPr>
-              <w:t xml:space="preserve">5.</w:t>
-            </w:r>
-            <w:r>
-              <w:rPr>
-                <w:rtl/>
-              </w:rPr>
-              <w:t xml:space="preserve"> </w:t>
-            </w:r>
-            <w:r>
-              <w:rPr>
-                <w:rtl/>
-              </w:rPr>
-              <w:t xml:space="preserve">حدّد بيانياً عدد حلول المعادلة</w:t>
-            </w:r>
-            <w:r>
-              <w:rPr>
-                <w:rtl/>
-              </w:rPr>
-              <w:t xml:space="preserve"> </w:t>
-            </w:r>
-            <m:oMath>
-              <m:r>
-                <m:t>g</m:t>
-              </m:r>
-              <m:d>
-                <m:dPr>
-                  <m:begChr m:val="("/>
-                  <m:endChr m:val=")"/>
-                  <m:sepChr m:val=""/>
-                  <m:grow/>
-                </m:dPr>
-                <m:e>
-                  <m:r>
-                    <m:t>x</m:t>
-                  </m:r>
-                </m:e>
-              </m:d>
-              <m:r>
-                <m:rPr>
-                  <m:sty m:val="p"/>
-                </m:rPr>
-                <m:t>=</m:t>
-              </m:r>
-              <m:r>
-                <m:t>0</m:t>
-              </m:r>
-            </m:oMath>
-            <w:r>
-              <w:rPr>
-                <w:rtl/>
-              </w:rPr>
-              <w:t xml:space="preserve"> </w:t>
-            </w:r>
-            <w:r>
-              <w:rPr>
-                <w:rtl/>
-              </w:rPr>
-              <w:t xml:space="preserve">في المجال</w:t>
-            </w:r>
-            <w:r>
-              <w:rPr>
-                <w:rtl/>
-              </w:rPr>
-              <w:t xml:space="preserve"> </w:t>
-            </w:r>
-            <m:oMath>
-              <m:d>
-                <m:dPr>
-                  <m:begChr m:val="["/>
-                  <m:endChr m:val="]"/>
-                  <m:sepChr m:val=""/>
-                  <m:grow/>
-                </m:dPr>
-                <m:e>
-                  <m:r>
-                    <m:rPr>
-                      <m:sty m:val="p"/>
-                    </m:rPr>
-                    <m:t>−</m:t>
-                  </m:r>
-                  <m:r>
-                    <m:t>2</m:t>
-                  </m:r>
-                  <m:r>
-                    <m:rPr>
-                      <m:sty m:val="p"/>
-                    </m:rPr>
-                    <m:t>;</m:t>
-                  </m:r>
-                  <m:r>
-                    <m:t>2</m:t>
-                  </m:r>
-                </m:e>
-              </m:d>
-            </m:oMath>
-            <w:r>
-              <w:rPr>
-                <w:rtl/>
-              </w:rPr>
-              <w:t xml:space="preserve">.</w:t>
+              <w:t xml:space="preserve">التي يشمل المماس عندها مبدأ المعلم</w:t>
+            </w:r>
+            <w:r>
+              <w:rPr>
+                <w:rtl/>
+              </w:rPr>
+              <w:t xml:space="preserve"> </w:t>
+            </w:r>
+            <m:oMath>
+              <m:r>
+                <m:t>O</m:t>
+              </m:r>
+            </m:oMath>
+            <w:r>
+              <w:rPr>
+                <w:rtl/>
+              </w:rPr>
+              <w:t xml:space="preserve"> </w:t>
+            </w:r>
+            <w:r>
+              <w:rPr>
+                <w:rtl/>
+              </w:rPr>
+              <w:t xml:space="preserve">، ثم اكتب معادلة هذا المماس.</w:t>
             </w:r>
           </w:p>
         </w:tc>
@@ -2300,7 +1270,7 @@
                 <w:color w:val="FFFFFF"/>
                 <w:rtl/>
               </w:rPr>
-              <w:t xml:space="preserve">التمرين 3: الاحتمالات (08 نقاط)</w:t>
+              <w:t xml:space="preserve">التمرين 2: الاشتقاقية: قراءة بيانية (05 نقاط)</w:t>
             </w:r>
           </w:p>
         </w:tc>
@@ -2315,450 +1285,7 @@
             <w:pPr>
               <w:bidi/>
             </w:pPr>
-            <w:r>
-              <w:rPr>
-                <w:rtl/>
-              </w:rPr>
-              <w:t xml:space="preserve">نرمي مرتين متتاليتين حجر نرد رباعي الوجوه منتظماً ، وجوهه مرقمة من</w:t>
-            </w:r>
-            <w:r>
-              <w:rPr>
-                <w:rtl/>
-              </w:rPr>
-              <w:t xml:space="preserve"> </w:t>
-            </w:r>
-            <m:oMath>
-              <m:r>
-                <m:t>1</m:t>
-              </m:r>
-            </m:oMath>
-            <w:r>
-              <w:rPr>
-                <w:rtl/>
-              </w:rPr>
-              <w:t xml:space="preserve"> </w:t>
-            </w:r>
-            <w:r>
-              <w:rPr>
-                <w:rtl/>
-              </w:rPr>
-              <w:t xml:space="preserve">إلى</w:t>
-            </w:r>
-            <w:r>
-              <w:rPr>
-                <w:rtl/>
-              </w:rPr>
-              <w:t xml:space="preserve"> </w:t>
-            </w:r>
-            <m:oMath>
-              <m:r>
-                <m:t>4</m:t>
-              </m:r>
-            </m:oMath>
-            <w:r>
-              <w:rPr>
-                <w:rtl/>
-              </w:rPr>
-              <w:t xml:space="preserve"> </w:t>
-            </w:r>
-            <w:r>
-              <w:rPr>
-                <w:rtl/>
-              </w:rPr>
-              <w:t xml:space="preserve">، ونسجّل الرقم الظاهر على الوجه المخفي في كل رمية.</w:t>
-            </w:r>
-          </w:p>
-          <w:p>
-            <w:pPr>
-              <w:bidi/>
-            </w:pPr>
-            <w:r>
-              <w:rPr>
-                <w:b/>
-                <w:bCs/>
-                <w:rtl/>
-              </w:rPr>
-              <w:t xml:space="preserve">1.</w:t>
-            </w:r>
-            <w:r>
-              <w:rPr>
-                <w:rtl/>
-              </w:rPr>
-              <w:t xml:space="preserve"> </w:t>
-            </w:r>
-            <w:r>
-              <w:rPr>
-                <w:rtl/>
-              </w:rPr>
-              <w:t xml:space="preserve">مثّل مجموعة الإمكانيات بجدول ذي مدخلين ، ثم عيّن عددها.</w:t>
-            </w:r>
-          </w:p>
-          <w:p>
-            <w:pPr>
-              <w:bidi/>
-            </w:pPr>
-            <w:r>
-              <w:rPr>
-                <w:b/>
-                <w:bCs/>
-                <w:rtl/>
-              </w:rPr>
-              <w:t xml:space="preserve">2.</w:t>
-            </w:r>
-            <w:r>
-              <w:rPr>
-                <w:rtl/>
-              </w:rPr>
-              <w:t xml:space="preserve"> </w:t>
-            </w:r>
-            <w:r>
-              <w:rPr>
-                <w:rtl/>
-              </w:rPr>
-              <w:t xml:space="preserve">احسب احتمال كل حادثة من الحوادث التالية:</w:t>
-            </w:r>
-          </w:p>
-          <w:p>
-            <w:pPr>
-              <w:bidi/>
-              <w:ind w:left="567"/>
-            </w:pPr>
-            <w:r>
-              <w:rPr>
-                <w:rtl/>
-              </w:rPr>
-              <w:t xml:space="preserve"/>
-            </w:r>
-            <w:r>
-              <w:rPr>
-                <w:b/>
-                <w:bCs/>
-                <w:rtl/>
-              </w:rPr>
-              <w:t xml:space="preserve">(أ)</w:t>
-            </w:r>
-            <w:r>
-              <w:rPr>
-                <w:rtl/>
-              </w:rPr>
-              <w:t xml:space="preserve"> </w:t>
-            </w:r>
-            <m:oMath>
-              <m:r>
-                <m:t>A</m:t>
-              </m:r>
-            </m:oMath>
-            <w:r>
-              <w:rPr>
-                <w:rtl/>
-              </w:rPr>
-              <w:t xml:space="preserve">: «الرقمان متساويان».</w:t>
-            </w:r>
-          </w:p>
-          <w:p>
-            <w:pPr>
-              <w:bidi/>
-              <w:ind w:left="567"/>
-            </w:pPr>
-            <w:r>
-              <w:rPr>
-                <w:rtl/>
-              </w:rPr>
-              <w:t xml:space="preserve"/>
-            </w:r>
-            <w:r>
-              <w:rPr>
-                <w:b/>
-                <w:bCs/>
-                <w:rtl/>
-              </w:rPr>
-              <w:t xml:space="preserve">(ب)</w:t>
-            </w:r>
-            <w:r>
-              <w:rPr>
-                <w:rtl/>
-              </w:rPr>
-              <w:t xml:space="preserve"> </w:t>
-            </w:r>
-            <m:oMath>
-              <m:r>
-                <m:t>B</m:t>
-              </m:r>
-            </m:oMath>
-            <w:r>
-              <w:rPr>
-                <w:rtl/>
-              </w:rPr>
-              <w:t xml:space="preserve">: «مجموع الرقمين يساوي</w:t>
-            </w:r>
-            <w:r>
-              <w:rPr>
-                <w:rtl/>
-              </w:rPr>
-              <w:t xml:space="preserve"> </w:t>
-            </w:r>
-            <m:oMath>
-              <m:r>
-                <m:t>5</m:t>
-              </m:r>
-            </m:oMath>
-            <w:r>
-              <w:rPr>
-                <w:rtl/>
-              </w:rPr>
-              <w:t xml:space="preserve">».</w:t>
-            </w:r>
-          </w:p>
-          <w:p>
-            <w:pPr>
-              <w:bidi/>
-              <w:ind w:left="567"/>
-            </w:pPr>
-            <w:r>
-              <w:rPr>
-                <w:rtl/>
-              </w:rPr>
-              <w:t xml:space="preserve"/>
-            </w:r>
-            <w:r>
-              <w:rPr>
-                <w:b/>
-                <w:bCs/>
-                <w:rtl/>
-              </w:rPr>
-              <w:t xml:space="preserve">(جـ)</w:t>
-            </w:r>
-            <w:r>
-              <w:rPr>
-                <w:rtl/>
-              </w:rPr>
-              <w:t xml:space="preserve"> </w:t>
-            </w:r>
-            <m:oMath>
-              <m:r>
-                <m:t>C</m:t>
-              </m:r>
-            </m:oMath>
-            <w:r>
-              <w:rPr>
-                <w:rtl/>
-              </w:rPr>
-              <w:t xml:space="preserve">: «الرقم</w:t>
-            </w:r>
-            <w:r>
-              <w:rPr>
-                <w:rtl/>
-              </w:rPr>
-              <w:t xml:space="preserve"> </w:t>
-            </w:r>
-            <m:oMath>
-              <m:r>
-                <m:t>4</m:t>
-              </m:r>
-            </m:oMath>
-            <w:r>
-              <w:rPr>
-                <w:rtl/>
-              </w:rPr>
-              <w:t xml:space="preserve"> </w:t>
-            </w:r>
-            <w:r>
-              <w:rPr>
-                <w:rtl/>
-              </w:rPr>
-              <w:t xml:space="preserve">يظهر مرة واحدة على الأقل».</w:t>
-            </w:r>
-          </w:p>
-          <w:p>
-            <w:pPr>
-              <w:bidi/>
-              <w:ind w:left="567"/>
-            </w:pPr>
-            <w:r>
-              <w:rPr>
-                <w:rtl/>
-              </w:rPr>
-              <w:t xml:space="preserve"/>
-            </w:r>
-            <w:r>
-              <w:rPr>
-                <w:b/>
-                <w:bCs/>
-                <w:rtl/>
-              </w:rPr>
-              <w:t xml:space="preserve">(د)</w:t>
-            </w:r>
-            <w:r>
-              <w:rPr>
-                <w:rtl/>
-              </w:rPr>
-              <w:t xml:space="preserve"> </w:t>
-            </w:r>
-            <m:oMath>
-              <m:r>
-                <m:t>A</m:t>
-              </m:r>
-              <m:r>
-                <m:rPr>
-                  <m:sty m:val="p"/>
-                </m:rPr>
-                <m:t>∪</m:t>
-              </m:r>
-              <m:r>
-                <m:t>C</m:t>
-              </m:r>
-            </m:oMath>
-            <w:r>
-              <w:rPr>
-                <w:rtl/>
-              </w:rPr>
-              <w:t xml:space="preserve">.</w:t>
-            </w:r>
-          </w:p>
-          <w:p>
-            <w:pPr>
-              <w:bidi/>
-            </w:pPr>
-            <w:r>
-              <w:rPr>
-                <w:b/>
-                <w:bCs/>
-                <w:rtl/>
-              </w:rPr>
-              <w:t xml:space="preserve">3.</w:t>
-            </w:r>
-            <w:r>
-              <w:rPr>
-                <w:rtl/>
-              </w:rPr>
-              <w:t xml:space="preserve"> </w:t>
-            </w:r>
-            <w:r>
-              <w:rPr>
-                <w:rtl/>
-              </w:rPr>
-              <w:t xml:space="preserve">ليكن</w:t>
-            </w:r>
-            <w:r>
-              <w:rPr>
-                <w:rtl/>
-              </w:rPr>
-              <w:t xml:space="preserve"> </w:t>
-            </w:r>
-            <m:oMath>
-              <m:r>
-                <m:t>X</m:t>
-              </m:r>
-            </m:oMath>
-            <w:r>
-              <w:rPr>
-                <w:rtl/>
-              </w:rPr>
-              <w:t xml:space="preserve"> </w:t>
-            </w:r>
-            <w:r>
-              <w:rPr>
-                <w:rtl/>
-              </w:rPr>
-              <w:t xml:space="preserve">المتغير العشوائي الذي يرفق بكل نتيجة أكبر الرقمين المسجلين (وإذا تساويا نأخذ الرقم نفسه).</w:t>
-            </w:r>
-          </w:p>
-          <w:p>
-            <w:pPr>
-              <w:bidi/>
-              <w:ind w:left="567"/>
-            </w:pPr>
-            <w:r>
-              <w:rPr>
-                <w:rtl/>
-              </w:rPr>
-              <w:t xml:space="preserve"/>
-            </w:r>
-            <w:r>
-              <w:rPr>
-                <w:b/>
-                <w:bCs/>
-                <w:rtl/>
-              </w:rPr>
-              <w:t xml:space="preserve">(أ)</w:t>
-            </w:r>
-            <w:r>
-              <w:rPr>
-                <w:rtl/>
-              </w:rPr>
-              <w:t xml:space="preserve"> </w:t>
-            </w:r>
-            <w:r>
-              <w:rPr>
-                <w:rtl/>
-              </w:rPr>
-              <w:t xml:space="preserve">عيّن القيم الممكنة للمتغير العشوائي</w:t>
-            </w:r>
-            <w:r>
-              <w:rPr>
-                <w:rtl/>
-              </w:rPr>
-              <w:t xml:space="preserve"> </w:t>
-            </w:r>
-            <m:oMath>
-              <m:r>
-                <m:t>X</m:t>
-              </m:r>
-            </m:oMath>
-            <w:r>
-              <w:rPr>
-                <w:rtl/>
-              </w:rPr>
-              <w:t xml:space="preserve"> </w:t>
-            </w:r>
-            <w:r>
-              <w:rPr>
-                <w:rtl/>
-              </w:rPr>
-              <w:t xml:space="preserve">، ثم عرّف قانون احتماله.</w:t>
-            </w:r>
-          </w:p>
-          <w:p>
-            <w:pPr>
-              <w:bidi/>
-              <w:ind w:left="567"/>
-            </w:pPr>
-            <w:r>
-              <w:rPr>
-                <w:rtl/>
-              </w:rPr>
-              <w:t xml:space="preserve"/>
-            </w:r>
-            <w:r>
-              <w:rPr>
-                <w:b/>
-                <w:bCs/>
-                <w:rtl/>
-              </w:rPr>
-              <w:t xml:space="preserve">(ب)</w:t>
-            </w:r>
-            <w:r>
-              <w:rPr>
-                <w:rtl/>
-              </w:rPr>
-              <w:t xml:space="preserve"> </w:t>
-            </w:r>
-            <w:r>
-              <w:rPr>
-                <w:rtl/>
-              </w:rPr>
-              <w:t xml:space="preserve">احسب الأمل الرياضياتي</w:t>
-            </w:r>
-            <w:r>
-              <w:rPr>
-                <w:rtl/>
-              </w:rPr>
-              <w:t xml:space="preserve"> </w:t>
-            </w:r>
-            <m:oMath>
-              <m:r>
-                <m:t>E</m:t>
-              </m:r>
+            <m:oMath>
               <m:d>
                 <m:dPr>
                   <m:begChr m:val="("/>
@@ -2767,9 +1294,18 @@
                   <m:grow/>
                 </m:dPr>
                 <m:e>
-                  <m:r>
-                    <m:t>X</m:t>
-                  </m:r>
+                  <m:sSub>
+                    <m:e>
+                      <m:r>
+                        <m:t>C</m:t>
+                      </m:r>
+                    </m:e>
+                    <m:sub>
+                      <m:r>
+                        <m:t>g</m:t>
+                      </m:r>
+                    </m:sub>
+                  </m:sSub>
                 </m:e>
               </m:d>
             </m:oMath>
@@ -2783,18 +1319,59 @@
               <w:rPr>
                 <w:rtl/>
               </w:rPr>
-              <w:t xml:space="preserve">، والتباين</w:t>
-            </w:r>
-            <w:r>
-              <w:rPr>
-                <w:rtl/>
-              </w:rPr>
-              <w:t xml:space="preserve"> </w:t>
-            </w:r>
-            <m:oMath>
-              <m:r>
-                <m:t>V</m:t>
-              </m:r>
+              <w:t xml:space="preserve">التمثيل البياني لدالة</w:t>
+            </w:r>
+            <w:r>
+              <w:rPr>
+                <w:rtl/>
+              </w:rPr>
+              <w:t xml:space="preserve"> </w:t>
+            </w:r>
+            <m:oMath>
+              <m:r>
+                <m:t>g</m:t>
+              </m:r>
+            </m:oMath>
+            <w:r>
+              <w:rPr>
+                <w:rtl/>
+              </w:rPr>
+              <w:t xml:space="preserve"> </w:t>
+            </w:r>
+            <w:r>
+              <w:rPr>
+                <w:rtl/>
+              </w:rPr>
+              <w:t xml:space="preserve">معرّفة وقابلة للاشتقاق على</w:t>
+            </w:r>
+            <w:r>
+              <w:rPr>
+                <w:rtl/>
+              </w:rPr>
+              <w:t xml:space="preserve"> </w:t>
+            </w:r>
+            <m:oMath>
+              <m:r>
+                <m:rPr>
+                  <m:sty m:val="p"/>
+                  <m:scr m:val="double-struck"/>
+                </m:rPr>
+                <m:t>R</m:t>
+              </m:r>
+            </m:oMath>
+            <w:r>
+              <w:rPr>
+                <w:rtl/>
+              </w:rPr>
+              <w:t xml:space="preserve">. المستقيم</w:t>
+            </w:r>
+            <w:r>
+              <w:rPr>
+                <w:rtl/>
+              </w:rPr>
+              <w:t xml:space="preserve"> </w:t>
+            </w:r>
+            <m:oMath>
               <m:d>
                 <m:dPr>
                   <m:begChr m:val="("/>
@@ -2804,7 +1381,7 @@
                 </m:dPr>
                 <m:e>
                   <m:r>
-                    <m:t>X</m:t>
+                    <m:t>T</m:t>
                   </m:r>
                 </m:e>
               </m:d>
@@ -2819,18 +1396,15 @@
               <w:rPr>
                 <w:rtl/>
               </w:rPr>
-              <w:t xml:space="preserve">، والانحراف المعياري</w:t>
-            </w:r>
-            <w:r>
-              <w:rPr>
-                <w:rtl/>
-              </w:rPr>
-              <w:t xml:space="preserve"> </w:t>
-            </w:r>
-            <m:oMath>
-              <m:r>
-                <m:t>σ</m:t>
-              </m:r>
+              <w:t xml:space="preserve">مماس لـ</w:t>
+            </w:r>
+            <w:r>
+              <w:rPr>
+                <w:rtl/>
+              </w:rPr>
+              <w:t xml:space="preserve"> </w:t>
+            </w:r>
+            <m:oMath>
               <m:d>
                 <m:dPr>
                   <m:begChr m:val="("/>
@@ -2839,9 +1413,18 @@
                   <m:grow/>
                 </m:dPr>
                 <m:e>
-                  <m:r>
-                    <m:t>X</m:t>
-                  </m:r>
+                  <m:sSub>
+                    <m:e>
+                      <m:r>
+                        <m:t>C</m:t>
+                      </m:r>
+                    </m:e>
+                    <m:sub>
+                      <m:r>
+                        <m:t>g</m:t>
+                      </m:r>
+                    </m:sub>
+                  </m:sSub>
                 </m:e>
               </m:d>
             </m:oMath>
@@ -2849,7 +1432,204 @@
               <w:rPr>
                 <w:rtl/>
               </w:rPr>
-              <w:t xml:space="preserve">.</w:t>
+              <w:t xml:space="preserve"> </w:t>
+            </w:r>
+            <w:r>
+              <w:rPr>
+                <w:rtl/>
+              </w:rPr>
+              <w:t xml:space="preserve">عند النقطة</w:t>
+            </w:r>
+            <w:r>
+              <w:rPr>
+                <w:rtl/>
+              </w:rPr>
+              <w:t xml:space="preserve"> </w:t>
+            </w:r>
+            <m:oMath>
+              <m:r>
+                <m:t>A</m:t>
+              </m:r>
+              <m:d>
+                <m:dPr>
+                  <m:begChr m:val="("/>
+                  <m:endChr m:val=")"/>
+                  <m:sepChr m:val=""/>
+                  <m:grow/>
+                </m:dPr>
+                <m:e>
+                  <m:r>
+                    <m:t>0</m:t>
+                  </m:r>
+                  <m:r>
+                    <m:rPr>
+                      <m:sty m:val="p"/>
+                    </m:rPr>
+                    <m:t>;</m:t>
+                  </m:r>
+                  <m:r>
+                    <m:t>1</m:t>
+                  </m:r>
+                </m:e>
+              </m:d>
+            </m:oMath>
+            <w:r>
+              <w:rPr>
+                <w:rtl/>
+              </w:rPr>
+              <w:t xml:space="preserve"> </w:t>
+            </w:r>
+            <w:r>
+              <w:rPr>
+                <w:rtl/>
+              </w:rPr>
+              <w:t xml:space="preserve">ويشمل النقطة</w:t>
+            </w:r>
+            <w:r>
+              <w:rPr>
+                <w:rtl/>
+              </w:rPr>
+              <w:t xml:space="preserve"> </w:t>
+            </w:r>
+            <m:oMath>
+              <m:r>
+                <m:t>B</m:t>
+              </m:r>
+              <m:d>
+                <m:dPr>
+                  <m:begChr m:val="("/>
+                  <m:endChr m:val=")"/>
+                  <m:sepChr m:val=""/>
+                  <m:grow/>
+                </m:dPr>
+                <m:e>
+                  <m:r>
+                    <m:t>1</m:t>
+                  </m:r>
+                  <m:r>
+                    <m:rPr>
+                      <m:sty m:val="p"/>
+                    </m:rPr>
+                    <m:t>;</m:t>
+                  </m:r>
+                  <m:r>
+                    <m:rPr>
+                      <m:sty m:val="p"/>
+                    </m:rPr>
+                    <m:t>−</m:t>
+                  </m:r>
+                  <m:r>
+                    <m:t>2</m:t>
+                  </m:r>
+                </m:e>
+              </m:d>
+            </m:oMath>
+            <w:r>
+              <w:rPr>
+                <w:rtl/>
+              </w:rPr>
+              <w:t xml:space="preserve"> </w:t>
+            </w:r>
+            <w:r>
+              <w:rPr>
+                <w:rtl/>
+              </w:rPr>
+              <w:t xml:space="preserve">، والمماسان عند النقطتين ذات الفاصلتين</w:t>
+            </w:r>
+            <w:r>
+              <w:rPr>
+                <w:rtl/>
+              </w:rPr>
+              <w:t xml:space="preserve"> </w:t>
+            </w:r>
+            <m:oMath>
+              <m:r>
+                <m:rPr>
+                  <m:sty m:val="p"/>
+                </m:rPr>
+                <m:t>−</m:t>
+              </m:r>
+              <m:r>
+                <m:t>1</m:t>
+              </m:r>
+            </m:oMath>
+            <w:r>
+              <w:rPr>
+                <w:rtl/>
+              </w:rPr>
+              <w:t xml:space="preserve"> </w:t>
+            </w:r>
+            <w:r>
+              <w:rPr>
+                <w:rtl/>
+              </w:rPr>
+              <w:t xml:space="preserve">و</w:t>
+            </w:r>
+            <w:r>
+              <w:rPr>
+                <w:rtl/>
+              </w:rPr>
+              <w:t xml:space="preserve"> </w:t>
+            </w:r>
+            <m:oMath>
+              <m:r>
+                <m:t>1</m:t>
+              </m:r>
+            </m:oMath>
+            <w:r>
+              <w:rPr>
+                <w:rtl/>
+              </w:rPr>
+              <w:t xml:space="preserve"> </w:t>
+            </w:r>
+            <w:r>
+              <w:rPr>
+                <w:rtl/>
+              </w:rPr>
+              <w:t xml:space="preserve">يوازيان محور الفواصل.</w:t>
+            </w:r>
+          </w:p>
+          <w:p>
+            <w:pPr>
+              <w:bidi/>
+              <w:jc w:val="center"/>
+            </w:pPr>
+            <w:r>
+              <w:rPr>
+                <w:rtl/>
+              </w:rPr>
+              <w:drawing>
+                <wp:inline>
+                  <wp:extent cx="2098548" cy="1997964"/>
+                  <wp:docPr id="1" name="Picture 1"/>
+                  <wp:cNvGraphicFramePr>
+                    <a:graphicFrameLocks noChangeAspect="1"/>
+                  </wp:cNvGraphicFramePr>
+                  <a:graphic>
+                    <a:graphicData uri="http://schemas.openxmlformats.org/drawingml/2006/picture">
+                      <pic:pic>
+                        <pic:nvPicPr>
+                          <pic:cNvPr id="0" name="554b80d9f02920d7.png"/>
+                          <pic:cNvPicPr/>
+                        </pic:nvPicPr>
+                        <pic:blipFill>
+                          <a:blip r:embed="rId9"/>
+                          <a:stretch>
+                            <a:fillRect/>
+                          </a:stretch>
+                        </pic:blipFill>
+                        <pic:spPr>
+                          <a:xfrm>
+                            <a:off x="0" y="0"/>
+                            <a:ext cx="2098548" cy="1997964"/>
+                          </a:xfrm>
+                          <a:prstGeom prst="rect"/>
+                        </pic:spPr>
+                      </pic:pic>
+                    </a:graphicData>
+                  </a:graphic>
+                </wp:inline>
+              </w:drawing>
             </w:r>
           </w:p>
           <w:p>
@@ -2862,6 +1642,479 @@
                 <w:bCs/>
                 <w:rtl/>
               </w:rPr>
+              <w:t xml:space="preserve">1.</w:t>
+            </w:r>
+            <w:r>
+              <w:rPr>
+                <w:rtl/>
+              </w:rPr>
+              <w:t xml:space="preserve"> </w:t>
+            </w:r>
+            <w:r>
+              <w:rPr>
+                <w:rtl/>
+              </w:rPr>
+              <w:t xml:space="preserve">بقراءة بيانية عيّن:</w:t>
+            </w:r>
+            <w:r>
+              <w:rPr>
+                <w:rtl/>
+              </w:rPr>
+              <w:t xml:space="preserve"> </w:t>
+            </w:r>
+            <m:oMath>
+              <m:r>
+                <m:t>g</m:t>
+              </m:r>
+              <m:d>
+                <m:dPr>
+                  <m:begChr m:val="("/>
+                  <m:endChr m:val=")"/>
+                  <m:sepChr m:val=""/>
+                  <m:grow/>
+                </m:dPr>
+                <m:e>
+                  <m:r>
+                    <m:rPr>
+                      <m:sty m:val="p"/>
+                    </m:rPr>
+                    <m:t>−</m:t>
+                  </m:r>
+                  <m:r>
+                    <m:t>1</m:t>
+                  </m:r>
+                </m:e>
+              </m:d>
+            </m:oMath>
+            <w:r>
+              <w:rPr>
+                <w:rtl/>
+              </w:rPr>
+              <w:t xml:space="preserve"> </w:t>
+            </w:r>
+            <w:r>
+              <w:rPr>
+                <w:rtl/>
+              </w:rPr>
+              <w:t xml:space="preserve">،</w:t>
+            </w:r>
+            <w:r>
+              <w:rPr>
+                <w:rtl/>
+              </w:rPr>
+              <w:t xml:space="preserve"> </w:t>
+            </w:r>
+            <m:oMath>
+              <m:r>
+                <m:t>g</m:t>
+              </m:r>
+              <m:d>
+                <m:dPr>
+                  <m:begChr m:val="("/>
+                  <m:endChr m:val=")"/>
+                  <m:sepChr m:val=""/>
+                  <m:grow/>
+                </m:dPr>
+                <m:e>
+                  <m:r>
+                    <m:t>0</m:t>
+                  </m:r>
+                </m:e>
+              </m:d>
+            </m:oMath>
+            <w:r>
+              <w:rPr>
+                <w:rtl/>
+              </w:rPr>
+              <w:t xml:space="preserve"> </w:t>
+            </w:r>
+            <w:r>
+              <w:rPr>
+                <w:rtl/>
+              </w:rPr>
+              <w:t xml:space="preserve">،</w:t>
+            </w:r>
+            <w:r>
+              <w:rPr>
+                <w:rtl/>
+              </w:rPr>
+              <w:t xml:space="preserve"> </w:t>
+            </w:r>
+            <m:oMath>
+              <m:r>
+                <m:t>g</m:t>
+              </m:r>
+              <m:d>
+                <m:dPr>
+                  <m:begChr m:val="("/>
+                  <m:endChr m:val=")"/>
+                  <m:sepChr m:val=""/>
+                  <m:grow/>
+                </m:dPr>
+                <m:e>
+                  <m:r>
+                    <m:t>1</m:t>
+                  </m:r>
+                </m:e>
+              </m:d>
+            </m:oMath>
+            <w:r>
+              <w:rPr>
+                <w:rtl/>
+              </w:rPr>
+              <w:t xml:space="preserve"> </w:t>
+            </w:r>
+            <w:r>
+              <w:rPr>
+                <w:rtl/>
+              </w:rPr>
+              <w:t xml:space="preserve">،</w:t>
+            </w:r>
+            <w:r>
+              <w:rPr>
+                <w:rtl/>
+              </w:rPr>
+              <w:t xml:space="preserve"> </w:t>
+            </w:r>
+            <m:oMath>
+              <m:sSup>
+                <m:e>
+                  <m:r>
+                    <m:t>g</m:t>
+                  </m:r>
+                </m:e>
+                <m:sup>
+                  <m:r>
+                    <m:rPr>
+                      <m:sty m:val="p"/>
+                    </m:rPr>
+                    <m:t>′</m:t>
+                  </m:r>
+                </m:sup>
+              </m:sSup>
+              <m:d>
+                <m:dPr>
+                  <m:begChr m:val="("/>
+                  <m:endChr m:val=")"/>
+                  <m:sepChr m:val=""/>
+                  <m:grow/>
+                </m:dPr>
+                <m:e>
+                  <m:r>
+                    <m:rPr>
+                      <m:sty m:val="p"/>
+                    </m:rPr>
+                    <m:t>−</m:t>
+                  </m:r>
+                  <m:r>
+                    <m:t>1</m:t>
+                  </m:r>
+                </m:e>
+              </m:d>
+            </m:oMath>
+            <w:r>
+              <w:rPr>
+                <w:rtl/>
+              </w:rPr>
+              <w:t xml:space="preserve"> </w:t>
+            </w:r>
+            <w:r>
+              <w:rPr>
+                <w:rtl/>
+              </w:rPr>
+              <w:t xml:space="preserve">،</w:t>
+            </w:r>
+            <w:r>
+              <w:rPr>
+                <w:rtl/>
+              </w:rPr>
+              <w:t xml:space="preserve"> </w:t>
+            </w:r>
+            <m:oMath>
+              <m:sSup>
+                <m:e>
+                  <m:r>
+                    <m:t>g</m:t>
+                  </m:r>
+                </m:e>
+                <m:sup>
+                  <m:r>
+                    <m:rPr>
+                      <m:sty m:val="p"/>
+                    </m:rPr>
+                    <m:t>′</m:t>
+                  </m:r>
+                </m:sup>
+              </m:sSup>
+              <m:d>
+                <m:dPr>
+                  <m:begChr m:val="("/>
+                  <m:endChr m:val=")"/>
+                  <m:sepChr m:val=""/>
+                  <m:grow/>
+                </m:dPr>
+                <m:e>
+                  <m:r>
+                    <m:t>1</m:t>
+                  </m:r>
+                </m:e>
+              </m:d>
+            </m:oMath>
+            <w:r>
+              <w:rPr>
+                <w:rtl/>
+              </w:rPr>
+              <w:t xml:space="preserve">.</w:t>
+            </w:r>
+          </w:p>
+          <w:p>
+            <w:pPr>
+              <w:bidi/>
+            </w:pPr>
+            <w:r>
+              <w:rPr>
+                <w:b/>
+                <w:bCs/>
+                <w:rtl/>
+              </w:rPr>
+              <w:t xml:space="preserve">2.</w:t>
+            </w:r>
+            <w:r>
+              <w:rPr>
+                <w:rtl/>
+              </w:rPr>
+              <w:t xml:space="preserve"> </w:t>
+            </w:r>
+            <w:r>
+              <w:rPr>
+                <w:rtl/>
+              </w:rPr>
+              <w:t xml:space="preserve">احسب</w:t>
+            </w:r>
+            <w:r>
+              <w:rPr>
+                <w:rtl/>
+              </w:rPr>
+              <w:t xml:space="preserve"> </w:t>
+            </w:r>
+            <m:oMath>
+              <m:sSup>
+                <m:e>
+                  <m:r>
+                    <m:t>g</m:t>
+                  </m:r>
+                </m:e>
+                <m:sup>
+                  <m:r>
+                    <m:rPr>
+                      <m:sty m:val="p"/>
+                    </m:rPr>
+                    <m:t>′</m:t>
+                  </m:r>
+                </m:sup>
+              </m:sSup>
+              <m:d>
+                <m:dPr>
+                  <m:begChr m:val="("/>
+                  <m:endChr m:val=")"/>
+                  <m:sepChr m:val=""/>
+                  <m:grow/>
+                </m:dPr>
+                <m:e>
+                  <m:r>
+                    <m:t>0</m:t>
+                  </m:r>
+                </m:e>
+              </m:d>
+            </m:oMath>
+            <w:r>
+              <w:rPr>
+                <w:rtl/>
+              </w:rPr>
+              <w:t xml:space="preserve"> </w:t>
+            </w:r>
+            <w:r>
+              <w:rPr>
+                <w:rtl/>
+              </w:rPr>
+              <w:t xml:space="preserve">، ثم اكتب معادلة للمماس</w:t>
+            </w:r>
+            <w:r>
+              <w:rPr>
+                <w:rtl/>
+              </w:rPr>
+              <w:t xml:space="preserve"> </w:t>
+            </w:r>
+            <m:oMath>
+              <m:d>
+                <m:dPr>
+                  <m:begChr m:val="("/>
+                  <m:endChr m:val=")"/>
+                  <m:sepChr m:val=""/>
+                  <m:grow/>
+                </m:dPr>
+                <m:e>
+                  <m:r>
+                    <m:t>T</m:t>
+                  </m:r>
+                </m:e>
+              </m:d>
+            </m:oMath>
+            <w:r>
+              <w:rPr>
+                <w:rtl/>
+              </w:rPr>
+              <w:t xml:space="preserve">.</w:t>
+            </w:r>
+          </w:p>
+          <w:p>
+            <w:pPr>
+              <w:bidi/>
+            </w:pPr>
+            <w:r>
+              <w:rPr>
+                <w:b/>
+                <w:bCs/>
+                <w:rtl/>
+              </w:rPr>
+              <w:t xml:space="preserve">3.</w:t>
+            </w:r>
+            <w:r>
+              <w:rPr>
+                <w:rtl/>
+              </w:rPr>
+              <w:t xml:space="preserve"> </w:t>
+            </w:r>
+            <w:r>
+              <w:rPr>
+                <w:rtl/>
+              </w:rPr>
+              <w:t xml:space="preserve">شكّل جدول تغيّرات الدالة</w:t>
+            </w:r>
+            <w:r>
+              <w:rPr>
+                <w:rtl/>
+              </w:rPr>
+              <w:t xml:space="preserve"> </w:t>
+            </w:r>
+            <m:oMath>
+              <m:r>
+                <m:t>g</m:t>
+              </m:r>
+            </m:oMath>
+            <w:r>
+              <w:rPr>
+                <w:rtl/>
+              </w:rPr>
+              <w:t xml:space="preserve"> </w:t>
+            </w:r>
+            <w:r>
+              <w:rPr>
+                <w:rtl/>
+              </w:rPr>
+              <w:t xml:space="preserve">على المجال</w:t>
+            </w:r>
+            <w:r>
+              <w:rPr>
+                <w:rtl/>
+              </w:rPr>
+              <w:t xml:space="preserve"> </w:t>
+            </w:r>
+            <m:oMath>
+              <m:d>
+                <m:dPr>
+                  <m:begChr m:val="["/>
+                  <m:endChr m:val="]"/>
+                  <m:sepChr m:val=""/>
+                  <m:grow/>
+                </m:dPr>
+                <m:e>
+                  <m:r>
+                    <m:rPr>
+                      <m:sty m:val="p"/>
+                    </m:rPr>
+                    <m:t>−</m:t>
+                  </m:r>
+                  <m:r>
+                    <m:t>2</m:t>
+                  </m:r>
+                  <m:r>
+                    <m:rPr>
+                      <m:sty m:val="p"/>
+                    </m:rPr>
+                    <m:t>;</m:t>
+                  </m:r>
+                  <m:r>
+                    <m:t>2</m:t>
+                  </m:r>
+                </m:e>
+              </m:d>
+            </m:oMath>
+            <w:r>
+              <w:rPr>
+                <w:rtl/>
+              </w:rPr>
+              <w:t xml:space="preserve"> </w:t>
+            </w:r>
+            <w:r>
+              <w:rPr>
+                <w:rtl/>
+              </w:rPr>
+              <w:t xml:space="preserve">، ثم استنتج إشارة</w:t>
+            </w:r>
+            <w:r>
+              <w:rPr>
+                <w:rtl/>
+              </w:rPr>
+              <w:t xml:space="preserve"> </w:t>
+            </w:r>
+            <m:oMath>
+              <m:sSup>
+                <m:e>
+                  <m:r>
+                    <m:t>g</m:t>
+                  </m:r>
+                </m:e>
+                <m:sup>
+                  <m:r>
+                    <m:rPr>
+                      <m:sty m:val="p"/>
+                    </m:rPr>
+                    <m:t>′</m:t>
+                  </m:r>
+                </m:sup>
+              </m:sSup>
+              <m:d>
+                <m:dPr>
+                  <m:begChr m:val="("/>
+                  <m:endChr m:val=")"/>
+                  <m:sepChr m:val=""/>
+                  <m:grow/>
+                </m:dPr>
+                <m:e>
+                  <m:r>
+                    <m:t>x</m:t>
+                  </m:r>
+                </m:e>
+              </m:d>
+            </m:oMath>
+            <w:r>
+              <w:rPr>
+                <w:rtl/>
+              </w:rPr>
+              <w:t xml:space="preserve">.</w:t>
+            </w:r>
+          </w:p>
+          <w:p>
+            <w:pPr>
+              <w:bidi/>
+            </w:pPr>
+            <w:r>
+              <w:rPr>
+                <w:b/>
+                <w:bCs/>
+                <w:rtl/>
+              </w:rPr>
               <w:t xml:space="preserve">4.</w:t>
             </w:r>
             <w:r>
@@ -2874,6 +2127,1006 @@
               <w:rPr>
                 <w:rtl/>
               </w:rPr>
+              <w:t xml:space="preserve">نقبل أن</w:t>
+            </w:r>
+            <w:r>
+              <w:rPr>
+                <w:rtl/>
+              </w:rPr>
+              <w:t xml:space="preserve"> </w:t>
+            </w:r>
+            <m:oMath>
+              <m:r>
+                <m:t>g</m:t>
+              </m:r>
+              <m:d>
+                <m:dPr>
+                  <m:begChr m:val="("/>
+                  <m:endChr m:val=")"/>
+                  <m:sepChr m:val=""/>
+                  <m:grow/>
+                </m:dPr>
+                <m:e>
+                  <m:r>
+                    <m:t>x</m:t>
+                  </m:r>
+                </m:e>
+              </m:d>
+              <m:r>
+                <m:rPr>
+                  <m:sty m:val="p"/>
+                </m:rPr>
+                <m:t>=</m:t>
+              </m:r>
+              <m:sSup>
+                <m:e>
+                  <m:r>
+                    <m:t>x</m:t>
+                  </m:r>
+                </m:e>
+                <m:sup>
+                  <m:r>
+                    <m:t>3</m:t>
+                  </m:r>
+                </m:sup>
+              </m:sSup>
+              <m:r>
+                <m:rPr>
+                  <m:sty m:val="p"/>
+                </m:rPr>
+                <m:t>+</m:t>
+              </m:r>
+              <m:r>
+                <m:t>a</m:t>
+              </m:r>
+              <m:r>
+                <m:t>x</m:t>
+              </m:r>
+              <m:r>
+                <m:rPr>
+                  <m:sty m:val="p"/>
+                </m:rPr>
+                <m:t>+</m:t>
+              </m:r>
+              <m:r>
+                <m:t>b</m:t>
+              </m:r>
+            </m:oMath>
+            <w:r>
+              <w:rPr>
+                <w:rtl/>
+              </w:rPr>
+              <w:t xml:space="preserve">. باستعمال النتائج السابقة عيّن العددين الحقيقيين</w:t>
+            </w:r>
+            <w:r>
+              <w:rPr>
+                <w:rtl/>
+              </w:rPr>
+              <w:t xml:space="preserve"> </w:t>
+            </w:r>
+            <m:oMath>
+              <m:r>
+                <m:t>a</m:t>
+              </m:r>
+            </m:oMath>
+            <w:r>
+              <w:rPr>
+                <w:rtl/>
+              </w:rPr>
+              <w:t xml:space="preserve"> </w:t>
+            </w:r>
+            <w:r>
+              <w:rPr>
+                <w:rtl/>
+              </w:rPr>
+              <w:t xml:space="preserve">و</w:t>
+            </w:r>
+            <w:r>
+              <w:rPr>
+                <w:rtl/>
+              </w:rPr>
+              <w:t xml:space="preserve"> </w:t>
+            </w:r>
+            <m:oMath>
+              <m:r>
+                <m:t>b</m:t>
+              </m:r>
+            </m:oMath>
+            <w:r>
+              <w:rPr>
+                <w:rtl/>
+              </w:rPr>
+              <w:t xml:space="preserve">.</w:t>
+            </w:r>
+          </w:p>
+          <w:p>
+            <w:pPr>
+              <w:bidi/>
+            </w:pPr>
+            <w:r>
+              <w:rPr>
+                <w:b/>
+                <w:bCs/>
+                <w:rtl/>
+              </w:rPr>
+              <w:t xml:space="preserve">5.</w:t>
+            </w:r>
+            <w:r>
+              <w:rPr>
+                <w:rtl/>
+              </w:rPr>
+              <w:t xml:space="preserve"> </w:t>
+            </w:r>
+            <w:r>
+              <w:rPr>
+                <w:rtl/>
+              </w:rPr>
+              <w:t xml:space="preserve">حدّد بيانياً عدد حلول المعادلة</w:t>
+            </w:r>
+            <w:r>
+              <w:rPr>
+                <w:rtl/>
+              </w:rPr>
+              <w:t xml:space="preserve"> </w:t>
+            </w:r>
+            <m:oMath>
+              <m:r>
+                <m:t>g</m:t>
+              </m:r>
+              <m:d>
+                <m:dPr>
+                  <m:begChr m:val="("/>
+                  <m:endChr m:val=")"/>
+                  <m:sepChr m:val=""/>
+                  <m:grow/>
+                </m:dPr>
+                <m:e>
+                  <m:r>
+                    <m:t>x</m:t>
+                  </m:r>
+                </m:e>
+              </m:d>
+              <m:r>
+                <m:rPr>
+                  <m:sty m:val="p"/>
+                </m:rPr>
+                <m:t>=</m:t>
+              </m:r>
+              <m:r>
+                <m:t>0</m:t>
+              </m:r>
+            </m:oMath>
+            <w:r>
+              <w:rPr>
+                <w:rtl/>
+              </w:rPr>
+              <w:t xml:space="preserve"> </w:t>
+            </w:r>
+            <w:r>
+              <w:rPr>
+                <w:rtl/>
+              </w:rPr>
+              <w:t xml:space="preserve">في المجال</w:t>
+            </w:r>
+            <w:r>
+              <w:rPr>
+                <w:rtl/>
+              </w:rPr>
+              <w:t xml:space="preserve"> </w:t>
+            </w:r>
+            <m:oMath>
+              <m:d>
+                <m:dPr>
+                  <m:begChr m:val="["/>
+                  <m:endChr m:val="]"/>
+                  <m:sepChr m:val=""/>
+                  <m:grow/>
+                </m:dPr>
+                <m:e>
+                  <m:r>
+                    <m:rPr>
+                      <m:sty m:val="p"/>
+                    </m:rPr>
+                    <m:t>−</m:t>
+                  </m:r>
+                  <m:r>
+                    <m:t>2</m:t>
+                  </m:r>
+                  <m:r>
+                    <m:rPr>
+                      <m:sty m:val="p"/>
+                    </m:rPr>
+                    <m:t>;</m:t>
+                  </m:r>
+                  <m:r>
+                    <m:t>2</m:t>
+                  </m:r>
+                </m:e>
+              </m:d>
+            </m:oMath>
+            <w:r>
+              <w:rPr>
+                <w:rtl/>
+              </w:rPr>
+              <w:t xml:space="preserve">.</w:t>
+            </w:r>
+          </w:p>
+          <w:p>
+            <w:pPr>
+              <w:bidi/>
+            </w:pPr>
+            <w:r>
+              <w:rPr>
+                <w:b/>
+                <w:bCs/>
+                <w:rtl/>
+              </w:rPr>
+              <w:t xml:space="preserve">6.</w:t>
+            </w:r>
+            <w:r>
+              <w:rPr>
+                <w:rtl/>
+              </w:rPr>
+              <w:t xml:space="preserve"> </w:t>
+            </w:r>
+            <w:r>
+              <w:rPr>
+                <w:b/>
+                <w:bCs/>
+                <w:rtl/>
+              </w:rPr>
+              <w:t xml:space="preserve">(سؤال تميّز)</w:t>
+            </w:r>
+            <w:r>
+              <w:rPr>
+                <w:rtl/>
+              </w:rPr>
+              <w:t xml:space="preserve"> </w:t>
+            </w:r>
+            <w:r>
+              <w:rPr>
+                <w:rtl/>
+              </w:rPr>
+              <w:t xml:space="preserve">ناقش بيانياً ، حسب قيم الوسيط الحقيقي</w:t>
+            </w:r>
+            <w:r>
+              <w:rPr>
+                <w:rtl/>
+              </w:rPr>
+              <w:t xml:space="preserve"> </w:t>
+            </w:r>
+            <m:oMath>
+              <m:r>
+                <m:t>m</m:t>
+              </m:r>
+            </m:oMath>
+            <w:r>
+              <w:rPr>
+                <w:rtl/>
+              </w:rPr>
+              <w:t xml:space="preserve"> </w:t>
+            </w:r>
+            <w:r>
+              <w:rPr>
+                <w:rtl/>
+              </w:rPr>
+              <w:t xml:space="preserve">، عدد حلول المعادلة</w:t>
+            </w:r>
+            <w:r>
+              <w:rPr>
+                <w:rtl/>
+              </w:rPr>
+              <w:t xml:space="preserve"> </w:t>
+            </w:r>
+            <m:oMath>
+              <m:r>
+                <m:t>g</m:t>
+              </m:r>
+              <m:d>
+                <m:dPr>
+                  <m:begChr m:val="("/>
+                  <m:endChr m:val=")"/>
+                  <m:sepChr m:val=""/>
+                  <m:grow/>
+                </m:dPr>
+                <m:e>
+                  <m:r>
+                    <m:t>x</m:t>
+                  </m:r>
+                </m:e>
+              </m:d>
+              <m:r>
+                <m:rPr>
+                  <m:sty m:val="p"/>
+                </m:rPr>
+                <m:t>=</m:t>
+              </m:r>
+              <m:r>
+                <m:t>m</m:t>
+              </m:r>
+            </m:oMath>
+            <w:r>
+              <w:rPr>
+                <w:rtl/>
+              </w:rPr>
+              <w:t xml:space="preserve"> </w:t>
+            </w:r>
+            <w:r>
+              <w:rPr>
+                <w:rtl/>
+              </w:rPr>
+              <w:t xml:space="preserve">في المجال</w:t>
+            </w:r>
+            <w:r>
+              <w:rPr>
+                <w:rtl/>
+              </w:rPr>
+              <w:t xml:space="preserve"> </w:t>
+            </w:r>
+            <m:oMath>
+              <m:d>
+                <m:dPr>
+                  <m:begChr m:val="["/>
+                  <m:endChr m:val="]"/>
+                  <m:sepChr m:val=""/>
+                  <m:grow/>
+                </m:dPr>
+                <m:e>
+                  <m:r>
+                    <m:rPr>
+                      <m:sty m:val="p"/>
+                    </m:rPr>
+                    <m:t>−</m:t>
+                  </m:r>
+                  <m:r>
+                    <m:t>2</m:t>
+                  </m:r>
+                  <m:r>
+                    <m:rPr>
+                      <m:sty m:val="p"/>
+                    </m:rPr>
+                    <m:t>;</m:t>
+                  </m:r>
+                  <m:r>
+                    <m:t>2</m:t>
+                  </m:r>
+                </m:e>
+              </m:d>
+            </m:oMath>
+            <w:r>
+              <w:rPr>
+                <w:rtl/>
+              </w:rPr>
+              <w:t xml:space="preserve">.</w:t>
+            </w:r>
+          </w:p>
+        </w:tc>
+      </w:tr>
+    </w:tbl>
+    <w:p>
+      <w:pPr>
+        <w:bidi/>
+        <w:spacing w:before="0" w:after="0"/>
+      </w:pPr>
+    </w:p>
+    <w:tbl>
+      <w:tblPr>
+        <w:tblW w:w="9864" w:type="dxa"/>
+        <w:jc w:val="center"/>
+        <w:tblBorders>
+          <w:top w:val="single" w:sz="10" w:space="0" w:color="192E53"/>
+          <w:left w:val="single" w:sz="10" w:space="0" w:color="192E53"/>
+          <w:bottom w:val="single" w:sz="10" w:space="0" w:color="192E53"/>
+          <w:right w:val="single" w:sz="10" w:space="0" w:color="192E53"/>
+          <w:insideH w:val="single" w:sz="10" w:space="0" w:color="192E53"/>
+        </w:tblBorders>
+        <w:tblLayout w:type="fixed"/>
+        <w:tblCellMar>
+          <w:top w:w="40" w:type="dxa"/>
+          <w:left w:w="140" w:type="dxa"/>
+          <w:bottom w:w="60" w:type="dxa"/>
+          <w:right w:w="140" w:type="dxa"/>
+        </w:tblCellMar>
+      </w:tblPr>
+      <w:tblGrid>
+        <w:gridCol w:w="9864"/>
+      </w:tblGrid>
+      <w:tr>
+        <w:trPr>
+          <w:cantSplit/>
+        </w:trPr>
+        <w:tc>
+          <w:tcPr>
+            <w:tcW w:w="9864" w:type="dxa"/>
+            <w:shd w:val="clear" w:color="auto" w:fill="192E53"/>
+          </w:tcPr>
+          <w:p>
+            <w:pPr>
+              <w:keepNext/>
+              <w:bidi/>
+              <w:spacing w:before="0" w:after="0"/>
+            </w:pPr>
+            <w:r>
+              <w:rPr>
+                <w:b/>
+                <w:bCs/>
+                <w:color w:val="FFFFFF"/>
+                <w:rtl/>
+              </w:rPr>
+              <w:t xml:space="preserve">التمرين 3: الاحتمالات (08 نقاط)</w:t>
+            </w:r>
+          </w:p>
+        </w:tc>
+      </w:tr>
+      <w:tr>
+        <w:tc>
+          <w:tcPr>
+            <w:tcW w:w="9864" w:type="dxa"/>
+            <w:shd w:val="clear" w:color="auto" w:fill="F4F5F7"/>
+          </w:tcPr>
+          <w:p>
+            <w:pPr>
+              <w:bidi/>
+            </w:pPr>
+            <w:r>
+              <w:rPr>
+                <w:rtl/>
+              </w:rPr>
+              <w:t xml:space="preserve">نرمي مرتين متتاليتين حجر نرد رباعي الوجوه منتظماً ، وجوهه مرقمة من</w:t>
+            </w:r>
+            <w:r>
+              <w:rPr>
+                <w:rtl/>
+              </w:rPr>
+              <w:t xml:space="preserve"> </w:t>
+            </w:r>
+            <m:oMath>
+              <m:r>
+                <m:t>1</m:t>
+              </m:r>
+            </m:oMath>
+            <w:r>
+              <w:rPr>
+                <w:rtl/>
+              </w:rPr>
+              <w:t xml:space="preserve"> </w:t>
+            </w:r>
+            <w:r>
+              <w:rPr>
+                <w:rtl/>
+              </w:rPr>
+              <w:t xml:space="preserve">إلى</w:t>
+            </w:r>
+            <w:r>
+              <w:rPr>
+                <w:rtl/>
+              </w:rPr>
+              <w:t xml:space="preserve"> </w:t>
+            </w:r>
+            <m:oMath>
+              <m:r>
+                <m:t>4</m:t>
+              </m:r>
+            </m:oMath>
+            <w:r>
+              <w:rPr>
+                <w:rtl/>
+              </w:rPr>
+              <w:t xml:space="preserve"> </w:t>
+            </w:r>
+            <w:r>
+              <w:rPr>
+                <w:rtl/>
+              </w:rPr>
+              <w:t xml:space="preserve">، ونسجّل الرقم الظاهر على الوجه المخفي في كل رمية.</w:t>
+            </w:r>
+          </w:p>
+          <w:p>
+            <w:pPr>
+              <w:bidi/>
+            </w:pPr>
+            <w:r>
+              <w:rPr>
+                <w:b/>
+                <w:bCs/>
+                <w:rtl/>
+              </w:rPr>
+              <w:t xml:space="preserve">1.</w:t>
+            </w:r>
+            <w:r>
+              <w:rPr>
+                <w:rtl/>
+              </w:rPr>
+              <w:t xml:space="preserve"> </w:t>
+            </w:r>
+            <w:r>
+              <w:rPr>
+                <w:rtl/>
+              </w:rPr>
+              <w:t xml:space="preserve">مثّل مجموعة الإمكانيات بجدول ذي مدخلين ، ثم عيّن عددها.</w:t>
+            </w:r>
+          </w:p>
+          <w:p>
+            <w:pPr>
+              <w:bidi/>
+            </w:pPr>
+            <w:r>
+              <w:rPr>
+                <w:b/>
+                <w:bCs/>
+                <w:rtl/>
+              </w:rPr>
+              <w:t xml:space="preserve">2.</w:t>
+            </w:r>
+            <w:r>
+              <w:rPr>
+                <w:rtl/>
+              </w:rPr>
+              <w:t xml:space="preserve"> </w:t>
+            </w:r>
+            <w:r>
+              <w:rPr>
+                <w:rtl/>
+              </w:rPr>
+              <w:t xml:space="preserve">احسب احتمال كل حادثة من الحوادث التالية:</w:t>
+            </w:r>
+          </w:p>
+          <w:p>
+            <w:pPr>
+              <w:bidi/>
+              <w:ind w:left="567"/>
+            </w:pPr>
+            <w:r>
+              <w:rPr>
+                <w:rtl/>
+              </w:rPr>
+              <w:t xml:space="preserve"/>
+            </w:r>
+            <w:r>
+              <w:rPr>
+                <w:b/>
+                <w:bCs/>
+                <w:rtl/>
+              </w:rPr>
+              <w:t xml:space="preserve">(أ)</w:t>
+            </w:r>
+            <w:r>
+              <w:rPr>
+                <w:rtl/>
+              </w:rPr>
+              <w:t xml:space="preserve"> </w:t>
+            </w:r>
+            <m:oMath>
+              <m:r>
+                <m:t>A</m:t>
+              </m:r>
+            </m:oMath>
+            <w:r>
+              <w:rPr>
+                <w:rtl/>
+              </w:rPr>
+              <w:t xml:space="preserve">: «الرقمان متساويان».</w:t>
+            </w:r>
+          </w:p>
+          <w:p>
+            <w:pPr>
+              <w:bidi/>
+              <w:ind w:left="567"/>
+            </w:pPr>
+            <w:r>
+              <w:rPr>
+                <w:rtl/>
+              </w:rPr>
+              <w:t xml:space="preserve"/>
+            </w:r>
+            <w:r>
+              <w:rPr>
+                <w:b/>
+                <w:bCs/>
+                <w:rtl/>
+              </w:rPr>
+              <w:t xml:space="preserve">(ب)</w:t>
+            </w:r>
+            <w:r>
+              <w:rPr>
+                <w:rtl/>
+              </w:rPr>
+              <w:t xml:space="preserve"> </w:t>
+            </w:r>
+            <m:oMath>
+              <m:r>
+                <m:t>B</m:t>
+              </m:r>
+            </m:oMath>
+            <w:r>
+              <w:rPr>
+                <w:rtl/>
+              </w:rPr>
+              <w:t xml:space="preserve">: «مجموع الرقمين يساوي</w:t>
+            </w:r>
+            <w:r>
+              <w:rPr>
+                <w:rtl/>
+              </w:rPr>
+              <w:t xml:space="preserve"> </w:t>
+            </w:r>
+            <m:oMath>
+              <m:r>
+                <m:t>5</m:t>
+              </m:r>
+            </m:oMath>
+            <w:r>
+              <w:rPr>
+                <w:rtl/>
+              </w:rPr>
+              <w:t xml:space="preserve">».</w:t>
+            </w:r>
+          </w:p>
+          <w:p>
+            <w:pPr>
+              <w:bidi/>
+              <w:ind w:left="567"/>
+            </w:pPr>
+            <w:r>
+              <w:rPr>
+                <w:rtl/>
+              </w:rPr>
+              <w:t xml:space="preserve"/>
+            </w:r>
+            <w:r>
+              <w:rPr>
+                <w:b/>
+                <w:bCs/>
+                <w:rtl/>
+              </w:rPr>
+              <w:t xml:space="preserve">(جـ)</w:t>
+            </w:r>
+            <w:r>
+              <w:rPr>
+                <w:rtl/>
+              </w:rPr>
+              <w:t xml:space="preserve"> </w:t>
+            </w:r>
+            <m:oMath>
+              <m:r>
+                <m:t>C</m:t>
+              </m:r>
+            </m:oMath>
+            <w:r>
+              <w:rPr>
+                <w:rtl/>
+              </w:rPr>
+              <w:t xml:space="preserve">: «الرقم</w:t>
+            </w:r>
+            <w:r>
+              <w:rPr>
+                <w:rtl/>
+              </w:rPr>
+              <w:t xml:space="preserve"> </w:t>
+            </w:r>
+            <m:oMath>
+              <m:r>
+                <m:t>4</m:t>
+              </m:r>
+            </m:oMath>
+            <w:r>
+              <w:rPr>
+                <w:rtl/>
+              </w:rPr>
+              <w:t xml:space="preserve"> </w:t>
+            </w:r>
+            <w:r>
+              <w:rPr>
+                <w:rtl/>
+              </w:rPr>
+              <w:t xml:space="preserve">يظهر مرة واحدة على الأقل».</w:t>
+            </w:r>
+          </w:p>
+          <w:p>
+            <w:pPr>
+              <w:bidi/>
+              <w:ind w:left="567"/>
+            </w:pPr>
+            <w:r>
+              <w:rPr>
+                <w:rtl/>
+              </w:rPr>
+              <w:t xml:space="preserve"/>
+            </w:r>
+            <w:r>
+              <w:rPr>
+                <w:b/>
+                <w:bCs/>
+                <w:rtl/>
+              </w:rPr>
+              <w:t xml:space="preserve">(د)</w:t>
+            </w:r>
+            <w:r>
+              <w:rPr>
+                <w:rtl/>
+              </w:rPr>
+              <w:t xml:space="preserve"> </w:t>
+            </w:r>
+            <m:oMath>
+              <m:r>
+                <m:t>A</m:t>
+              </m:r>
+              <m:r>
+                <m:rPr>
+                  <m:sty m:val="p"/>
+                </m:rPr>
+                <m:t>∪</m:t>
+              </m:r>
+              <m:r>
+                <m:t>C</m:t>
+              </m:r>
+            </m:oMath>
+            <w:r>
+              <w:rPr>
+                <w:rtl/>
+              </w:rPr>
+              <w:t xml:space="preserve">.</w:t>
+            </w:r>
+          </w:p>
+          <w:p>
+            <w:pPr>
+              <w:bidi/>
+            </w:pPr>
+            <w:r>
+              <w:rPr>
+                <w:b/>
+                <w:bCs/>
+                <w:rtl/>
+              </w:rPr>
+              <w:t xml:space="preserve">3.</w:t>
+            </w:r>
+            <w:r>
+              <w:rPr>
+                <w:rtl/>
+              </w:rPr>
+              <w:t xml:space="preserve"> </w:t>
+            </w:r>
+            <w:r>
+              <w:rPr>
+                <w:rtl/>
+              </w:rPr>
+              <w:t xml:space="preserve">ليكن</w:t>
+            </w:r>
+            <w:r>
+              <w:rPr>
+                <w:rtl/>
+              </w:rPr>
+              <w:t xml:space="preserve"> </w:t>
+            </w:r>
+            <m:oMath>
+              <m:r>
+                <m:t>X</m:t>
+              </m:r>
+            </m:oMath>
+            <w:r>
+              <w:rPr>
+                <w:rtl/>
+              </w:rPr>
+              <w:t xml:space="preserve"> </w:t>
+            </w:r>
+            <w:r>
+              <w:rPr>
+                <w:rtl/>
+              </w:rPr>
+              <w:t xml:space="preserve">المتغير العشوائي الذي يرفق بكل نتيجة أكبر الرقمين المسجلين (وإذا تساويا نأخذ الرقم نفسه).</w:t>
+            </w:r>
+          </w:p>
+          <w:p>
+            <w:pPr>
+              <w:bidi/>
+              <w:ind w:left="567"/>
+            </w:pPr>
+            <w:r>
+              <w:rPr>
+                <w:rtl/>
+              </w:rPr>
+              <w:t xml:space="preserve"/>
+            </w:r>
+            <w:r>
+              <w:rPr>
+                <w:b/>
+                <w:bCs/>
+                <w:rtl/>
+              </w:rPr>
+              <w:t xml:space="preserve">(أ)</w:t>
+            </w:r>
+            <w:r>
+              <w:rPr>
+                <w:rtl/>
+              </w:rPr>
+              <w:t xml:space="preserve"> </w:t>
+            </w:r>
+            <w:r>
+              <w:rPr>
+                <w:rtl/>
+              </w:rPr>
+              <w:t xml:space="preserve">عيّن القيم الممكنة للمتغير العشوائي</w:t>
+            </w:r>
+            <w:r>
+              <w:rPr>
+                <w:rtl/>
+              </w:rPr>
+              <w:t xml:space="preserve"> </w:t>
+            </w:r>
+            <m:oMath>
+              <m:r>
+                <m:t>X</m:t>
+              </m:r>
+            </m:oMath>
+            <w:r>
+              <w:rPr>
+                <w:rtl/>
+              </w:rPr>
+              <w:t xml:space="preserve"> </w:t>
+            </w:r>
+            <w:r>
+              <w:rPr>
+                <w:rtl/>
+              </w:rPr>
+              <w:t xml:space="preserve">، ثم عرّف قانون احتماله.</w:t>
+            </w:r>
+          </w:p>
+          <w:p>
+            <w:pPr>
+              <w:bidi/>
+              <w:ind w:left="567"/>
+            </w:pPr>
+            <w:r>
+              <w:rPr>
+                <w:rtl/>
+              </w:rPr>
+              <w:t xml:space="preserve"/>
+            </w:r>
+            <w:r>
+              <w:rPr>
+                <w:b/>
+                <w:bCs/>
+                <w:rtl/>
+              </w:rPr>
+              <w:t xml:space="preserve">(ب)</w:t>
+            </w:r>
+            <w:r>
+              <w:rPr>
+                <w:rtl/>
+              </w:rPr>
+              <w:t xml:space="preserve"> </w:t>
+            </w:r>
+            <w:r>
+              <w:rPr>
+                <w:rtl/>
+              </w:rPr>
+              <w:t xml:space="preserve">احسب الأمل الرياضياتي</w:t>
+            </w:r>
+            <w:r>
+              <w:rPr>
+                <w:rtl/>
+              </w:rPr>
+              <w:t xml:space="preserve"> </w:t>
+            </w:r>
+            <m:oMath>
+              <m:r>
+                <m:t>E</m:t>
+              </m:r>
+              <m:d>
+                <m:dPr>
+                  <m:begChr m:val="("/>
+                  <m:endChr m:val=")"/>
+                  <m:sepChr m:val=""/>
+                  <m:grow/>
+                </m:dPr>
+                <m:e>
+                  <m:r>
+                    <m:t>X</m:t>
+                  </m:r>
+                </m:e>
+              </m:d>
+            </m:oMath>
+            <w:r>
+              <w:rPr>
+                <w:rtl/>
+              </w:rPr>
+              <w:t xml:space="preserve"> </w:t>
+            </w:r>
+            <w:r>
+              <w:rPr>
+                <w:rtl/>
+              </w:rPr>
+              <w:t xml:space="preserve">، والتباين</w:t>
+            </w:r>
+            <w:r>
+              <w:rPr>
+                <w:rtl/>
+              </w:rPr>
+              <w:t xml:space="preserve"> </w:t>
+            </w:r>
+            <m:oMath>
+              <m:r>
+                <m:t>V</m:t>
+              </m:r>
+              <m:d>
+                <m:dPr>
+                  <m:begChr m:val="("/>
+                  <m:endChr m:val=")"/>
+                  <m:sepChr m:val=""/>
+                  <m:grow/>
+                </m:dPr>
+                <m:e>
+                  <m:r>
+                    <m:t>X</m:t>
+                  </m:r>
+                </m:e>
+              </m:d>
+            </m:oMath>
+            <w:r>
+              <w:rPr>
+                <w:rtl/>
+              </w:rPr>
+              <w:t xml:space="preserve"> </w:t>
+            </w:r>
+            <w:r>
+              <w:rPr>
+                <w:rtl/>
+              </w:rPr>
+              <w:t xml:space="preserve">، والانحراف المعياري</w:t>
+            </w:r>
+            <w:r>
+              <w:rPr>
+                <w:rtl/>
+              </w:rPr>
+              <w:t xml:space="preserve"> </w:t>
+            </w:r>
+            <m:oMath>
+              <m:r>
+                <m:t>σ</m:t>
+              </m:r>
+              <m:d>
+                <m:dPr>
+                  <m:begChr m:val="("/>
+                  <m:endChr m:val=")"/>
+                  <m:sepChr m:val=""/>
+                  <m:grow/>
+                </m:dPr>
+                <m:e>
+                  <m:r>
+                    <m:t>X</m:t>
+                  </m:r>
+                </m:e>
+              </m:d>
+            </m:oMath>
+            <w:r>
+              <w:rPr>
+                <w:rtl/>
+              </w:rPr>
+              <w:t xml:space="preserve">.</w:t>
+            </w:r>
+          </w:p>
+          <w:p>
+            <w:pPr>
+              <w:bidi/>
+            </w:pPr>
+            <w:r>
+              <w:rPr>
+                <w:b/>
+                <w:bCs/>
+                <w:rtl/>
+              </w:rPr>
+              <w:t xml:space="preserve">4.</w:t>
+            </w:r>
+            <w:r>
+              <w:rPr>
+                <w:rtl/>
+              </w:rPr>
+              <w:t xml:space="preserve"> </w:t>
+            </w:r>
+            <w:r>
+              <w:rPr>
+                <w:rtl/>
+              </w:rPr>
               <w:t xml:space="preserve">يدفع لاعب</w:t>
             </w:r>
             <w:r>
@@ -2947,6 +3200,137 @@
                 <w:rtl/>
               </w:rPr>
               <w:t xml:space="preserve">التي تجعل اللعبة عادلة.</w:t>
+            </w:r>
+          </w:p>
+          <w:p>
+            <w:pPr>
+              <w:bidi/>
+            </w:pPr>
+            <w:r>
+              <w:rPr>
+                <w:b/>
+                <w:bCs/>
+                <w:rtl/>
+              </w:rPr>
+              <w:t xml:space="preserve">5.</w:t>
+            </w:r>
+            <w:r>
+              <w:rPr>
+                <w:rtl/>
+              </w:rPr>
+              <w:t xml:space="preserve"> </w:t>
+            </w:r>
+            <w:r>
+              <w:rPr>
+                <w:b/>
+                <w:bCs/>
+                <w:rtl/>
+              </w:rPr>
+              <w:t xml:space="preserve">(سؤال تميّز)</w:t>
+            </w:r>
+            <w:r>
+              <w:rPr>
+                <w:rtl/>
+              </w:rPr>
+              <w:t xml:space="preserve"> </w:t>
+            </w:r>
+            <w:r>
+              <w:rPr>
+                <w:rtl/>
+              </w:rPr>
+              <w:t xml:space="preserve">نغيّر قاعدة اللعبة: يربح اللاعب</w:t>
+            </w:r>
+            <w:r>
+              <w:rPr>
+                <w:rtl/>
+              </w:rPr>
+              <w:t xml:space="preserve"> </w:t>
+            </w:r>
+            <m:oMath>
+              <m:r>
+                <m:t>a</m:t>
+              </m:r>
+            </m:oMath>
+            <w:r>
+              <w:rPr>
+                <w:rtl/>
+              </w:rPr>
+              <w:t xml:space="preserve"> </w:t>
+            </w:r>
+            <w:r>
+              <w:rPr>
+                <w:rtl/>
+              </w:rPr>
+              <w:t xml:space="preserve">دينار إذا ظهر الرقم</w:t>
+            </w:r>
+            <w:r>
+              <w:rPr>
+                <w:rtl/>
+              </w:rPr>
+              <w:t xml:space="preserve"> </w:t>
+            </w:r>
+            <m:oMath>
+              <m:r>
+                <m:t>4</m:t>
+              </m:r>
+            </m:oMath>
+            <w:r>
+              <w:rPr>
+                <w:rtl/>
+              </w:rPr>
+              <w:t xml:space="preserve"> </w:t>
+            </w:r>
+            <w:r>
+              <w:rPr>
+                <w:rtl/>
+              </w:rPr>
+              <w:t xml:space="preserve">مرة واحدة على الأقل ، ويخسر</w:t>
+            </w:r>
+            <w:r>
+              <w:rPr>
+                <w:rtl/>
+              </w:rPr>
+              <w:t xml:space="preserve"> </w:t>
+            </w:r>
+            <m:oMath>
+              <m:r>
+                <m:t>7</m:t>
+              </m:r>
+            </m:oMath>
+            <w:r>
+              <w:rPr>
+                <w:rtl/>
+              </w:rPr>
+              <w:t xml:space="preserve"> </w:t>
+            </w:r>
+            <w:r>
+              <w:rPr>
+                <w:rtl/>
+              </w:rPr>
+              <w:t xml:space="preserve">دنانير في الحالة المعاكسة. عيّن</w:t>
+            </w:r>
+            <w:r>
+              <w:rPr>
+                <w:rtl/>
+              </w:rPr>
+              <w:t xml:space="preserve"> </w:t>
+            </w:r>
+            <m:oMath>
+              <m:r>
+                <m:t>a</m:t>
+              </m:r>
+            </m:oMath>
+            <w:r>
+              <w:rPr>
+                <w:rtl/>
+              </w:rPr>
+              <w:t xml:space="preserve"> </w:t>
+            </w:r>
+            <w:r>
+              <w:rPr>
+                <w:rtl/>
+              </w:rPr>
+              <w:t xml:space="preserve">لتكون اللعبة عادلة.</w:t>
             </w:r>
           </w:p>
         </w:tc>
@@ -3671,7 +4055,7 @@
                 <w:color w:val="C00000"/>
                 <w:rtl/>
               </w:rPr>
-              <w:t xml:space="preserve">(1,5)</w:t>
+              <w:t xml:space="preserve">(1)</w:t>
             </w:r>
           </w:p>
           <w:p>
@@ -5414,7 +5798,7 @@
                 <w:color w:val="C00000"/>
                 <w:rtl/>
               </w:rPr>
-              <w:t xml:space="preserve">(2)</w:t>
+              <w:t xml:space="preserve">(1,5)</w:t>
             </w:r>
           </w:p>
           <w:p>
@@ -6129,6 +6513,1188 @@
                   </m:r>
                   <m:r>
                     <m:t>2</m:t>
+                  </m:r>
+                </m:e>
+              </m:borderBox>
+            </m:oMath>
+            <w:r>
+              <w:rPr>
+                <w:rtl/>
+              </w:rPr>
+              <w:t xml:space="preserve"> </w:t>
+            </w:r>
+            <w:r>
+              <w:rPr>
+                <w:b/>
+                <w:bCs/>
+                <w:color w:val="C00000"/>
+                <w:rtl/>
+              </w:rPr>
+              <w:t xml:space="preserve">(1)</w:t>
+            </w:r>
+          </w:p>
+          <w:p>
+            <w:pPr>
+              <w:bidi/>
+            </w:pPr>
+            <w:r>
+              <w:rPr>
+                <w:b/>
+                <w:bCs/>
+                <w:rtl/>
+              </w:rPr>
+              <w:t xml:space="preserve">6.</w:t>
+            </w:r>
+            <w:r>
+              <w:rPr>
+                <w:rtl/>
+              </w:rPr>
+              <w:t xml:space="preserve"> </w:t>
+            </w:r>
+            <w:r>
+              <w:rPr>
+                <w:rtl/>
+              </w:rPr>
+              <w:t xml:space="preserve">معادلة المماس عند النقطة ذات الفاصلة</w:t>
+            </w:r>
+            <w:r>
+              <w:rPr>
+                <w:rtl/>
+              </w:rPr>
+              <w:t xml:space="preserve"> </w:t>
+            </w:r>
+            <m:oMath>
+              <m:r>
+                <m:t>a</m:t>
+              </m:r>
+            </m:oMath>
+            <w:r>
+              <w:rPr>
+                <w:rtl/>
+              </w:rPr>
+              <w:t xml:space="preserve"> </w:t>
+            </w:r>
+            <w:r>
+              <w:rPr>
+                <w:rtl/>
+              </w:rPr>
+              <w:t xml:space="preserve">(</w:t>
+            </w:r>
+            <m:oMath>
+              <m:r>
+                <m:t>a</m:t>
+              </m:r>
+              <m:r>
+                <m:rPr>
+                  <m:sty m:val="p"/>
+                </m:rPr>
+                <m:t>≠</m:t>
+              </m:r>
+              <m:r>
+                <m:rPr>
+                  <m:sty m:val="p"/>
+                </m:rPr>
+                <m:t>−</m:t>
+              </m:r>
+              <m:r>
+                <m:t>1</m:t>
+              </m:r>
+            </m:oMath>
+            <w:r>
+              <w:rPr>
+                <w:rtl/>
+              </w:rPr>
+              <w:t xml:space="preserve">):</w:t>
+            </w:r>
+            <w:r>
+              <w:rPr>
+                <w:rtl/>
+              </w:rPr>
+              <w:t xml:space="preserve"> </w:t>
+            </w:r>
+            <m:oMath>
+              <m:r>
+                <m:t>y</m:t>
+              </m:r>
+              <m:r>
+                <m:rPr>
+                  <m:sty m:val="p"/>
+                </m:rPr>
+                <m:t>=</m:t>
+              </m:r>
+              <m:sSup>
+                <m:e>
+                  <m:r>
+                    <m:t>f</m:t>
+                  </m:r>
+                </m:e>
+                <m:sup>
+                  <m:r>
+                    <m:rPr>
+                      <m:sty m:val="p"/>
+                    </m:rPr>
+                    <m:t>′</m:t>
+                  </m:r>
+                </m:sup>
+              </m:sSup>
+              <m:d>
+                <m:dPr>
+                  <m:begChr m:val="("/>
+                  <m:endChr m:val=")"/>
+                  <m:sepChr m:val=""/>
+                  <m:grow/>
+                </m:dPr>
+                <m:e>
+                  <m:r>
+                    <m:t>a</m:t>
+                  </m:r>
+                </m:e>
+              </m:d>
+              <m:d>
+                <m:dPr>
+                  <m:begChr m:val="("/>
+                  <m:endChr m:val=")"/>
+                  <m:sepChr m:val=""/>
+                  <m:grow/>
+                </m:dPr>
+                <m:e>
+                  <m:r>
+                    <m:t>x</m:t>
+                  </m:r>
+                  <m:r>
+                    <m:rPr>
+                      <m:sty m:val="p"/>
+                    </m:rPr>
+                    <m:t>−</m:t>
+                  </m:r>
+                  <m:r>
+                    <m:t>a</m:t>
+                  </m:r>
+                </m:e>
+              </m:d>
+              <m:r>
+                <m:rPr>
+                  <m:sty m:val="p"/>
+                </m:rPr>
+                <m:t>+</m:t>
+              </m:r>
+              <m:r>
+                <m:t>f</m:t>
+              </m:r>
+              <m:d>
+                <m:dPr>
+                  <m:begChr m:val="("/>
+                  <m:endChr m:val=")"/>
+                  <m:sepChr m:val=""/>
+                  <m:grow/>
+                </m:dPr>
+                <m:e>
+                  <m:r>
+                    <m:t>a</m:t>
+                  </m:r>
+                </m:e>
+              </m:d>
+            </m:oMath>
+            <w:r>
+              <w:rPr>
+                <w:rtl/>
+              </w:rPr>
+              <w:t xml:space="preserve">. يشمل</w:t>
+            </w:r>
+            <w:r>
+              <w:rPr>
+                <w:rtl/>
+              </w:rPr>
+              <w:t xml:space="preserve"> </w:t>
+            </w:r>
+            <m:oMath>
+              <m:r>
+                <m:t>O</m:t>
+              </m:r>
+            </m:oMath>
+            <w:r>
+              <w:rPr>
+                <w:rtl/>
+              </w:rPr>
+              <w:t xml:space="preserve"> </w:t>
+            </w:r>
+            <w:r>
+              <w:rPr>
+                <w:rtl/>
+              </w:rPr>
+              <w:t xml:space="preserve">معناه</w:t>
+            </w:r>
+            <w:r>
+              <w:rPr>
+                <w:rtl/>
+              </w:rPr>
+              <w:t xml:space="preserve"> </w:t>
+            </w:r>
+            <m:oMath>
+              <m:r>
+                <m:t>0</m:t>
+              </m:r>
+              <m:r>
+                <m:rPr>
+                  <m:sty m:val="p"/>
+                </m:rPr>
+                <m:t>=</m:t>
+              </m:r>
+              <m:r>
+                <m:rPr>
+                  <m:sty m:val="p"/>
+                </m:rPr>
+                <m:t>−</m:t>
+              </m:r>
+              <m:r>
+                <m:t>a</m:t>
+              </m:r>
+              <m:sSup>
+                <m:e>
+                  <m:r>
+                    <m:t>f</m:t>
+                  </m:r>
+                </m:e>
+                <m:sup>
+                  <m:r>
+                    <m:rPr>
+                      <m:sty m:val="p"/>
+                    </m:rPr>
+                    <m:t>′</m:t>
+                  </m:r>
+                </m:sup>
+              </m:sSup>
+              <m:d>
+                <m:dPr>
+                  <m:begChr m:val="("/>
+                  <m:endChr m:val=")"/>
+                  <m:sepChr m:val=""/>
+                  <m:grow/>
+                </m:dPr>
+                <m:e>
+                  <m:r>
+                    <m:t>a</m:t>
+                  </m:r>
+                </m:e>
+              </m:d>
+              <m:r>
+                <m:rPr>
+                  <m:sty m:val="p"/>
+                </m:rPr>
+                <m:t>+</m:t>
+              </m:r>
+              <m:r>
+                <m:t>f</m:t>
+              </m:r>
+              <m:d>
+                <m:dPr>
+                  <m:begChr m:val="("/>
+                  <m:endChr m:val=")"/>
+                  <m:sepChr m:val=""/>
+                  <m:grow/>
+                </m:dPr>
+                <m:e>
+                  <m:r>
+                    <m:t>a</m:t>
+                  </m:r>
+                </m:e>
+              </m:d>
+            </m:oMath>
+            <w:r>
+              <w:rPr>
+                <w:rtl/>
+              </w:rPr>
+              <w:t xml:space="preserve"> </w:t>
+            </w:r>
+            <w:r>
+              <w:rPr>
+                <w:rtl/>
+              </w:rPr>
+              <w:t xml:space="preserve">، أي</w:t>
+            </w:r>
+            <w:r>
+              <w:rPr>
+                <w:rtl/>
+              </w:rPr>
+              <w:t xml:space="preserve"> </w:t>
+            </w:r>
+            <m:oMath>
+              <m:r>
+                <m:t>a</m:t>
+              </m:r>
+              <m:sSup>
+                <m:e>
+                  <m:r>
+                    <m:t>f</m:t>
+                  </m:r>
+                </m:e>
+                <m:sup>
+                  <m:r>
+                    <m:rPr>
+                      <m:sty m:val="p"/>
+                    </m:rPr>
+                    <m:t>′</m:t>
+                  </m:r>
+                </m:sup>
+              </m:sSup>
+              <m:d>
+                <m:dPr>
+                  <m:begChr m:val="("/>
+                  <m:endChr m:val=")"/>
+                  <m:sepChr m:val=""/>
+                  <m:grow/>
+                </m:dPr>
+                <m:e>
+                  <m:r>
+                    <m:t>a</m:t>
+                  </m:r>
+                </m:e>
+              </m:d>
+              <m:r>
+                <m:rPr>
+                  <m:sty m:val="p"/>
+                </m:rPr>
+                <m:t>=</m:t>
+              </m:r>
+              <m:r>
+                <m:t>f</m:t>
+              </m:r>
+              <m:d>
+                <m:dPr>
+                  <m:begChr m:val="("/>
+                  <m:endChr m:val=")"/>
+                  <m:sepChr m:val=""/>
+                  <m:grow/>
+                </m:dPr>
+                <m:e>
+                  <m:r>
+                    <m:t>a</m:t>
+                  </m:r>
+                </m:e>
+              </m:d>
+            </m:oMath>
+            <w:r>
+              <w:rPr>
+                <w:rtl/>
+              </w:rPr>
+              <w:t xml:space="preserve">:</w:t>
+            </w:r>
+          </w:p>
+          <w:p>
+            <w:pPr>
+              <w:bidi/>
+            </w:pPr>
+            <m:oMath>
+              <m:r>
+                <m:t>a</m:t>
+              </m:r>
+              <m:r>
+                <m:rPr>
+                  <m:sty m:val="p"/>
+                </m:rPr>
+                <m:t>×</m:t>
+              </m:r>
+              <m:f>
+                <m:fPr>
+                  <m:type m:val="bar"/>
+                </m:fPr>
+                <m:num>
+                  <m:sSup>
+                    <m:e>
+                      <m:r>
+                        <m:t>a</m:t>
+                      </m:r>
+                    </m:e>
+                    <m:sup>
+                      <m:r>
+                        <m:t>2</m:t>
+                      </m:r>
+                    </m:sup>
+                  </m:sSup>
+                  <m:r>
+                    <m:rPr>
+                      <m:sty m:val="p"/>
+                    </m:rPr>
+                    <m:t>+</m:t>
+                  </m:r>
+                  <m:r>
+                    <m:t>2</m:t>
+                  </m:r>
+                  <m:r>
+                    <m:t>a</m:t>
+                  </m:r>
+                  <m:r>
+                    <m:rPr>
+                      <m:sty m:val="p"/>
+                    </m:rPr>
+                    <m:t>−</m:t>
+                  </m:r>
+                  <m:r>
+                    <m:t>3</m:t>
+                  </m:r>
+                </m:num>
+                <m:den>
+                  <m:sSup>
+                    <m:e>
+                      <m:d>
+                        <m:dPr>
+                          <m:begChr m:val="("/>
+                          <m:endChr m:val=")"/>
+                          <m:sepChr m:val=""/>
+                          <m:grow/>
+                        </m:dPr>
+                        <m:e>
+                          <m:r>
+                            <m:t>a</m:t>
+                          </m:r>
+                          <m:r>
+                            <m:rPr>
+                              <m:sty m:val="p"/>
+                            </m:rPr>
+                            <m:t>+</m:t>
+                          </m:r>
+                          <m:r>
+                            <m:t>1</m:t>
+                          </m:r>
+                        </m:e>
+                      </m:d>
+                    </m:e>
+                    <m:sup>
+                      <m:r>
+                        <m:t>2</m:t>
+                      </m:r>
+                    </m:sup>
+                  </m:sSup>
+                </m:den>
+              </m:f>
+              <m:r>
+                <m:rPr>
+                  <m:sty m:val="p"/>
+                </m:rPr>
+                <m:t>=</m:t>
+              </m:r>
+              <m:f>
+                <m:fPr>
+                  <m:type m:val="bar"/>
+                </m:fPr>
+                <m:num>
+                  <m:sSup>
+                    <m:e>
+                      <m:r>
+                        <m:t>a</m:t>
+                      </m:r>
+                    </m:e>
+                    <m:sup>
+                      <m:r>
+                        <m:t>2</m:t>
+                      </m:r>
+                    </m:sup>
+                  </m:sSup>
+                  <m:r>
+                    <m:rPr>
+                      <m:sty m:val="p"/>
+                    </m:rPr>
+                    <m:t>+</m:t>
+                  </m:r>
+                  <m:r>
+                    <m:t>a</m:t>
+                  </m:r>
+                  <m:r>
+                    <m:rPr>
+                      <m:sty m:val="p"/>
+                    </m:rPr>
+                    <m:t>+</m:t>
+                  </m:r>
+                  <m:r>
+                    <m:t>4</m:t>
+                  </m:r>
+                </m:num>
+                <m:den>
+                  <m:r>
+                    <m:t>a</m:t>
+                  </m:r>
+                  <m:r>
+                    <m:rPr>
+                      <m:sty m:val="p"/>
+                    </m:rPr>
+                    <m:t>+</m:t>
+                  </m:r>
+                  <m:r>
+                    <m:t>1</m:t>
+                  </m:r>
+                </m:den>
+              </m:f>
+            </m:oMath>
+            <w:r>
+              <w:rPr>
+                <w:rtl/>
+              </w:rPr>
+              <w:t xml:space="preserve"> </w:t>
+            </w:r>
+            <w:r>
+              <w:rPr>
+                <w:rtl/>
+              </w:rPr>
+              <w:t xml:space="preserve">، أي</w:t>
+            </w:r>
+            <w:r>
+              <w:rPr>
+                <w:rtl/>
+              </w:rPr>
+              <w:t xml:space="preserve"> </w:t>
+            </w:r>
+            <m:oMath>
+              <m:r>
+                <m:t>a</m:t>
+              </m:r>
+              <m:d>
+                <m:dPr>
+                  <m:begChr m:val="("/>
+                  <m:endChr m:val=")"/>
+                  <m:sepChr m:val=""/>
+                  <m:grow/>
+                </m:dPr>
+                <m:e>
+                  <m:sSup>
+                    <m:e>
+                      <m:r>
+                        <m:t>a</m:t>
+                      </m:r>
+                    </m:e>
+                    <m:sup>
+                      <m:r>
+                        <m:t>2</m:t>
+                      </m:r>
+                    </m:sup>
+                  </m:sSup>
+                  <m:r>
+                    <m:rPr>
+                      <m:sty m:val="p"/>
+                    </m:rPr>
+                    <m:t>+</m:t>
+                  </m:r>
+                  <m:r>
+                    <m:t>2</m:t>
+                  </m:r>
+                  <m:r>
+                    <m:t>a</m:t>
+                  </m:r>
+                  <m:r>
+                    <m:rPr>
+                      <m:sty m:val="p"/>
+                    </m:rPr>
+                    <m:t>−</m:t>
+                  </m:r>
+                  <m:r>
+                    <m:t>3</m:t>
+                  </m:r>
+                </m:e>
+              </m:d>
+              <m:r>
+                <m:rPr>
+                  <m:sty m:val="p"/>
+                </m:rPr>
+                <m:t>=</m:t>
+              </m:r>
+              <m:d>
+                <m:dPr>
+                  <m:begChr m:val="("/>
+                  <m:endChr m:val=")"/>
+                  <m:sepChr m:val=""/>
+                  <m:grow/>
+                </m:dPr>
+                <m:e>
+                  <m:sSup>
+                    <m:e>
+                      <m:r>
+                        <m:t>a</m:t>
+                      </m:r>
+                    </m:e>
+                    <m:sup>
+                      <m:r>
+                        <m:t>2</m:t>
+                      </m:r>
+                    </m:sup>
+                  </m:sSup>
+                  <m:r>
+                    <m:rPr>
+                      <m:sty m:val="p"/>
+                    </m:rPr>
+                    <m:t>+</m:t>
+                  </m:r>
+                  <m:r>
+                    <m:t>a</m:t>
+                  </m:r>
+                  <m:r>
+                    <m:rPr>
+                      <m:sty m:val="p"/>
+                    </m:rPr>
+                    <m:t>+</m:t>
+                  </m:r>
+                  <m:r>
+                    <m:t>4</m:t>
+                  </m:r>
+                </m:e>
+              </m:d>
+              <m:d>
+                <m:dPr>
+                  <m:begChr m:val="("/>
+                  <m:endChr m:val=")"/>
+                  <m:sepChr m:val=""/>
+                  <m:grow/>
+                </m:dPr>
+                <m:e>
+                  <m:r>
+                    <m:t>a</m:t>
+                  </m:r>
+                  <m:r>
+                    <m:rPr>
+                      <m:sty m:val="p"/>
+                    </m:rPr>
+                    <m:t>+</m:t>
+                  </m:r>
+                  <m:r>
+                    <m:t>1</m:t>
+                  </m:r>
+                </m:e>
+              </m:d>
+            </m:oMath>
+            <w:r>
+              <w:rPr>
+                <w:rtl/>
+              </w:rPr>
+              <w:t xml:space="preserve"> </w:t>
+            </w:r>
+            <w:r>
+              <w:rPr>
+                <w:rtl/>
+              </w:rPr>
+              <w:t xml:space="preserve">، أي</w:t>
+            </w:r>
+            <w:r>
+              <w:rPr>
+                <w:rtl/>
+              </w:rPr>
+              <w:t xml:space="preserve"> </w:t>
+            </w:r>
+            <m:oMath>
+              <m:sSup>
+                <m:e>
+                  <m:r>
+                    <m:t>a</m:t>
+                  </m:r>
+                </m:e>
+                <m:sup>
+                  <m:r>
+                    <m:t>3</m:t>
+                  </m:r>
+                </m:sup>
+              </m:sSup>
+              <m:r>
+                <m:rPr>
+                  <m:sty m:val="p"/>
+                </m:rPr>
+                <m:t>+</m:t>
+              </m:r>
+              <m:r>
+                <m:t>2</m:t>
+              </m:r>
+              <m:sSup>
+                <m:e>
+                  <m:r>
+                    <m:t>a</m:t>
+                  </m:r>
+                </m:e>
+                <m:sup>
+                  <m:r>
+                    <m:t>2</m:t>
+                  </m:r>
+                </m:sup>
+              </m:sSup>
+              <m:r>
+                <m:rPr>
+                  <m:sty m:val="p"/>
+                </m:rPr>
+                <m:t>−</m:t>
+              </m:r>
+              <m:r>
+                <m:t>3</m:t>
+              </m:r>
+              <m:r>
+                <m:t>a</m:t>
+              </m:r>
+              <m:r>
+                <m:rPr>
+                  <m:sty m:val="p"/>
+                </m:rPr>
+                <m:t>=</m:t>
+              </m:r>
+              <m:sSup>
+                <m:e>
+                  <m:r>
+                    <m:t>a</m:t>
+                  </m:r>
+                </m:e>
+                <m:sup>
+                  <m:r>
+                    <m:t>3</m:t>
+                  </m:r>
+                </m:sup>
+              </m:sSup>
+              <m:r>
+                <m:rPr>
+                  <m:sty m:val="p"/>
+                </m:rPr>
+                <m:t>+</m:t>
+              </m:r>
+              <m:r>
+                <m:t>2</m:t>
+              </m:r>
+              <m:sSup>
+                <m:e>
+                  <m:r>
+                    <m:t>a</m:t>
+                  </m:r>
+                </m:e>
+                <m:sup>
+                  <m:r>
+                    <m:t>2</m:t>
+                  </m:r>
+                </m:sup>
+              </m:sSup>
+              <m:r>
+                <m:rPr>
+                  <m:sty m:val="p"/>
+                </m:rPr>
+                <m:t>+</m:t>
+              </m:r>
+              <m:r>
+                <m:t>5</m:t>
+              </m:r>
+              <m:r>
+                <m:t>a</m:t>
+              </m:r>
+              <m:r>
+                <m:rPr>
+                  <m:sty m:val="p"/>
+                </m:rPr>
+                <m:t>+</m:t>
+              </m:r>
+              <m:r>
+                <m:t>4</m:t>
+              </m:r>
+            </m:oMath>
+            <w:r>
+              <w:rPr>
+                <w:rtl/>
+              </w:rPr>
+              <w:t xml:space="preserve"> </w:t>
+            </w:r>
+            <w:r>
+              <w:rPr>
+                <w:rtl/>
+              </w:rPr>
+              <w:t xml:space="preserve">، ومنه</w:t>
+            </w:r>
+            <w:r>
+              <w:rPr>
+                <w:rtl/>
+              </w:rPr>
+              <w:t xml:space="preserve"> </w:t>
+            </w:r>
+            <m:oMath>
+              <m:r>
+                <m:rPr>
+                  <m:sty m:val="p"/>
+                </m:rPr>
+                <m:t>−</m:t>
+              </m:r>
+              <m:r>
+                <m:t>8</m:t>
+              </m:r>
+              <m:r>
+                <m:t>a</m:t>
+              </m:r>
+              <m:r>
+                <m:rPr>
+                  <m:sty m:val="p"/>
+                </m:rPr>
+                <m:t>=</m:t>
+              </m:r>
+              <m:r>
+                <m:t>4</m:t>
+              </m:r>
+            </m:oMath>
+            <w:r>
+              <w:rPr>
+                <w:rtl/>
+              </w:rPr>
+              <w:t xml:space="preserve">:</w:t>
+            </w:r>
+            <w:r>
+              <w:rPr>
+                <w:rtl/>
+              </w:rPr>
+              <w:t xml:space="preserve"> </w:t>
+            </w:r>
+            <m:oMath>
+              <m:borderBox>
+                <m:e>
+                  <m:r>
+                    <m:t>a</m:t>
+                  </m:r>
+                  <m:r>
+                    <m:rPr>
+                      <m:sty m:val="p"/>
+                    </m:rPr>
+                    <m:t>=</m:t>
+                  </m:r>
+                  <m:r>
+                    <m:rPr>
+                      <m:sty m:val="p"/>
+                    </m:rPr>
+                    <m:t>−</m:t>
+                  </m:r>
+                  <m:f>
+                    <m:fPr>
+                      <m:type m:val="lin"/>
+                    </m:fPr>
+                    <m:num>
+                      <m:r>
+                        <m:t>1</m:t>
+                      </m:r>
+                    </m:num>
+                    <m:den>
+                      <m:r>
+                        <m:t>2</m:t>
+                      </m:r>
+                    </m:den>
+                  </m:f>
+                </m:e>
+              </m:borderBox>
+            </m:oMath>
+          </w:p>
+          <w:p>
+            <w:pPr>
+              <w:bidi/>
+            </w:pPr>
+            <m:oMath>
+              <m:r>
+                <m:t>f</m:t>
+              </m:r>
+              <m:d>
+                <m:dPr>
+                  <m:begChr m:val="("/>
+                  <m:endChr m:val=")"/>
+                  <m:sepChr m:val=""/>
+                  <m:grow/>
+                </m:dPr>
+                <m:e>
+                  <m:r>
+                    <m:rPr>
+                      <m:sty m:val="p"/>
+                    </m:rPr>
+                    <m:t>−</m:t>
+                  </m:r>
+                  <m:f>
+                    <m:fPr>
+                      <m:type m:val="lin"/>
+                    </m:fPr>
+                    <m:num>
+                      <m:r>
+                        <m:t>1</m:t>
+                      </m:r>
+                    </m:num>
+                    <m:den>
+                      <m:r>
+                        <m:t>2</m:t>
+                      </m:r>
+                    </m:den>
+                  </m:f>
+                </m:e>
+              </m:d>
+              <m:r>
+                <m:rPr>
+                  <m:sty m:val="p"/>
+                </m:rPr>
+                <m:t>=</m:t>
+              </m:r>
+              <m:f>
+                <m:fPr>
+                  <m:type m:val="bar"/>
+                </m:fPr>
+                <m:num>
+                  <m:f>
+                    <m:fPr>
+                      <m:type m:val="bar"/>
+                    </m:fPr>
+                    <m:num>
+                      <m:r>
+                        <m:t>1</m:t>
+                      </m:r>
+                    </m:num>
+                    <m:den>
+                      <m:r>
+                        <m:t>4</m:t>
+                      </m:r>
+                    </m:den>
+                  </m:f>
+                  <m:r>
+                    <m:rPr>
+                      <m:sty m:val="p"/>
+                    </m:rPr>
+                    <m:t>−</m:t>
+                  </m:r>
+                  <m:f>
+                    <m:fPr>
+                      <m:type m:val="bar"/>
+                    </m:fPr>
+                    <m:num>
+                      <m:r>
+                        <m:t>1</m:t>
+                      </m:r>
+                    </m:num>
+                    <m:den>
+                      <m:r>
+                        <m:t>2</m:t>
+                      </m:r>
+                    </m:den>
+                  </m:f>
+                  <m:r>
+                    <m:rPr>
+                      <m:sty m:val="p"/>
+                    </m:rPr>
+                    <m:t>+</m:t>
+                  </m:r>
+                  <m:r>
+                    <m:t>4</m:t>
+                  </m:r>
+                </m:num>
+                <m:den>
+                  <m:f>
+                    <m:fPr>
+                      <m:type m:val="bar"/>
+                    </m:fPr>
+                    <m:num>
+                      <m:r>
+                        <m:t>1</m:t>
+                      </m:r>
+                    </m:num>
+                    <m:den>
+                      <m:r>
+                        <m:t>2</m:t>
+                      </m:r>
+                    </m:den>
+                  </m:f>
+                </m:den>
+              </m:f>
+              <m:r>
+                <m:rPr>
+                  <m:sty m:val="p"/>
+                </m:rPr>
+                <m:t>=</m:t>
+              </m:r>
+              <m:f>
+                <m:fPr>
+                  <m:type m:val="bar"/>
+                </m:fPr>
+                <m:num>
+                  <m:r>
+                    <m:t>15</m:t>
+                  </m:r>
+                </m:num>
+                <m:den>
+                  <m:r>
+                    <m:t>2</m:t>
+                  </m:r>
+                </m:den>
+              </m:f>
+            </m:oMath>
+            <w:r>
+              <w:rPr>
+                <w:rtl/>
+              </w:rPr>
+              <w:t xml:space="preserve"> </w:t>
+            </w:r>
+            <w:r>
+              <w:rPr>
+                <w:rtl/>
+              </w:rPr>
+              <w:t xml:space="preserve">،</w:t>
+            </w:r>
+            <w:r>
+              <w:rPr>
+                <w:rtl/>
+              </w:rPr>
+              <w:t xml:space="preserve"> </w:t>
+            </w:r>
+            <m:oMath>
+              <m:sSup>
+                <m:e>
+                  <m:r>
+                    <m:t>f</m:t>
+                  </m:r>
+                </m:e>
+                <m:sup>
+                  <m:r>
+                    <m:rPr>
+                      <m:sty m:val="p"/>
+                    </m:rPr>
+                    <m:t>′</m:t>
+                  </m:r>
+                </m:sup>
+              </m:sSup>
+              <m:d>
+                <m:dPr>
+                  <m:begChr m:val="("/>
+                  <m:endChr m:val=")"/>
+                  <m:sepChr m:val=""/>
+                  <m:grow/>
+                </m:dPr>
+                <m:e>
+                  <m:r>
+                    <m:rPr>
+                      <m:sty m:val="p"/>
+                    </m:rPr>
+                    <m:t>−</m:t>
+                  </m:r>
+                  <m:f>
+                    <m:fPr>
+                      <m:type m:val="lin"/>
+                    </m:fPr>
+                    <m:num>
+                      <m:r>
+                        <m:t>1</m:t>
+                      </m:r>
+                    </m:num>
+                    <m:den>
+                      <m:r>
+                        <m:t>2</m:t>
+                      </m:r>
+                    </m:den>
+                  </m:f>
+                </m:e>
+              </m:d>
+              <m:r>
+                <m:rPr>
+                  <m:sty m:val="p"/>
+                </m:rPr>
+                <m:t>=</m:t>
+              </m:r>
+              <m:f>
+                <m:fPr>
+                  <m:type m:val="bar"/>
+                </m:fPr>
+                <m:num>
+                  <m:f>
+                    <m:fPr>
+                      <m:type m:val="bar"/>
+                    </m:fPr>
+                    <m:num>
+                      <m:r>
+                        <m:t>1</m:t>
+                      </m:r>
+                    </m:num>
+                    <m:den>
+                      <m:r>
+                        <m:t>4</m:t>
+                      </m:r>
+                    </m:den>
+                  </m:f>
+                  <m:r>
+                    <m:rPr>
+                      <m:sty m:val="p"/>
+                    </m:rPr>
+                    <m:t>−</m:t>
+                  </m:r>
+                  <m:r>
+                    <m:t>1</m:t>
+                  </m:r>
+                  <m:r>
+                    <m:rPr>
+                      <m:sty m:val="p"/>
+                    </m:rPr>
+                    <m:t>−</m:t>
+                  </m:r>
+                  <m:r>
+                    <m:t>3</m:t>
+                  </m:r>
+                </m:num>
+                <m:den>
+                  <m:f>
+                    <m:fPr>
+                      <m:type m:val="bar"/>
+                    </m:fPr>
+                    <m:num>
+                      <m:r>
+                        <m:t>1</m:t>
+                      </m:r>
+                    </m:num>
+                    <m:den>
+                      <m:r>
+                        <m:t>4</m:t>
+                      </m:r>
+                    </m:den>
+                  </m:f>
+                </m:den>
+              </m:f>
+              <m:r>
+                <m:rPr>
+                  <m:sty m:val="p"/>
+                </m:rPr>
+                <m:t>=</m:t>
+              </m:r>
+              <m:r>
+                <m:rPr>
+                  <m:sty m:val="p"/>
+                </m:rPr>
+                <m:t>−</m:t>
+              </m:r>
+              <m:r>
+                <m:t>15</m:t>
+              </m:r>
+            </m:oMath>
+            <w:r>
+              <w:rPr>
+                <w:rtl/>
+              </w:rPr>
+              <w:t xml:space="preserve"> </w:t>
+            </w:r>
+            <w:r>
+              <w:rPr>
+                <w:rtl/>
+              </w:rPr>
+              <w:t xml:space="preserve">، والمماس:</w:t>
+            </w:r>
+            <w:r>
+              <w:rPr>
+                <w:rtl/>
+              </w:rPr>
+              <w:t xml:space="preserve"> </w:t>
+            </w:r>
+            <m:oMath>
+              <m:borderBox>
+                <m:e>
+                  <m:r>
+                    <m:t>y</m:t>
+                  </m:r>
+                  <m:r>
+                    <m:rPr>
+                      <m:sty m:val="p"/>
+                    </m:rPr>
+                    <m:t>=</m:t>
+                  </m:r>
+                  <m:r>
+                    <m:rPr>
+                      <m:sty m:val="p"/>
+                    </m:rPr>
+                    <m:t>−</m:t>
+                  </m:r>
+                  <m:r>
+                    <m:t>15</m:t>
+                  </m:r>
+                  <m:r>
+                    <m:t>x</m:t>
                   </m:r>
                 </m:e>
               </m:borderBox>
@@ -6513,7 +8079,7 @@
                 <w:color w:val="C00000"/>
                 <w:rtl/>
               </w:rPr>
-              <w:t xml:space="preserve">(1,5)</w:t>
+              <w:t xml:space="preserve">(1)</w:t>
             </w:r>
           </w:p>
           <w:p>
@@ -6885,7 +8451,7 @@
                 <w:color w:val="C00000"/>
                 <w:rtl/>
               </w:rPr>
-              <w:t xml:space="preserve">(1)</w:t>
+              <w:t xml:space="preserve">(0,5)</w:t>
             </w:r>
           </w:p>
           <w:p>
@@ -8049,6 +9615,539 @@
                 <w:rtl/>
               </w:rPr>
               <w:t xml:space="preserve">(0,5)</w:t>
+            </w:r>
+          </w:p>
+          <w:p>
+            <w:pPr>
+              <w:bidi/>
+            </w:pPr>
+            <w:r>
+              <w:rPr>
+                <w:b/>
+                <w:bCs/>
+                <w:rtl/>
+              </w:rPr>
+              <w:t xml:space="preserve">6.</w:t>
+            </w:r>
+            <w:r>
+              <w:rPr>
+                <w:rtl/>
+              </w:rPr>
+              <w:t xml:space="preserve"> </w:t>
+            </w:r>
+            <w:r>
+              <w:rPr>
+                <w:rtl/>
+              </w:rPr>
+              <w:t xml:space="preserve">من جدول التغيرات على</w:t>
+            </w:r>
+            <w:r>
+              <w:rPr>
+                <w:rtl/>
+              </w:rPr>
+              <w:t xml:space="preserve"> </w:t>
+            </w:r>
+            <m:oMath>
+              <m:d>
+                <m:dPr>
+                  <m:begChr m:val="["/>
+                  <m:endChr m:val="]"/>
+                  <m:sepChr m:val=""/>
+                  <m:grow/>
+                </m:dPr>
+                <m:e>
+                  <m:r>
+                    <m:rPr>
+                      <m:sty m:val="p"/>
+                    </m:rPr>
+                    <m:t>−</m:t>
+                  </m:r>
+                  <m:r>
+                    <m:t>2</m:t>
+                  </m:r>
+                  <m:r>
+                    <m:rPr>
+                      <m:sty m:val="p"/>
+                    </m:rPr>
+                    <m:t>;</m:t>
+                  </m:r>
+                  <m:r>
+                    <m:t>2</m:t>
+                  </m:r>
+                </m:e>
+              </m:d>
+            </m:oMath>
+            <w:r>
+              <w:rPr>
+                <w:rtl/>
+              </w:rPr>
+              <w:t xml:space="preserve"> </w:t>
+            </w:r>
+            <w:r>
+              <w:rPr>
+                <w:rtl/>
+              </w:rPr>
+              <w:t xml:space="preserve">(القيم</w:t>
+            </w:r>
+            <w:r>
+              <w:rPr>
+                <w:rtl/>
+              </w:rPr>
+              <w:t xml:space="preserve"> </w:t>
+            </w:r>
+            <m:oMath>
+              <m:r>
+                <m:rPr>
+                  <m:sty m:val="p"/>
+                </m:rPr>
+                <m:t>−</m:t>
+              </m:r>
+              <m:r>
+                <m:t>1</m:t>
+              </m:r>
+            </m:oMath>
+            <w:r>
+              <w:rPr>
+                <w:rtl/>
+              </w:rPr>
+              <w:t xml:space="preserve"> </w:t>
+            </w:r>
+            <w:r>
+              <w:rPr>
+                <w:rtl/>
+              </w:rPr>
+              <w:t xml:space="preserve">،</w:t>
+            </w:r>
+            <w:r>
+              <w:rPr>
+                <w:rtl/>
+              </w:rPr>
+              <w:t xml:space="preserve"> </w:t>
+            </w:r>
+            <m:oMath>
+              <m:r>
+                <m:t>3</m:t>
+              </m:r>
+            </m:oMath>
+            <w:r>
+              <w:rPr>
+                <w:rtl/>
+              </w:rPr>
+              <w:t xml:space="preserve"> </w:t>
+            </w:r>
+            <w:r>
+              <w:rPr>
+                <w:rtl/>
+              </w:rPr>
+              <w:t xml:space="preserve">،</w:t>
+            </w:r>
+            <w:r>
+              <w:rPr>
+                <w:rtl/>
+              </w:rPr>
+              <w:t xml:space="preserve"> </w:t>
+            </w:r>
+            <m:oMath>
+              <m:r>
+                <m:rPr>
+                  <m:sty m:val="p"/>
+                </m:rPr>
+                <m:t>−</m:t>
+              </m:r>
+              <m:r>
+                <m:t>1</m:t>
+              </m:r>
+            </m:oMath>
+            <w:r>
+              <w:rPr>
+                <w:rtl/>
+              </w:rPr>
+              <w:t xml:space="preserve"> </w:t>
+            </w:r>
+            <w:r>
+              <w:rPr>
+                <w:rtl/>
+              </w:rPr>
+              <w:t xml:space="preserve">،</w:t>
+            </w:r>
+            <w:r>
+              <w:rPr>
+                <w:rtl/>
+              </w:rPr>
+              <w:t xml:space="preserve"> </w:t>
+            </w:r>
+            <m:oMath>
+              <m:r>
+                <m:t>3</m:t>
+              </m:r>
+            </m:oMath>
+            <w:r>
+              <w:rPr>
+                <w:rtl/>
+              </w:rPr>
+              <w:t xml:space="preserve">):</w:t>
+            </w:r>
+          </w:p>
+          <w:p>
+            <w:pPr>
+              <w:bidi/>
+            </w:pPr>
+            <m:oMath>
+              <m:r>
+                <m:t>m</m:t>
+              </m:r>
+              <m:r>
+                <m:rPr>
+                  <m:sty m:val="p"/>
+                </m:rPr>
+                <m:t>&lt;</m:t>
+              </m:r>
+              <m:r>
+                <m:rPr>
+                  <m:sty m:val="p"/>
+                </m:rPr>
+                <m:t>−</m:t>
+              </m:r>
+              <m:r>
+                <m:t>1</m:t>
+              </m:r>
+            </m:oMath>
+            <w:r>
+              <w:rPr>
+                <w:rtl/>
+              </w:rPr>
+              <w:t xml:space="preserve"> </w:t>
+            </w:r>
+            <w:r>
+              <w:rPr>
+                <w:rtl/>
+              </w:rPr>
+              <w:t xml:space="preserve">أو</w:t>
+            </w:r>
+            <w:r>
+              <w:rPr>
+                <w:rtl/>
+              </w:rPr>
+              <w:t xml:space="preserve"> </w:t>
+            </w:r>
+            <m:oMath>
+              <m:r>
+                <m:t>m</m:t>
+              </m:r>
+              <m:r>
+                <m:rPr>
+                  <m:sty m:val="p"/>
+                </m:rPr>
+                <m:t>&gt;</m:t>
+              </m:r>
+              <m:r>
+                <m:t>3</m:t>
+              </m:r>
+            </m:oMath>
+            <w:r>
+              <w:rPr>
+                <w:rtl/>
+              </w:rPr>
+              <w:t xml:space="preserve">:</w:t>
+            </w:r>
+            <w:r>
+              <w:rPr>
+                <w:rtl/>
+              </w:rPr>
+              <w:t xml:space="preserve"> </w:t>
+            </w:r>
+            <m:oMath>
+              <m:borderBox>
+                <m:e>
+                  <m:r>
+                    <m:t>0</m:t>
+                  </m:r>
+                </m:e>
+              </m:borderBox>
+            </m:oMath>
+            <w:r>
+              <w:rPr>
+                <w:rtl/>
+              </w:rPr>
+              <w:t xml:space="preserve"> </w:t>
+            </w:r>
+            <w:r>
+              <w:rPr>
+                <w:rtl/>
+              </w:rPr>
+              <w:t xml:space="preserve">حل.</w:t>
+            </w:r>
+          </w:p>
+          <w:p>
+            <w:pPr>
+              <w:bidi/>
+            </w:pPr>
+            <m:oMath>
+              <m:r>
+                <m:t>m</m:t>
+              </m:r>
+              <m:r>
+                <m:rPr>
+                  <m:sty m:val="p"/>
+                </m:rPr>
+                <m:t>=</m:t>
+              </m:r>
+              <m:r>
+                <m:rPr>
+                  <m:sty m:val="p"/>
+                </m:rPr>
+                <m:t>−</m:t>
+              </m:r>
+              <m:r>
+                <m:t>1</m:t>
+              </m:r>
+            </m:oMath>
+            <w:r>
+              <w:rPr>
+                <w:rtl/>
+              </w:rPr>
+              <w:t xml:space="preserve"> </w:t>
+            </w:r>
+            <w:r>
+              <w:rPr>
+                <w:rtl/>
+              </w:rPr>
+              <w:t xml:space="preserve">أو</w:t>
+            </w:r>
+            <w:r>
+              <w:rPr>
+                <w:rtl/>
+              </w:rPr>
+              <w:t xml:space="preserve"> </w:t>
+            </w:r>
+            <m:oMath>
+              <m:r>
+                <m:t>m</m:t>
+              </m:r>
+              <m:r>
+                <m:rPr>
+                  <m:sty m:val="p"/>
+                </m:rPr>
+                <m:t>=</m:t>
+              </m:r>
+              <m:r>
+                <m:t>3</m:t>
+              </m:r>
+            </m:oMath>
+            <w:r>
+              <w:rPr>
+                <w:rtl/>
+              </w:rPr>
+              <w:t xml:space="preserve">: حلان (</w:t>
+            </w:r>
+            <m:oMath>
+              <m:r>
+                <m:t>x</m:t>
+              </m:r>
+              <m:r>
+                <m:rPr>
+                  <m:sty m:val="p"/>
+                </m:rPr>
+                <m:t>=</m:t>
+              </m:r>
+              <m:r>
+                <m:rPr>
+                  <m:sty m:val="p"/>
+                </m:rPr>
+                <m:t>−</m:t>
+              </m:r>
+              <m:r>
+                <m:t>2</m:t>
+              </m:r>
+            </m:oMath>
+            <w:r>
+              <w:rPr>
+                <w:rtl/>
+              </w:rPr>
+              <w:t xml:space="preserve"> </w:t>
+            </w:r>
+            <w:r>
+              <w:rPr>
+                <w:rtl/>
+              </w:rPr>
+              <w:t xml:space="preserve">و</w:t>
+            </w:r>
+            <w:r>
+              <w:rPr>
+                <w:rtl/>
+              </w:rPr>
+              <w:t xml:space="preserve"> </w:t>
+            </w:r>
+            <m:oMath>
+              <m:r>
+                <m:t>x</m:t>
+              </m:r>
+              <m:r>
+                <m:rPr>
+                  <m:sty m:val="p"/>
+                </m:rPr>
+                <m:t>=</m:t>
+              </m:r>
+              <m:r>
+                <m:t>1</m:t>
+              </m:r>
+            </m:oMath>
+            <w:r>
+              <w:rPr>
+                <w:rtl/>
+              </w:rPr>
+              <w:t xml:space="preserve"> </w:t>
+            </w:r>
+            <w:r>
+              <w:rPr>
+                <w:rtl/>
+              </w:rPr>
+              <w:t xml:space="preserve">، أو</w:t>
+            </w:r>
+            <w:r>
+              <w:rPr>
+                <w:rtl/>
+              </w:rPr>
+              <w:t xml:space="preserve"> </w:t>
+            </w:r>
+            <m:oMath>
+              <m:r>
+                <m:t>x</m:t>
+              </m:r>
+              <m:r>
+                <m:rPr>
+                  <m:sty m:val="p"/>
+                </m:rPr>
+                <m:t>=</m:t>
+              </m:r>
+              <m:r>
+                <m:rPr>
+                  <m:sty m:val="p"/>
+                </m:rPr>
+                <m:t>−</m:t>
+              </m:r>
+              <m:r>
+                <m:t>1</m:t>
+              </m:r>
+            </m:oMath>
+            <w:r>
+              <w:rPr>
+                <w:rtl/>
+              </w:rPr>
+              <w:t xml:space="preserve"> </w:t>
+            </w:r>
+            <w:r>
+              <w:rPr>
+                <w:rtl/>
+              </w:rPr>
+              <w:t xml:space="preserve">و</w:t>
+            </w:r>
+            <w:r>
+              <w:rPr>
+                <w:rtl/>
+              </w:rPr>
+              <w:t xml:space="preserve"> </w:t>
+            </w:r>
+            <m:oMath>
+              <m:r>
+                <m:t>x</m:t>
+              </m:r>
+              <m:r>
+                <m:rPr>
+                  <m:sty m:val="p"/>
+                </m:rPr>
+                <m:t>=</m:t>
+              </m:r>
+              <m:r>
+                <m:t>2</m:t>
+              </m:r>
+            </m:oMath>
+            <w:r>
+              <w:rPr>
+                <w:rtl/>
+              </w:rPr>
+              <w:t xml:space="preserve">).</w:t>
+            </w:r>
+          </w:p>
+          <w:p>
+            <w:pPr>
+              <w:bidi/>
+            </w:pPr>
+            <m:oMath>
+              <m:r>
+                <m:rPr>
+                  <m:sty m:val="p"/>
+                </m:rPr>
+                <m:t>−</m:t>
+              </m:r>
+              <m:r>
+                <m:t>1</m:t>
+              </m:r>
+              <m:r>
+                <m:rPr>
+                  <m:sty m:val="p"/>
+                </m:rPr>
+                <m:t>&lt;</m:t>
+              </m:r>
+              <m:r>
+                <m:t>m</m:t>
+              </m:r>
+              <m:r>
+                <m:rPr>
+                  <m:sty m:val="p"/>
+                </m:rPr>
+                <m:t>&lt;</m:t>
+              </m:r>
+              <m:r>
+                <m:t>3</m:t>
+              </m:r>
+            </m:oMath>
+            <w:r>
+              <w:rPr>
+                <w:rtl/>
+              </w:rPr>
+              <w:t xml:space="preserve">:</w:t>
+            </w:r>
+            <w:r>
+              <w:rPr>
+                <w:rtl/>
+              </w:rPr>
+              <w:t xml:space="preserve"> </w:t>
+            </w:r>
+            <m:oMath>
+              <m:borderBox>
+                <m:e>
+                  <m:r>
+                    <m:t>3</m:t>
+                  </m:r>
+                </m:e>
+              </m:borderBox>
+            </m:oMath>
+            <w:r>
+              <w:rPr>
+                <w:rtl/>
+              </w:rPr>
+              <w:t xml:space="preserve"> </w:t>
+            </w:r>
+            <w:r>
+              <w:rPr>
+                <w:rtl/>
+              </w:rPr>
+              <w:t xml:space="preserve">حلول.</w:t>
+            </w:r>
+          </w:p>
+          <w:p>
+            <w:pPr>
+              <w:bidi/>
+            </w:pPr>
+            <w:r>
+              <w:rPr>
+                <w:b/>
+                <w:bCs/>
+                <w:color w:val="C00000"/>
+                <w:rtl/>
+              </w:rPr>
+              <w:t xml:space="preserve">(1)</w:t>
             </w:r>
           </w:p>
         </w:tc>
@@ -8894,7 +10993,7 @@
                 <w:color w:val="C00000"/>
                 <w:rtl/>
               </w:rPr>
-              <w:t xml:space="preserve">(1,5)</w:t>
+              <w:t xml:space="preserve">(1)</w:t>
             </w:r>
           </w:p>
           <w:p>
@@ -9741,7 +11840,7 @@
                 <w:color w:val="C00000"/>
                 <w:rtl/>
               </w:rPr>
-              <w:t xml:space="preserve">(1)</w:t>
+              <w:t xml:space="preserve">(0,5)</w:t>
             </w:r>
           </w:p>
           <w:p>
@@ -10917,6 +13016,434 @@
               <w:t xml:space="preserve">(1)</w:t>
             </w:r>
           </w:p>
+          <w:p>
+            <w:pPr>
+              <w:bidi/>
+            </w:pPr>
+            <w:r>
+              <w:rPr>
+                <w:b/>
+                <w:bCs/>
+                <w:rtl/>
+              </w:rPr>
+              <w:t xml:space="preserve">5.</w:t>
+            </w:r>
+            <w:r>
+              <w:rPr>
+                <w:rtl/>
+              </w:rPr>
+              <w:t xml:space="preserve"> </w:t>
+            </w:r>
+            <w:r>
+              <w:rPr>
+                <w:rtl/>
+              </w:rPr>
+              <w:t xml:space="preserve">الربح الجبري</w:t>
+            </w:r>
+            <w:r>
+              <w:rPr>
+                <w:rtl/>
+              </w:rPr>
+              <w:t xml:space="preserve"> </w:t>
+            </w:r>
+            <m:oMath>
+              <m:r>
+                <m:t>G</m:t>
+              </m:r>
+            </m:oMath>
+            <w:r>
+              <w:rPr>
+                <w:rtl/>
+              </w:rPr>
+              <w:t xml:space="preserve"> </w:t>
+            </w:r>
+            <w:r>
+              <w:rPr>
+                <w:rtl/>
+              </w:rPr>
+              <w:t xml:space="preserve">يأخذ القيمة</w:t>
+            </w:r>
+            <w:r>
+              <w:rPr>
+                <w:rtl/>
+              </w:rPr>
+              <w:t xml:space="preserve"> </w:t>
+            </w:r>
+            <m:oMath>
+              <m:r>
+                <m:t>a</m:t>
+              </m:r>
+            </m:oMath>
+            <w:r>
+              <w:rPr>
+                <w:rtl/>
+              </w:rPr>
+              <w:t xml:space="preserve"> </w:t>
+            </w:r>
+            <w:r>
+              <w:rPr>
+                <w:rtl/>
+              </w:rPr>
+              <w:t xml:space="preserve">باحتمال</w:t>
+            </w:r>
+            <w:r>
+              <w:rPr>
+                <w:rtl/>
+              </w:rPr>
+              <w:t xml:space="preserve"> </w:t>
+            </w:r>
+            <m:oMath>
+              <m:r>
+                <m:t>P</m:t>
+              </m:r>
+              <m:d>
+                <m:dPr>
+                  <m:begChr m:val="("/>
+                  <m:endChr m:val=")"/>
+                  <m:sepChr m:val=""/>
+                  <m:grow/>
+                </m:dPr>
+                <m:e>
+                  <m:r>
+                    <m:t>C</m:t>
+                  </m:r>
+                </m:e>
+              </m:d>
+              <m:r>
+                <m:rPr>
+                  <m:sty m:val="p"/>
+                </m:rPr>
+                <m:t>=</m:t>
+              </m:r>
+              <m:f>
+                <m:fPr>
+                  <m:type m:val="bar"/>
+                </m:fPr>
+                <m:num>
+                  <m:r>
+                    <m:t>7</m:t>
+                  </m:r>
+                </m:num>
+                <m:den>
+                  <m:r>
+                    <m:t>16</m:t>
+                  </m:r>
+                </m:den>
+              </m:f>
+            </m:oMath>
+            <w:r>
+              <w:rPr>
+                <w:rtl/>
+              </w:rPr>
+              <w:t xml:space="preserve"> </w:t>
+            </w:r>
+            <w:r>
+              <w:rPr>
+                <w:rtl/>
+              </w:rPr>
+              <w:t xml:space="preserve">، والقيمة</w:t>
+            </w:r>
+            <w:r>
+              <w:rPr>
+                <w:rtl/>
+              </w:rPr>
+              <w:t xml:space="preserve"> </w:t>
+            </w:r>
+            <m:oMath>
+              <m:r>
+                <m:rPr>
+                  <m:sty m:val="p"/>
+                </m:rPr>
+                <m:t>−</m:t>
+              </m:r>
+              <m:r>
+                <m:t>7</m:t>
+              </m:r>
+            </m:oMath>
+            <w:r>
+              <w:rPr>
+                <w:rtl/>
+              </w:rPr>
+              <w:t xml:space="preserve"> </w:t>
+            </w:r>
+            <w:r>
+              <w:rPr>
+                <w:rtl/>
+              </w:rPr>
+              <w:t xml:space="preserve">باحتمال</w:t>
+            </w:r>
+            <w:r>
+              <w:rPr>
+                <w:rtl/>
+              </w:rPr>
+              <w:t xml:space="preserve"> </w:t>
+            </w:r>
+            <m:oMath>
+              <m:r>
+                <m:t>P</m:t>
+              </m:r>
+              <m:d>
+                <m:dPr>
+                  <m:begChr m:val="("/>
+                  <m:endChr m:val=")"/>
+                  <m:sepChr m:val=""/>
+                  <m:grow/>
+                </m:dPr>
+                <m:e>
+                  <m:bar>
+                    <m:barPr>
+                      <m:pos m:val="top"/>
+                    </m:barPr>
+                    <m:e>
+                      <m:r>
+                        <m:t>C</m:t>
+                      </m:r>
+                    </m:e>
+                  </m:bar>
+                </m:e>
+              </m:d>
+              <m:r>
+                <m:rPr>
+                  <m:sty m:val="p"/>
+                </m:rPr>
+                <m:t>=</m:t>
+              </m:r>
+              <m:f>
+                <m:fPr>
+                  <m:type m:val="bar"/>
+                </m:fPr>
+                <m:num>
+                  <m:r>
+                    <m:t>9</m:t>
+                  </m:r>
+                </m:num>
+                <m:den>
+                  <m:r>
+                    <m:t>16</m:t>
+                  </m:r>
+                </m:den>
+              </m:f>
+            </m:oMath>
+            <w:r>
+              <w:rPr>
+                <w:rtl/>
+              </w:rPr>
+              <w:t xml:space="preserve">.</w:t>
+            </w:r>
+          </w:p>
+          <w:p>
+            <w:pPr>
+              <w:bidi/>
+            </w:pPr>
+            <m:oMath>
+              <m:r>
+                <m:t>E</m:t>
+              </m:r>
+              <m:d>
+                <m:dPr>
+                  <m:begChr m:val="("/>
+                  <m:endChr m:val=")"/>
+                  <m:sepChr m:val=""/>
+                  <m:grow/>
+                </m:dPr>
+                <m:e>
+                  <m:r>
+                    <m:t>G</m:t>
+                  </m:r>
+                </m:e>
+              </m:d>
+              <m:r>
+                <m:rPr>
+                  <m:sty m:val="p"/>
+                </m:rPr>
+                <m:t>=</m:t>
+              </m:r>
+              <m:f>
+                <m:fPr>
+                  <m:type m:val="bar"/>
+                </m:fPr>
+                <m:num>
+                  <m:r>
+                    <m:t>7</m:t>
+                  </m:r>
+                  <m:r>
+                    <m:t>a</m:t>
+                  </m:r>
+                </m:num>
+                <m:den>
+                  <m:r>
+                    <m:t>16</m:t>
+                  </m:r>
+                </m:den>
+              </m:f>
+              <m:r>
+                <m:rPr>
+                  <m:sty m:val="p"/>
+                </m:rPr>
+                <m:t>−</m:t>
+              </m:r>
+              <m:f>
+                <m:fPr>
+                  <m:type m:val="bar"/>
+                </m:fPr>
+                <m:num>
+                  <m:r>
+                    <m:t>63</m:t>
+                  </m:r>
+                </m:num>
+                <m:den>
+                  <m:r>
+                    <m:t>16</m:t>
+                  </m:r>
+                </m:den>
+              </m:f>
+              <m:r>
+                <m:rPr>
+                  <m:sty m:val="p"/>
+                </m:rPr>
+                <m:t>=</m:t>
+              </m:r>
+              <m:f>
+                <m:fPr>
+                  <m:type m:val="bar"/>
+                </m:fPr>
+                <m:num>
+                  <m:r>
+                    <m:t>7</m:t>
+                  </m:r>
+                  <m:d>
+                    <m:dPr>
+                      <m:begChr m:val="("/>
+                      <m:endChr m:val=")"/>
+                      <m:sepChr m:val=""/>
+                      <m:grow/>
+                    </m:dPr>
+                    <m:e>
+                      <m:r>
+                        <m:t>a</m:t>
+                      </m:r>
+                      <m:r>
+                        <m:rPr>
+                          <m:sty m:val="p"/>
+                        </m:rPr>
+                        <m:t>−</m:t>
+                      </m:r>
+                      <m:r>
+                        <m:t>9</m:t>
+                      </m:r>
+                    </m:e>
+                  </m:d>
+                </m:num>
+                <m:den>
+                  <m:r>
+                    <m:t>16</m:t>
+                  </m:r>
+                </m:den>
+              </m:f>
+            </m:oMath>
+            <w:r>
+              <w:rPr>
+                <w:rtl/>
+              </w:rPr>
+              <w:t xml:space="preserve"> </w:t>
+            </w:r>
+            <w:r>
+              <w:rPr>
+                <w:rtl/>
+              </w:rPr>
+              <w:t xml:space="preserve">؛ اللعبة عادلة معناه</w:t>
+            </w:r>
+            <w:r>
+              <w:rPr>
+                <w:rtl/>
+              </w:rPr>
+              <w:t xml:space="preserve"> </w:t>
+            </w:r>
+            <m:oMath>
+              <m:r>
+                <m:t>E</m:t>
+              </m:r>
+              <m:d>
+                <m:dPr>
+                  <m:begChr m:val="("/>
+                  <m:endChr m:val=")"/>
+                  <m:sepChr m:val=""/>
+                  <m:grow/>
+                </m:dPr>
+                <m:e>
+                  <m:r>
+                    <m:t>G</m:t>
+                  </m:r>
+                </m:e>
+              </m:d>
+              <m:r>
+                <m:rPr>
+                  <m:sty m:val="p"/>
+                </m:rPr>
+                <m:t>=</m:t>
+              </m:r>
+              <m:r>
+                <m:t>0</m:t>
+              </m:r>
+            </m:oMath>
+            <w:r>
+              <w:rPr>
+                <w:rtl/>
+              </w:rPr>
+              <w:t xml:space="preserve">:</w:t>
+            </w:r>
+            <w:r>
+              <w:rPr>
+                <w:rtl/>
+              </w:rPr>
+              <w:t xml:space="preserve"> </w:t>
+            </w:r>
+            <m:oMath>
+              <m:borderBox>
+                <m:e>
+                  <m:r>
+                    <m:t>a</m:t>
+                  </m:r>
+                  <m:r>
+                    <m:rPr>
+                      <m:sty m:val="p"/>
+                    </m:rPr>
+                    <m:t>=</m:t>
+                  </m:r>
+                  <m:r>
+                    <m:t>9</m:t>
+                  </m:r>
+                </m:e>
+              </m:borderBox>
+            </m:oMath>
+            <w:r>
+              <w:rPr>
+                <w:rtl/>
+              </w:rPr>
+              <w:t xml:space="preserve"> </w:t>
+            </w:r>
+            <w:r>
+              <w:rPr>
+                <w:rtl/>
+              </w:rPr>
+              <w:t xml:space="preserve">دينار</w:t>
+            </w:r>
+            <w:r>
+              <w:rPr>
+                <w:rtl/>
+              </w:rPr>
+              <w:t xml:space="preserve"> </w:t>
+            </w:r>
+            <w:r>
+              <w:rPr>
+                <w:b/>
+                <w:bCs/>
+                <w:color w:val="C00000"/>
+                <w:rtl/>
+              </w:rPr>
+              <w:t xml:space="preserve">(1)</w:t>
+            </w:r>
+          </w:p>
         </w:tc>
       </w:tr>
     </w:tbl>
@@ -10984,7 +13511,7 @@
           <w:tbl>
             <w:tblPr>
               <w:tblStyle w:val="Table"/>
-              <w:tblW w:w="9225" w:type="dxa"/>
+              <w:tblW w:w="9520" w:type="dxa"/>
               <w:jc w:val="center"/>
               <w:tblBorders>
                 <w:top w:val="single" w:sz="4" w:space="0" w:color="000000"/>
@@ -10998,13 +13525,14 @@
               <w:tblLook w:firstRow="1" w:lastRow="0" w:firstColumn="0" w:lastColumn="0" w:noHBand="0" w:noVBand="0" w:val="0020"/>
             </w:tblPr>
             <w:tblGrid>
-              <w:gridCol w:w="1915"/>
-              <w:gridCol w:w="1155"/>
-              <w:gridCol w:w="1155"/>
-              <w:gridCol w:w="965"/>
-              <w:gridCol w:w="965"/>
-              <w:gridCol w:w="1155"/>
-              <w:gridCol w:w="1915"/>
+              <w:gridCol w:w="1757"/>
+              <w:gridCol w:w="885"/>
+              <w:gridCol w:w="1059"/>
+              <w:gridCol w:w="885"/>
+              <w:gridCol w:w="1059"/>
+              <w:gridCol w:w="1059"/>
+              <w:gridCol w:w="1059"/>
+              <w:gridCol w:w="1757"/>
             </w:tblGrid>
             <w:tr>
               <w:trPr>
@@ -11012,7 +13540,7 @@
               </w:trPr>
               <w:tc>
                 <w:tcPr>
-                  <w:tcW w:w="1915" w:type="dxa"/>
+                  <w:tcW w:w="1757" w:type="dxa"/>
                   <w:shd w:val="clear" w:color="auto" w:fill="E4E7ED"/>
                 </w:tcPr>
                 <w:p>
@@ -11031,7 +13559,7 @@
               </w:tc>
               <w:tc>
                 <w:tcPr>
-                  <w:tcW w:w="1155" w:type="dxa"/>
+                  <w:tcW w:w="885" w:type="dxa"/>
                   <w:shd w:val="clear" w:color="auto" w:fill="E4E7ED"/>
                 </w:tcPr>
                 <w:p>
@@ -11050,7 +13578,7 @@
               </w:tc>
               <w:tc>
                 <w:tcPr>
-                  <w:tcW w:w="1155" w:type="dxa"/>
+                  <w:tcW w:w="1059" w:type="dxa"/>
                   <w:shd w:val="clear" w:color="auto" w:fill="E4E7ED"/>
                 </w:tcPr>
                 <w:p>
@@ -11069,7 +13597,7 @@
               </w:tc>
               <w:tc>
                 <w:tcPr>
-                  <w:tcW w:w="965" w:type="dxa"/>
+                  <w:tcW w:w="885" w:type="dxa"/>
                   <w:shd w:val="clear" w:color="auto" w:fill="E4E7ED"/>
                 </w:tcPr>
                 <w:p>
@@ -11088,7 +13616,7 @@
               </w:tc>
               <w:tc>
                 <w:tcPr>
-                  <w:tcW w:w="965" w:type="dxa"/>
+                  <w:tcW w:w="1059" w:type="dxa"/>
                   <w:shd w:val="clear" w:color="auto" w:fill="E4E7ED"/>
                 </w:tcPr>
                 <w:p>
@@ -11107,7 +13635,7 @@
               </w:tc>
               <w:tc>
                 <w:tcPr>
-                  <w:tcW w:w="1155" w:type="dxa"/>
+                  <w:tcW w:w="1059" w:type="dxa"/>
                   <w:shd w:val="clear" w:color="auto" w:fill="E4E7ED"/>
                 </w:tcPr>
                 <w:p>
@@ -11126,7 +13654,26 @@
               </w:tc>
               <w:tc>
                 <w:tcPr>
-                  <w:tcW w:w="1915" w:type="dxa"/>
+                  <w:tcW w:w="1059" w:type="dxa"/>
+                  <w:shd w:val="clear" w:color="auto" w:fill="E4E7ED"/>
+                </w:tcPr>
+                <w:p>
+                  <w:pPr>
+                    <w:pStyle w:val="Compact"/>
+                    <w:bidi/>
+                    <w:jc w:val="center"/>
+                  </w:pPr>
+                  <w:r>
+                    <w:rPr>
+                      <w:rtl/>
+                    </w:rPr>
+                    <w:t xml:space="preserve">س6</w:t>
+                  </w:r>
+                </w:p>
+              </w:tc>
+              <w:tc>
+                <w:tcPr>
+                  <w:tcW w:w="1757" w:type="dxa"/>
                   <w:shd w:val="clear" w:color="auto" w:fill="E4E7ED"/>
                 </w:tcPr>
                 <w:p>
@@ -11147,7 +13694,7 @@
             <w:tr>
               <w:tc>
                 <w:tcPr>
-                  <w:tcW w:w="1915" w:type="dxa"/>
+                  <w:tcW w:w="1757" w:type="dxa"/>
                 </w:tcPr>
                 <w:p>
                   <w:pPr>
@@ -11165,7 +13712,58 @@
               </w:tc>
               <w:tc>
                 <w:tcPr>
-                  <w:tcW w:w="1155" w:type="dxa"/>
+                  <w:tcW w:w="885" w:type="dxa"/>
+                </w:tcPr>
+                <w:p>
+                  <w:pPr>
+                    <w:pStyle w:val="Compact"/>
+                    <w:bidi/>
+                    <w:jc w:val="center"/>
+                  </w:pPr>
+                  <m:oMath>
+                    <m:r>
+                      <m:t>1</m:t>
+                    </m:r>
+                  </m:oMath>
+                </w:p>
+              </w:tc>
+              <w:tc>
+                <w:tcPr>
+                  <w:tcW w:w="1059" w:type="dxa"/>
+                </w:tcPr>
+                <w:p>
+                  <w:pPr>
+                    <w:pStyle w:val="Compact"/>
+                    <w:bidi/>
+                    <w:jc w:val="center"/>
+                  </w:pPr>
+                  <m:oMath>
+                    <m:r>
+                      <m:t>1</m:t>
+                    </m:r>
+                  </m:oMath>
+                </w:p>
+              </w:tc>
+              <w:tc>
+                <w:tcPr>
+                  <w:tcW w:w="885" w:type="dxa"/>
+                </w:tcPr>
+                <w:p>
+                  <w:pPr>
+                    <w:pStyle w:val="Compact"/>
+                    <w:bidi/>
+                    <w:jc w:val="center"/>
+                  </w:pPr>
+                  <m:oMath>
+                    <m:r>
+                      <m:t>1</m:t>
+                    </m:r>
+                  </m:oMath>
+                </w:p>
+              </w:tc>
+              <w:tc>
+                <w:tcPr>
+                  <w:tcW w:w="1059" w:type="dxa"/>
                 </w:tcPr>
                 <w:p>
                   <w:pPr>
@@ -11191,7 +13789,7 @@
               </w:tc>
               <w:tc>
                 <w:tcPr>
-                  <w:tcW w:w="1155" w:type="dxa"/>
+                  <w:tcW w:w="1059" w:type="dxa"/>
                 </w:tcPr>
                 <w:p>
                   <w:pPr>
@@ -11208,41 +13806,7 @@
               </w:tc>
               <w:tc>
                 <w:tcPr>
-                  <w:tcW w:w="965" w:type="dxa"/>
-                </w:tcPr>
-                <w:p>
-                  <w:pPr>
-                    <w:pStyle w:val="Compact"/>
-                    <w:bidi/>
-                    <w:jc w:val="center"/>
-                  </w:pPr>
-                  <m:oMath>
-                    <m:r>
-                      <m:t>1</m:t>
-                    </m:r>
-                  </m:oMath>
-                </w:p>
-              </w:tc>
-              <w:tc>
-                <w:tcPr>
-                  <w:tcW w:w="965" w:type="dxa"/>
-                </w:tcPr>
-                <w:p>
-                  <w:pPr>
-                    <w:pStyle w:val="Compact"/>
-                    <w:bidi/>
-                    <w:jc w:val="center"/>
-                  </w:pPr>
-                  <m:oMath>
-                    <m:r>
-                      <m:t>2</m:t>
-                    </m:r>
-                  </m:oMath>
-                </w:p>
-              </w:tc>
-              <w:tc>
-                <w:tcPr>
-                  <w:tcW w:w="1155" w:type="dxa"/>
+                  <w:tcW w:w="1059" w:type="dxa"/>
                 </w:tcPr>
                 <w:p>
                   <w:pPr>
@@ -11268,7 +13832,7 @@
               </w:tc>
               <w:tc>
                 <w:tcPr>
-                  <w:tcW w:w="1915" w:type="dxa"/>
+                  <w:tcW w:w="1757" w:type="dxa"/>
                 </w:tcPr>
                 <w:p>
                   <w:pPr>
@@ -11287,7 +13851,7 @@
             <w:tr>
               <w:tc>
                 <w:tcPr>
-                  <w:tcW w:w="1915" w:type="dxa"/>
+                  <w:tcW w:w="1757" w:type="dxa"/>
                 </w:tcPr>
                 <w:p>
                   <w:pPr>
@@ -11305,33 +13869,7 @@
               </w:tc>
               <w:tc>
                 <w:tcPr>
-                  <w:tcW w:w="1155" w:type="dxa"/>
-                </w:tcPr>
-                <w:p>
-                  <w:pPr>
-                    <w:pStyle w:val="Compact"/>
-                    <w:bidi/>
-                    <w:jc w:val="center"/>
-                  </w:pPr>
-                  <m:oMath>
-                    <m:r>
-                      <m:t>1</m:t>
-                    </m:r>
-                    <m:r>
-                      <m:rPr>
-                        <m:sty m:val="p"/>
-                      </m:rPr>
-                      <m:t>,</m:t>
-                    </m:r>
-                    <m:r>
-                      <m:t>5</m:t>
-                    </m:r>
-                  </m:oMath>
-                </w:p>
-              </w:tc>
-              <w:tc>
-                <w:tcPr>
-                  <w:tcW w:w="1155" w:type="dxa"/>
+                  <w:tcW w:w="885" w:type="dxa"/>
                 </w:tcPr>
                 <w:p>
                   <w:pPr>
@@ -11348,41 +13886,7 @@
               </w:tc>
               <w:tc>
                 <w:tcPr>
-                  <w:tcW w:w="965" w:type="dxa"/>
-                </w:tcPr>
-                <w:p>
-                  <w:pPr>
-                    <w:pStyle w:val="Compact"/>
-                    <w:bidi/>
-                    <w:jc w:val="center"/>
-                  </w:pPr>
-                  <m:oMath>
-                    <m:r>
-                      <m:t>1</m:t>
-                    </m:r>
-                  </m:oMath>
-                </w:p>
-              </w:tc>
-              <w:tc>
-                <w:tcPr>
-                  <w:tcW w:w="965" w:type="dxa"/>
-                </w:tcPr>
-                <w:p>
-                  <w:pPr>
-                    <w:pStyle w:val="Compact"/>
-                    <w:bidi/>
-                    <w:jc w:val="center"/>
-                  </w:pPr>
-                  <m:oMath>
-                    <m:r>
-                      <m:t>1</m:t>
-                    </m:r>
-                  </m:oMath>
-                </w:p>
-              </w:tc>
-              <w:tc>
-                <w:tcPr>
-                  <w:tcW w:w="1155" w:type="dxa"/>
+                  <w:tcW w:w="1059" w:type="dxa"/>
                 </w:tcPr>
                 <w:p>
                   <w:pPr>
@@ -11408,7 +13912,84 @@
               </w:tc>
               <w:tc>
                 <w:tcPr>
-                  <w:tcW w:w="1915" w:type="dxa"/>
+                  <w:tcW w:w="885" w:type="dxa"/>
+                </w:tcPr>
+                <w:p>
+                  <w:pPr>
+                    <w:pStyle w:val="Compact"/>
+                    <w:bidi/>
+                    <w:jc w:val="center"/>
+                  </w:pPr>
+                  <m:oMath>
+                    <m:r>
+                      <m:t>1</m:t>
+                    </m:r>
+                  </m:oMath>
+                </w:p>
+              </w:tc>
+              <w:tc>
+                <w:tcPr>
+                  <w:tcW w:w="1059" w:type="dxa"/>
+                </w:tcPr>
+                <w:p>
+                  <w:pPr>
+                    <w:pStyle w:val="Compact"/>
+                    <w:bidi/>
+                    <w:jc w:val="center"/>
+                  </w:pPr>
+                  <m:oMath>
+                    <m:r>
+                      <m:t>1</m:t>
+                    </m:r>
+                  </m:oMath>
+                </w:p>
+              </w:tc>
+              <w:tc>
+                <w:tcPr>
+                  <w:tcW w:w="1059" w:type="dxa"/>
+                </w:tcPr>
+                <w:p>
+                  <w:pPr>
+                    <w:pStyle w:val="Compact"/>
+                    <w:bidi/>
+                    <w:jc w:val="center"/>
+                  </w:pPr>
+                  <m:oMath>
+                    <m:r>
+                      <m:t>0</m:t>
+                    </m:r>
+                    <m:r>
+                      <m:rPr>
+                        <m:sty m:val="p"/>
+                      </m:rPr>
+                      <m:t>,</m:t>
+                    </m:r>
+                    <m:r>
+                      <m:t>5</m:t>
+                    </m:r>
+                  </m:oMath>
+                </w:p>
+              </w:tc>
+              <w:tc>
+                <w:tcPr>
+                  <w:tcW w:w="1059" w:type="dxa"/>
+                </w:tcPr>
+                <w:p>
+                  <w:pPr>
+                    <w:pStyle w:val="Compact"/>
+                    <w:bidi/>
+                    <w:jc w:val="center"/>
+                  </w:pPr>
+                  <m:oMath>
+                    <m:r>
+                      <m:t>1</m:t>
+                    </m:r>
+                  </m:oMath>
+                </w:p>
+              </w:tc>
+              <w:tc>
+                <w:tcPr>
+                  <w:tcW w:w="1757" w:type="dxa"/>
                 </w:tcPr>
                 <w:p>
                   <w:pPr>
@@ -11427,7 +14008,7 @@
             <w:tr>
               <w:tc>
                 <w:tcPr>
-                  <w:tcW w:w="1915" w:type="dxa"/>
+                  <w:tcW w:w="1757" w:type="dxa"/>
                 </w:tcPr>
                 <w:p>
                   <w:pPr>
@@ -11445,7 +14026,7 @@
               </w:tc>
               <w:tc>
                 <w:tcPr>
-                  <w:tcW w:w="1155" w:type="dxa"/>
+                  <w:tcW w:w="885" w:type="dxa"/>
                 </w:tcPr>
                 <w:p>
                   <w:pPr>
@@ -11457,21 +14038,12 @@
                     <m:r>
                       <m:t>1</m:t>
                     </m:r>
-                    <m:r>
-                      <m:rPr>
-                        <m:sty m:val="p"/>
-                      </m:rPr>
-                      <m:t>,</m:t>
-                    </m:r>
-                    <m:r>
-                      <m:t>5</m:t>
-                    </m:r>
                   </m:oMath>
                 </w:p>
               </w:tc>
               <w:tc>
                 <w:tcPr>
-                  <w:tcW w:w="1155" w:type="dxa"/>
+                  <w:tcW w:w="1059" w:type="dxa"/>
                 </w:tcPr>
                 <w:p>
                   <w:pPr>
@@ -11483,21 +14055,12 @@
                     <m:r>
                       <m:t>2</m:t>
                     </m:r>
-                    <m:r>
-                      <m:rPr>
-                        <m:sty m:val="p"/>
-                      </m:rPr>
-                      <m:t>,</m:t>
-                    </m:r>
-                    <m:r>
-                      <m:t>5</m:t>
-                    </m:r>
                   </m:oMath>
                 </w:p>
               </w:tc>
               <w:tc>
                 <w:tcPr>
-                  <w:tcW w:w="965" w:type="dxa"/>
+                  <w:tcW w:w="885" w:type="dxa"/>
                 </w:tcPr>
                 <w:p>
                   <w:pPr>
@@ -11514,7 +14077,7 @@
               </w:tc>
               <w:tc>
                 <w:tcPr>
-                  <w:tcW w:w="965" w:type="dxa"/>
+                  <w:tcW w:w="1059" w:type="dxa"/>
                 </w:tcPr>
                 <w:p>
                   <w:pPr>
@@ -11531,7 +14094,24 @@
               </w:tc>
               <w:tc>
                 <w:tcPr>
-                  <w:tcW w:w="1155" w:type="dxa"/>
+                  <w:tcW w:w="1059" w:type="dxa"/>
+                </w:tcPr>
+                <w:p>
+                  <w:pPr>
+                    <w:pStyle w:val="Compact"/>
+                    <w:bidi/>
+                    <w:jc w:val="center"/>
+                  </w:pPr>
+                  <m:oMath>
+                    <m:r>
+                      <m:t>1</m:t>
+                    </m:r>
+                  </m:oMath>
+                </w:p>
+              </w:tc>
+              <w:tc>
+                <w:tcPr>
+                  <w:tcW w:w="1059" w:type="dxa"/>
                 </w:tcPr>
                 <w:p>
                   <w:pPr>
@@ -11549,7 +14129,7 @@
               </w:tc>
               <w:tc>
                 <w:tcPr>
-                  <w:tcW w:w="1915" w:type="dxa"/>
+                  <w:tcW w:w="1757" w:type="dxa"/>
                 </w:tcPr>
                 <w:p>
                   <w:pPr>
@@ -11568,7 +14148,7 @@
             <w:tr>
               <w:tc>
                 <w:tcPr>
-                  <w:tcW w:w="1915" w:type="dxa"/>
+                  <w:tcW w:w="1757" w:type="dxa"/>
                   <w:shd w:val="clear" w:color="auto" w:fill="E4E7ED"/>
                 </w:tcPr>
                 <w:p>
@@ -11587,8 +14167,8 @@
               </w:tc>
               <w:tc>
                 <w:tcPr>
-                  <w:tcW w:w="1155" w:type="dxa"/>
-                  <w:gridSpan w:val="5"/>
+                  <w:tcW w:w="885" w:type="dxa"/>
+                  <w:gridSpan w:val="6"/>
                   <w:shd w:val="clear" w:color="auto" w:fill="E4E7ED"/>
                 </w:tcPr>
                 <w:p>
@@ -11601,7 +14181,7 @@
               </w:tc>
               <w:tc>
                 <w:tcPr>
-                  <w:tcW w:w="1155" w:type="dxa"/>
+                  <w:tcW w:w="1059" w:type="dxa"/>
                   <w:shd w:val="clear" w:color="auto" w:fill="E4E7ED"/>
                 </w:tcPr>
                 <w:p>

--- a/documents/2as/frod/fard_01b_2as_rt.docx
+++ b/documents/2as/frod/fard_01b_2as_rt.docx
@@ -1609,7 +1609,7 @@
                     <a:graphicData uri="http://schemas.openxmlformats.org/drawingml/2006/picture">
                       <pic:pic>
                         <pic:nvPicPr>
-                          <pic:cNvPr id="0" name="554b80d9f02920d7.png"/>
+                          <pic:cNvPr id="0" name="402fb257844c45b9.png"/>
                           <pic:cNvPicPr/>
                         </pic:nvPicPr>
                         <pic:blipFill>
@@ -3999,6 +3999,9 @@
                   <m:sSup>
                     <m:e>
                       <m:r>
+                        <w:rPr>
+                          <w:highlight w:val="yellow"/>
+                        </w:rPr>
                         <m:t>f</m:t>
                       </m:r>
                     </m:e>
@@ -4007,6 +4010,9 @@
                         <m:rPr>
                           <m:sty m:val="p"/>
                         </m:rPr>
+                        <w:rPr>
+                          <w:highlight w:val="yellow"/>
+                        </w:rPr>
                         <m:t>′</m:t>
                       </m:r>
                     </m:sup>
@@ -4020,6 +4026,9 @@
                     </m:dPr>
                     <m:e>
                       <m:r>
+                        <w:rPr>
+                          <w:highlight w:val="yellow"/>
+                        </w:rPr>
                         <m:t>0</m:t>
                       </m:r>
                     </m:e>
@@ -4028,15 +4037,24 @@
                     <m:rPr>
                       <m:sty m:val="p"/>
                     </m:rPr>
+                    <w:rPr>
+                      <w:highlight w:val="yellow"/>
+                    </w:rPr>
                     <m:t>=</m:t>
                   </m:r>
                   <m:r>
                     <m:rPr>
                       <m:sty m:val="p"/>
                     </m:rPr>
+                    <w:rPr>
+                      <w:highlight w:val="yellow"/>
+                    </w:rPr>
                     <m:t>−</m:t>
                   </m:r>
                   <m:r>
+                    <w:rPr>
+                      <w:highlight w:val="yellow"/>
+                    </w:rPr>
                     <m:t>3</m:t>
                   </m:r>
                 </m:e>
@@ -4208,6 +4226,9 @@
                     </m:dPr>
                     <m:e>
                       <m:r>
+                        <w:rPr>
+                          <w:highlight w:val="yellow"/>
+                        </w:rPr>
                         <m:t>T</m:t>
                       </m:r>
                     </m:e>
@@ -4216,36 +4237,60 @@
                     <m:rPr>
                       <m:sty m:val="p"/>
                     </m:rPr>
+                    <w:rPr>
+                      <w:highlight w:val="yellow"/>
+                    </w:rPr>
                     <m:t>:</m:t>
                   </m:r>
                   <m:r>
+                    <w:rPr>
+                      <w:highlight w:val="yellow"/>
+                    </w:rPr>
                     <m:t>y</m:t>
                   </m:r>
                   <m:r>
                     <m:rPr>
                       <m:sty m:val="p"/>
                     </m:rPr>
+                    <w:rPr>
+                      <w:highlight w:val="yellow"/>
+                    </w:rPr>
                     <m:t>=</m:t>
                   </m:r>
                   <m:r>
                     <m:rPr>
                       <m:sty m:val="p"/>
                     </m:rPr>
+                    <w:rPr>
+                      <w:highlight w:val="yellow"/>
+                    </w:rPr>
                     <m:t>−</m:t>
                   </m:r>
                   <m:r>
+                    <w:rPr>
+                      <w:highlight w:val="yellow"/>
+                    </w:rPr>
                     <m:t>3</m:t>
                   </m:r>
                   <m:r>
+                    <w:rPr>
+                      <w:highlight w:val="yellow"/>
+                    </w:rPr>
                     <m:t>x</m:t>
                   </m:r>
                   <m:r>
                     <m:rPr>
                       <m:sty m:val="p"/>
                     </m:rPr>
+                    <w:rPr>
+                      <w:highlight w:val="yellow"/>
+                    </w:rPr>
                     <m:t>+</m:t>
                   </m:r>
                   <m:r>
+                    <w:rPr>
+                      <w:highlight w:val="yellow"/>
+                    </w:rPr>
                     <m:t>4</m:t>
                   </m:r>
                 </m:e>
@@ -4364,15 +4409,24 @@
               <m:borderBox>
                 <m:e>
                   <m:r>
+                    <w:rPr>
+                      <w:highlight w:val="yellow"/>
+                    </w:rPr>
                     <m:t>3</m:t>
                   </m:r>
                   <m:r>
                     <m:rPr>
                       <m:sty m:val="p"/>
                     </m:rPr>
+                    <w:rPr>
+                      <w:highlight w:val="yellow"/>
+                    </w:rPr>
                     <m:t>,</m:t>
                   </m:r>
                   <m:r>
+                    <w:rPr>
+                      <w:highlight w:val="yellow"/>
+                    </w:rPr>
                     <m:t>97</m:t>
                   </m:r>
                 </m:e>
@@ -4970,15 +5024,24 @@
                         </m:dPr>
                         <m:e>
                           <m:r>
+                            <w:rPr>
+                              <w:highlight w:val="yellow"/>
+                            </w:rPr>
                             <m:t>x</m:t>
                           </m:r>
                           <m:r>
                             <m:rPr>
                               <m:sty m:val="p"/>
                             </m:rPr>
+                            <w:rPr>
+                              <w:highlight w:val="yellow"/>
+                            </w:rPr>
                             <m:t>−</m:t>
                           </m:r>
                           <m:r>
+                            <w:rPr>
+                              <w:highlight w:val="yellow"/>
+                            </w:rPr>
                             <m:t>1</m:t>
                           </m:r>
                         </m:e>
@@ -4992,15 +5055,24 @@
                         </m:dPr>
                         <m:e>
                           <m:r>
+                            <w:rPr>
+                              <w:highlight w:val="yellow"/>
+                            </w:rPr>
                             <m:t>x</m:t>
                           </m:r>
                           <m:r>
                             <m:rPr>
                               <m:sty m:val="p"/>
                             </m:rPr>
+                            <w:rPr>
+                              <w:highlight w:val="yellow"/>
+                            </w:rPr>
                             <m:t>+</m:t>
                           </m:r>
                           <m:r>
+                            <w:rPr>
+                              <w:highlight w:val="yellow"/>
+                            </w:rPr>
                             <m:t>3</m:t>
                           </m:r>
                         </m:e>
@@ -5018,15 +5090,24 @@
                             </m:dPr>
                             <m:e>
                               <m:r>
+                                <w:rPr>
+                                  <w:highlight w:val="yellow"/>
+                                </w:rPr>
                                 <m:t>x</m:t>
                               </m:r>
                               <m:r>
                                 <m:rPr>
                                   <m:sty m:val="p"/>
                                 </m:rPr>
+                                <w:rPr>
+                                  <w:highlight w:val="yellow"/>
+                                </w:rPr>
                                 <m:t>+</m:t>
                               </m:r>
                               <m:r>
+                                <w:rPr>
+                                  <w:highlight w:val="yellow"/>
+                                </w:rPr>
                                 <m:t>1</m:t>
                               </m:r>
                             </m:e>
@@ -5034,6 +5115,9 @@
                         </m:e>
                         <m:sup>
                           <m:r>
+                            <w:rPr>
+                              <w:highlight w:val="yellow"/>
+                            </w:rPr>
                             <m:t>2</m:t>
                           </m:r>
                         </m:sup>
@@ -5420,7 +5504,7 @@
                     <a:graphicData uri="http://schemas.openxmlformats.org/drawingml/2006/picture">
                       <pic:pic>
                         <pic:nvPicPr>
-                          <pic:cNvPr id="0" name="7a792a74048c5c7a.png"/>
+                          <pic:cNvPr id="0" name="9080bbbcb04920c0.png"/>
                           <pic:cNvPicPr/>
                         </pic:nvPicPr>
                         <pic:blipFill>
@@ -5697,6 +5781,9 @@
               <m:borderBox>
                 <m:e>
                   <m:r>
+                    <w:rPr>
+                      <w:highlight w:val="yellow"/>
+                    </w:rPr>
                     <m:t>f</m:t>
                   </m:r>
                   <m:d>
@@ -5711,9 +5798,15 @@
                         <m:rPr>
                           <m:sty m:val="p"/>
                         </m:rPr>
+                        <w:rPr>
+                          <w:highlight w:val="yellow"/>
+                        </w:rPr>
                         <m:t>−</m:t>
                       </m:r>
                       <m:r>
+                        <w:rPr>
+                          <w:highlight w:val="yellow"/>
+                        </w:rPr>
                         <m:t>3</m:t>
                       </m:r>
                     </m:e>
@@ -5722,15 +5815,24 @@
                     <m:rPr>
                       <m:sty m:val="p"/>
                     </m:rPr>
+                    <w:rPr>
+                      <w:highlight w:val="yellow"/>
+                    </w:rPr>
                     <m:t>=</m:t>
                   </m:r>
                   <m:r>
                     <m:rPr>
                       <m:sty m:val="p"/>
                     </m:rPr>
+                    <w:rPr>
+                      <w:highlight w:val="yellow"/>
+                    </w:rPr>
                     <m:t>−</m:t>
                   </m:r>
                   <m:r>
+                    <w:rPr>
+                      <w:highlight w:val="yellow"/>
+                    </w:rPr>
                     <m:t>5</m:t>
                   </m:r>
                 </m:e>
@@ -5758,6 +5860,9 @@
               <m:borderBox>
                 <m:e>
                   <m:r>
+                    <w:rPr>
+                      <w:highlight w:val="yellow"/>
+                    </w:rPr>
                     <m:t>f</m:t>
                   </m:r>
                   <m:d>
@@ -5769,6 +5874,9 @@
                     </m:dPr>
                     <m:e>
                       <m:r>
+                        <w:rPr>
+                          <w:highlight w:val="yellow"/>
+                        </w:rPr>
                         <m:t>1</m:t>
                       </m:r>
                     </m:e>
@@ -5777,9 +5885,15 @@
                     <m:rPr>
                       <m:sty m:val="p"/>
                     </m:rPr>
+                    <w:rPr>
+                      <w:highlight w:val="yellow"/>
+                    </w:rPr>
                     <m:t>=</m:t>
                   </m:r>
                   <m:r>
+                    <w:rPr>
+                      <w:highlight w:val="yellow"/>
+                    </w:rPr>
                     <m:t>3</m:t>
                   </m:r>
                 </m:e>
@@ -6438,15 +6552,24 @@
               <m:borderBox>
                 <m:e>
                   <m:r>
+                    <w:rPr>
+                      <w:highlight w:val="yellow"/>
+                    </w:rPr>
                     <m:t>x</m:t>
                   </m:r>
                   <m:r>
                     <m:rPr>
                       <m:sty m:val="p"/>
                     </m:rPr>
+                    <w:rPr>
+                      <w:highlight w:val="yellow"/>
+                    </w:rPr>
                     <m:t>=</m:t>
                   </m:r>
                   <m:r>
+                    <w:rPr>
+                      <w:highlight w:val="yellow"/>
+                    </w:rPr>
                     <m:t>0</m:t>
                   </m:r>
                 </m:e>
@@ -6497,21 +6620,33 @@
               <m:borderBox>
                 <m:e>
                   <m:r>
+                    <w:rPr>
+                      <w:highlight w:val="yellow"/>
+                    </w:rPr>
                     <m:t>x</m:t>
                   </m:r>
                   <m:r>
                     <m:rPr>
                       <m:sty m:val="p"/>
                     </m:rPr>
+                    <w:rPr>
+                      <w:highlight w:val="yellow"/>
+                    </w:rPr>
                     <m:t>=</m:t>
                   </m:r>
                   <m:r>
                     <m:rPr>
                       <m:sty m:val="p"/>
                     </m:rPr>
+                    <w:rPr>
+                      <w:highlight w:val="yellow"/>
+                    </w:rPr>
                     <m:t>−</m:t>
                   </m:r>
                   <m:r>
+                    <w:rPr>
+                      <w:highlight w:val="yellow"/>
+                    </w:rPr>
                     <m:t>2</m:t>
                   </m:r>
                 </m:e>
@@ -7341,18 +7476,27 @@
               <m:borderBox>
                 <m:e>
                   <m:r>
+                    <w:rPr>
+                      <w:highlight w:val="yellow"/>
+                    </w:rPr>
                     <m:t>a</m:t>
                   </m:r>
                   <m:r>
                     <m:rPr>
                       <m:sty m:val="p"/>
                     </m:rPr>
+                    <w:rPr>
+                      <w:highlight w:val="yellow"/>
+                    </w:rPr>
                     <m:t>=</m:t>
                   </m:r>
                   <m:r>
                     <m:rPr>
                       <m:sty m:val="p"/>
                     </m:rPr>
+                    <w:rPr>
+                      <w:highlight w:val="yellow"/>
+                    </w:rPr>
                     <m:t>−</m:t>
                   </m:r>
                   <m:f>
@@ -7361,11 +7505,17 @@
                     </m:fPr>
                     <m:num>
                       <m:r>
+                        <w:rPr>
+                          <w:highlight w:val="yellow"/>
+                        </w:rPr>
                         <m:t>1</m:t>
                       </m:r>
                     </m:num>
                     <m:den>
                       <m:r>
+                        <w:rPr>
+                          <w:highlight w:val="yellow"/>
+                        </w:rPr>
                         <m:t>2</m:t>
                       </m:r>
                     </m:den>
@@ -7676,24 +7826,39 @@
               <m:borderBox>
                 <m:e>
                   <m:r>
+                    <w:rPr>
+                      <w:highlight w:val="yellow"/>
+                    </w:rPr>
                     <m:t>y</m:t>
                   </m:r>
                   <m:r>
                     <m:rPr>
                       <m:sty m:val="p"/>
                     </m:rPr>
+                    <w:rPr>
+                      <w:highlight w:val="yellow"/>
+                    </w:rPr>
                     <m:t>=</m:t>
                   </m:r>
                   <m:r>
                     <m:rPr>
                       <m:sty m:val="p"/>
                     </m:rPr>
+                    <w:rPr>
+                      <w:highlight w:val="yellow"/>
+                    </w:rPr>
                     <m:t>−</m:t>
                   </m:r>
                   <m:r>
+                    <w:rPr>
+                      <w:highlight w:val="yellow"/>
+                    </w:rPr>
                     <m:t>15</m:t>
                   </m:r>
                   <m:r>
+                    <w:rPr>
+                      <w:highlight w:val="yellow"/>
+                    </w:rPr>
                     <m:t>x</m:t>
                   </m:r>
                 </m:e>
@@ -7801,6 +7966,9 @@
               <m:borderBox>
                 <m:e>
                   <m:r>
+                    <w:rPr>
+                      <w:highlight w:val="yellow"/>
+                    </w:rPr>
                     <m:t>g</m:t>
                   </m:r>
                   <m:d>
@@ -7815,9 +7983,15 @@
                         <m:rPr>
                           <m:sty m:val="p"/>
                         </m:rPr>
+                        <w:rPr>
+                          <w:highlight w:val="yellow"/>
+                        </w:rPr>
                         <m:t>−</m:t>
                       </m:r>
                       <m:r>
+                        <w:rPr>
+                          <w:highlight w:val="yellow"/>
+                        </w:rPr>
                         <m:t>1</m:t>
                       </m:r>
                     </m:e>
@@ -7826,9 +8000,15 @@
                     <m:rPr>
                       <m:sty m:val="p"/>
                     </m:rPr>
+                    <w:rPr>
+                      <w:highlight w:val="yellow"/>
+                    </w:rPr>
                     <m:t>=</m:t>
                   </m:r>
                   <m:r>
+                    <w:rPr>
+                      <w:highlight w:val="yellow"/>
+                    </w:rPr>
                     <m:t>3</m:t>
                   </m:r>
                 </m:e>
@@ -7856,6 +8036,9 @@
               <m:borderBox>
                 <m:e>
                   <m:r>
+                    <w:rPr>
+                      <w:highlight w:val="yellow"/>
+                    </w:rPr>
                     <m:t>g</m:t>
                   </m:r>
                   <m:d>
@@ -7867,6 +8050,9 @@
                     </m:dPr>
                     <m:e>
                       <m:r>
+                        <w:rPr>
+                          <w:highlight w:val="yellow"/>
+                        </w:rPr>
                         <m:t>0</m:t>
                       </m:r>
                     </m:e>
@@ -7875,9 +8061,15 @@
                     <m:rPr>
                       <m:sty m:val="p"/>
                     </m:rPr>
+                    <w:rPr>
+                      <w:highlight w:val="yellow"/>
+                    </w:rPr>
                     <m:t>=</m:t>
                   </m:r>
                   <m:r>
+                    <w:rPr>
+                      <w:highlight w:val="yellow"/>
+                    </w:rPr>
                     <m:t>1</m:t>
                   </m:r>
                 </m:e>
@@ -7905,6 +8097,9 @@
               <m:borderBox>
                 <m:e>
                   <m:r>
+                    <w:rPr>
+                      <w:highlight w:val="yellow"/>
+                    </w:rPr>
                     <m:t>g</m:t>
                   </m:r>
                   <m:d>
@@ -7916,6 +8111,9 @@
                     </m:dPr>
                     <m:e>
                       <m:r>
+                        <w:rPr>
+                          <w:highlight w:val="yellow"/>
+                        </w:rPr>
                         <m:t>1</m:t>
                       </m:r>
                     </m:e>
@@ -7924,15 +8122,24 @@
                     <m:rPr>
                       <m:sty m:val="p"/>
                     </m:rPr>
+                    <w:rPr>
+                      <w:highlight w:val="yellow"/>
+                    </w:rPr>
                     <m:t>=</m:t>
                   </m:r>
                   <m:r>
                     <m:rPr>
                       <m:sty m:val="p"/>
                     </m:rPr>
+                    <w:rPr>
+                      <w:highlight w:val="yellow"/>
+                    </w:rPr>
                     <m:t>−</m:t>
                   </m:r>
                   <m:r>
+                    <w:rPr>
+                      <w:highlight w:val="yellow"/>
+                    </w:rPr>
                     <m:t>1</m:t>
                   </m:r>
                 </m:e>
@@ -7962,6 +8169,9 @@
                   <m:sSup>
                     <m:e>
                       <m:r>
+                        <w:rPr>
+                          <w:highlight w:val="yellow"/>
+                        </w:rPr>
                         <m:t>g</m:t>
                       </m:r>
                     </m:e>
@@ -7970,6 +8180,9 @@
                         <m:rPr>
                           <m:sty m:val="p"/>
                         </m:rPr>
+                        <w:rPr>
+                          <w:highlight w:val="yellow"/>
+                        </w:rPr>
                         <m:t>′</m:t>
                       </m:r>
                     </m:sup>
@@ -7986,9 +8199,15 @@
                         <m:rPr>
                           <m:sty m:val="p"/>
                         </m:rPr>
+                        <w:rPr>
+                          <w:highlight w:val="yellow"/>
+                        </w:rPr>
                         <m:t>−</m:t>
                       </m:r>
                       <m:r>
+                        <w:rPr>
+                          <w:highlight w:val="yellow"/>
+                        </w:rPr>
                         <m:t>1</m:t>
                       </m:r>
                     </m:e>
@@ -7997,9 +8216,15 @@
                     <m:rPr>
                       <m:sty m:val="p"/>
                     </m:rPr>
+                    <w:rPr>
+                      <w:highlight w:val="yellow"/>
+                    </w:rPr>
                     <m:t>=</m:t>
                   </m:r>
                   <m:r>
+                    <w:rPr>
+                      <w:highlight w:val="yellow"/>
+                    </w:rPr>
                     <m:t>0</m:t>
                   </m:r>
                 </m:e>
@@ -8029,6 +8254,9 @@
                   <m:sSup>
                     <m:e>
                       <m:r>
+                        <w:rPr>
+                          <w:highlight w:val="yellow"/>
+                        </w:rPr>
                         <m:t>g</m:t>
                       </m:r>
                     </m:e>
@@ -8037,6 +8265,9 @@
                         <m:rPr>
                           <m:sty m:val="p"/>
                         </m:rPr>
+                        <w:rPr>
+                          <w:highlight w:val="yellow"/>
+                        </w:rPr>
                         <m:t>′</m:t>
                       </m:r>
                     </m:sup>
@@ -8050,6 +8281,9 @@
                     </m:dPr>
                     <m:e>
                       <m:r>
+                        <w:rPr>
+                          <w:highlight w:val="yellow"/>
+                        </w:rPr>
                         <m:t>1</m:t>
                       </m:r>
                     </m:e>
@@ -8058,9 +8292,15 @@
                     <m:rPr>
                       <m:sty m:val="p"/>
                     </m:rPr>
+                    <w:rPr>
+                      <w:highlight w:val="yellow"/>
+                    </w:rPr>
                     <m:t>=</m:t>
                   </m:r>
                   <m:r>
+                    <w:rPr>
+                      <w:highlight w:val="yellow"/>
+                    </w:rPr>
                     <m:t>0</m:t>
                   </m:r>
                 </m:e>
@@ -8357,9 +8597,15 @@
                     <m:rPr>
                       <m:sty m:val="p"/>
                     </m:rPr>
+                    <w:rPr>
+                      <w:highlight w:val="yellow"/>
+                    </w:rPr>
                     <m:t>−</m:t>
                   </m:r>
                   <m:r>
+                    <w:rPr>
+                      <w:highlight w:val="yellow"/>
+                    </w:rPr>
                     <m:t>3</m:t>
                   </m:r>
                 </m:e>
@@ -8395,6 +8641,9 @@
                     </m:dPr>
                     <m:e>
                       <m:r>
+                        <w:rPr>
+                          <w:highlight w:val="yellow"/>
+                        </w:rPr>
                         <m:t>T</m:t>
                       </m:r>
                     </m:e>
@@ -8403,36 +8652,60 @@
                     <m:rPr>
                       <m:sty m:val="p"/>
                     </m:rPr>
+                    <w:rPr>
+                      <w:highlight w:val="yellow"/>
+                    </w:rPr>
                     <m:t>:</m:t>
                   </m:r>
                   <m:r>
+                    <w:rPr>
+                      <w:highlight w:val="yellow"/>
+                    </w:rPr>
                     <m:t>y</m:t>
                   </m:r>
                   <m:r>
                     <m:rPr>
                       <m:sty m:val="p"/>
                     </m:rPr>
+                    <w:rPr>
+                      <w:highlight w:val="yellow"/>
+                    </w:rPr>
                     <m:t>=</m:t>
                   </m:r>
                   <m:r>
                     <m:rPr>
                       <m:sty m:val="p"/>
                     </m:rPr>
+                    <w:rPr>
+                      <w:highlight w:val="yellow"/>
+                    </w:rPr>
                     <m:t>−</m:t>
                   </m:r>
                   <m:r>
+                    <w:rPr>
+                      <w:highlight w:val="yellow"/>
+                    </w:rPr>
                     <m:t>3</m:t>
                   </m:r>
                   <m:r>
+                    <w:rPr>
+                      <w:highlight w:val="yellow"/>
+                    </w:rPr>
                     <m:t>x</m:t>
                   </m:r>
                   <m:r>
                     <m:rPr>
                       <m:sty m:val="p"/>
                     </m:rPr>
+                    <w:rPr>
+                      <w:highlight w:val="yellow"/>
+                    </w:rPr>
                     <m:t>+</m:t>
                   </m:r>
                   <m:r>
+                    <w:rPr>
+                      <w:highlight w:val="yellow"/>
+                    </w:rPr>
                     <m:t>1</m:t>
                   </m:r>
                 </m:e>
@@ -8595,7 +8868,7 @@
                     <a:graphicData uri="http://schemas.openxmlformats.org/drawingml/2006/picture">
                       <pic:pic>
                         <pic:nvPicPr>
-                          <pic:cNvPr id="0" name="770c3ac0dccc2033.png"/>
+                          <pic:cNvPr id="0" name="3bd50d14abc5ba91.png"/>
                           <pic:cNvPicPr/>
                         </pic:nvPicPr>
                         <pic:blipFill>
@@ -9104,21 +9377,33 @@
               <m:borderBox>
                 <m:e>
                   <m:r>
+                    <w:rPr>
+                      <w:highlight w:val="yellow"/>
+                    </w:rPr>
                     <m:t>a</m:t>
                   </m:r>
                   <m:r>
                     <m:rPr>
                       <m:sty m:val="p"/>
                     </m:rPr>
+                    <w:rPr>
+                      <w:highlight w:val="yellow"/>
+                    </w:rPr>
                     <m:t>=</m:t>
                   </m:r>
                   <m:r>
                     <m:rPr>
                       <m:sty m:val="p"/>
                     </m:rPr>
+                    <w:rPr>
+                      <w:highlight w:val="yellow"/>
+                    </w:rPr>
                     <m:t>−</m:t>
                   </m:r>
                   <m:r>
+                    <w:rPr>
+                      <w:highlight w:val="yellow"/>
+                    </w:rPr>
                     <m:t>3</m:t>
                   </m:r>
                 </m:e>
@@ -9146,15 +9431,24 @@
               <m:borderBox>
                 <m:e>
                   <m:r>
+                    <w:rPr>
+                      <w:highlight w:val="yellow"/>
+                    </w:rPr>
                     <m:t>b</m:t>
                   </m:r>
                   <m:r>
                     <m:rPr>
                       <m:sty m:val="p"/>
                     </m:rPr>
+                    <w:rPr>
+                      <w:highlight w:val="yellow"/>
+                    </w:rPr>
                     <m:t>=</m:t>
                   </m:r>
                   <m:r>
+                    <w:rPr>
+                      <w:highlight w:val="yellow"/>
+                    </w:rPr>
                     <m:t>1</m:t>
                   </m:r>
                 </m:e>
@@ -9491,6 +9785,9 @@
               <m:borderBox>
                 <m:e>
                   <m:r>
+                    <w:rPr>
+                      <w:highlight w:val="yellow"/>
+                    </w:rPr>
                     <m:t>3</m:t>
                   </m:r>
                 </m:e>
@@ -9788,357 +10085,555 @@
               <w:t xml:space="preserve">):</w:t>
             </w:r>
           </w:p>
+          <w:tbl>
+            <w:tblPr>
+              <w:tblStyle w:val="Table"/>
+              <w:tblW w:w="6490" w:type="dxa"/>
+              <w:jc w:val="center"/>
+              <w:tblBorders>
+                <w:top w:val="single" w:sz="4" w:space="0" w:color="000000"/>
+                <w:left w:val="single" w:sz="4" w:space="0" w:color="000000"/>
+                <w:bottom w:val="single" w:sz="4" w:space="0" w:color="000000"/>
+                <w:right w:val="single" w:sz="4" w:space="0" w:color="000000"/>
+                <w:insideH w:val="single" w:sz="4" w:space="0" w:color="000000"/>
+                <w:insideV w:val="single" w:sz="4" w:space="0" w:color="000000"/>
+              </w:tblBorders>
+              <w:tblLayout w:type="fixed"/>
+              <w:tblLook w:firstRow="1" w:lastRow="0" w:firstColumn="0" w:lastColumn="0" w:noHBand="0" w:noVBand="0" w:val="0020"/>
+            </w:tblPr>
+            <w:tblGrid>
+              <w:gridCol w:w="4765"/>
+              <w:gridCol w:w="1725"/>
+            </w:tblGrid>
+            <w:tr>
+              <w:trPr>
+                <w:tblHeader w:val="true"/>
+              </w:trPr>
+              <w:tc>
+                <w:tcPr>
+                  <w:tcW w:w="4765" w:type="dxa"/>
+                  <w:shd w:val="clear" w:color="auto" w:fill="E4E7ED"/>
+                </w:tcPr>
+                <w:p>
+                  <w:pPr>
+                    <w:pStyle w:val="Compact"/>
+                    <w:bidi/>
+                    <w:jc w:val="center"/>
+                  </w:pPr>
+                  <w:r>
+                    <w:rPr>
+                      <w:rtl/>
+                    </w:rPr>
+                    <w:t xml:space="preserve"/>
+                  </w:r>
+                  <w:r>
+                    <w:rPr>
+                      <w:b/>
+                      <w:bCs/>
+                      <w:rtl/>
+                    </w:rPr>
+                    <w:t xml:space="preserve">عدد حلول المعادلة</w:t>
+                  </w:r>
+                  <w:r>
+                    <w:rPr>
+                      <w:rtl/>
+                    </w:rPr>
+                    <w:t xml:space="preserve"> </w:t>
+                  </w:r>
+                  <m:oMath>
+                    <m:r>
+                      <m:t>g</m:t>
+                    </m:r>
+                    <m:d>
+                      <m:dPr>
+                        <m:begChr m:val="("/>
+                        <m:endChr m:val=")"/>
+                        <m:sepChr m:val=""/>
+                        <m:grow/>
+                      </m:dPr>
+                      <m:e>
+                        <m:r>
+                          <m:t>x</m:t>
+                        </m:r>
+                      </m:e>
+                    </m:d>
+                    <m:r>
+                      <m:rPr>
+                        <m:sty m:val="p"/>
+                      </m:rPr>
+                      <m:t>=</m:t>
+                    </m:r>
+                    <m:r>
+                      <m:t>m</m:t>
+                    </m:r>
+                  </m:oMath>
+                </w:p>
+              </w:tc>
+              <w:tc>
+                <w:tcPr>
+                  <w:tcW w:w="1725" w:type="dxa"/>
+                  <w:shd w:val="clear" w:color="auto" w:fill="E4E7ED"/>
+                </w:tcPr>
+                <w:p>
+                  <w:pPr>
+                    <w:pStyle w:val="Compact"/>
+                    <w:bidi/>
+                    <w:jc w:val="center"/>
+                  </w:pPr>
+                  <w:r>
+                    <w:rPr>
+                      <w:b/>
+                      <w:bCs/>
+                      <w:rtl/>
+                    </w:rPr>
+                    <w:t xml:space="preserve">قيم</w:t>
+                  </w:r>
+                  <w:r>
+                    <w:rPr>
+                      <w:rtl/>
+                    </w:rPr>
+                    <w:t xml:space="preserve"> </w:t>
+                  </w:r>
+                  <m:oMath>
+                    <m:r>
+                      <m:t>m</m:t>
+                    </m:r>
+                  </m:oMath>
+                </w:p>
+              </w:tc>
+            </w:tr>
+            <w:tr>
+              <w:tc>
+                <w:tcPr>
+                  <w:tcW w:w="4765" w:type="dxa"/>
+                </w:tcPr>
+                <w:p>
+                  <w:pPr>
+                    <w:pStyle w:val="Compact"/>
+                    <w:bidi/>
+                    <w:jc w:val="center"/>
+                  </w:pPr>
+                  <w:r>
+                    <w:rPr>
+                      <w:rtl/>
+                    </w:rPr>
+                    <w:t xml:space="preserve">لا توجد حلول:</w:t>
+                  </w:r>
+                  <w:r>
+                    <w:rPr>
+                      <w:rtl/>
+                    </w:rPr>
+                    <w:t xml:space="preserve"> </w:t>
+                  </w:r>
+                  <m:oMath>
+                    <m:borderBox>
+                      <m:e>
+                        <m:r>
+                          <w:rPr>
+                            <w:highlight w:val="yellow"/>
+                          </w:rPr>
+                          <m:t>0</m:t>
+                        </m:r>
+                      </m:e>
+                    </m:borderBox>
+                  </m:oMath>
+                </w:p>
+              </w:tc>
+              <w:tc>
+                <w:tcPr>
+                  <w:tcW w:w="1725" w:type="dxa"/>
+                </w:tcPr>
+                <w:p>
+                  <w:pPr>
+                    <w:pStyle w:val="Compact"/>
+                    <w:bidi/>
+                    <w:jc w:val="center"/>
+                  </w:pPr>
+                  <m:oMath>
+                    <m:r>
+                      <m:t>m</m:t>
+                    </m:r>
+                    <m:r>
+                      <m:rPr>
+                        <m:sty m:val="p"/>
+                      </m:rPr>
+                      <m:t>&lt;</m:t>
+                    </m:r>
+                    <m:r>
+                      <m:rPr>
+                        <m:sty m:val="p"/>
+                      </m:rPr>
+                      <m:t>−</m:t>
+                    </m:r>
+                    <m:r>
+                      <m:t>1</m:t>
+                    </m:r>
+                  </m:oMath>
+                </w:p>
+              </w:tc>
+            </w:tr>
+            <w:tr>
+              <w:tc>
+                <w:tcPr>
+                  <w:tcW w:w="4765" w:type="dxa"/>
+                </w:tcPr>
+                <w:p>
+                  <w:pPr>
+                    <w:pStyle w:val="Compact"/>
+                    <w:bidi/>
+                    <w:jc w:val="center"/>
+                  </w:pPr>
+                  <w:r>
+                    <w:rPr>
+                      <w:rtl/>
+                    </w:rPr>
+                    <w:t xml:space="preserve">حلان:</w:t>
+                  </w:r>
+                  <w:r>
+                    <w:rPr>
+                      <w:rtl/>
+                    </w:rPr>
+                    <w:t xml:space="preserve"> </w:t>
+                  </w:r>
+                  <m:oMath>
+                    <m:r>
+                      <m:t>x</m:t>
+                    </m:r>
+                    <m:r>
+                      <m:rPr>
+                        <m:sty m:val="p"/>
+                      </m:rPr>
+                      <m:t>=</m:t>
+                    </m:r>
+                    <m:r>
+                      <m:rPr>
+                        <m:sty m:val="p"/>
+                      </m:rPr>
+                      <m:t>−</m:t>
+                    </m:r>
+                    <m:r>
+                      <m:t>2</m:t>
+                    </m:r>
+                  </m:oMath>
+                  <w:r>
+                    <w:rPr>
+                      <w:rtl/>
+                    </w:rPr>
+                    <w:t xml:space="preserve"> </w:t>
+                  </w:r>
+                  <w:r>
+                    <w:rPr>
+                      <w:rtl/>
+                    </w:rPr>
+                    <w:t xml:space="preserve">،</w:t>
+                  </w:r>
+                  <w:r>
+                    <w:rPr>
+                      <w:rtl/>
+                    </w:rPr>
+                    <w:t xml:space="preserve"> </w:t>
+                  </w:r>
+                  <m:oMath>
+                    <m:r>
+                      <m:t>x</m:t>
+                    </m:r>
+                    <m:r>
+                      <m:rPr>
+                        <m:sty m:val="p"/>
+                      </m:rPr>
+                      <m:t>=</m:t>
+                    </m:r>
+                    <m:r>
+                      <m:t>1</m:t>
+                    </m:r>
+                  </m:oMath>
+                </w:p>
+              </w:tc>
+              <w:tc>
+                <w:tcPr>
+                  <w:tcW w:w="1725" w:type="dxa"/>
+                </w:tcPr>
+                <w:p>
+                  <w:pPr>
+                    <w:pStyle w:val="Compact"/>
+                    <w:bidi/>
+                    <w:jc w:val="center"/>
+                  </w:pPr>
+                  <m:oMath>
+                    <m:r>
+                      <m:t>m</m:t>
+                    </m:r>
+                    <m:r>
+                      <m:rPr>
+                        <m:sty m:val="p"/>
+                      </m:rPr>
+                      <m:t>=</m:t>
+                    </m:r>
+                    <m:r>
+                      <m:rPr>
+                        <m:sty m:val="p"/>
+                      </m:rPr>
+                      <m:t>−</m:t>
+                    </m:r>
+                    <m:r>
+                      <m:t>1</m:t>
+                    </m:r>
+                  </m:oMath>
+                </w:p>
+              </w:tc>
+            </w:tr>
+            <w:tr>
+              <w:tc>
+                <w:tcPr>
+                  <w:tcW w:w="4765" w:type="dxa"/>
+                </w:tcPr>
+                <w:p>
+                  <w:pPr>
+                    <w:pStyle w:val="Compact"/>
+                    <w:bidi/>
+                    <w:jc w:val="center"/>
+                  </w:pPr>
+                  <m:oMath>
+                    <m:borderBox>
+                      <m:e>
+                        <m:r>
+                          <w:rPr>
+                            <w:highlight w:val="yellow"/>
+                          </w:rPr>
+                          <m:t>3</m:t>
+                        </m:r>
+                      </m:e>
+                    </m:borderBox>
+                  </m:oMath>
+                  <w:r>
+                    <w:rPr>
+                      <w:rtl/>
+                    </w:rPr>
+                    <w:t xml:space="preserve"> </w:t>
+                  </w:r>
+                  <w:r>
+                    <w:rPr>
+                      <w:rtl/>
+                    </w:rPr>
+                    <w:t xml:space="preserve">حلول</w:t>
+                  </w:r>
+                </w:p>
+              </w:tc>
+              <w:tc>
+                <w:tcPr>
+                  <w:tcW w:w="1725" w:type="dxa"/>
+                </w:tcPr>
+                <w:p>
+                  <w:pPr>
+                    <w:pStyle w:val="Compact"/>
+                    <w:bidi/>
+                    <w:jc w:val="center"/>
+                  </w:pPr>
+                  <m:oMath>
+                    <m:r>
+                      <m:rPr>
+                        <m:sty m:val="p"/>
+                      </m:rPr>
+                      <m:t>−</m:t>
+                    </m:r>
+                    <m:r>
+                      <m:t>1</m:t>
+                    </m:r>
+                    <m:r>
+                      <m:rPr>
+                        <m:sty m:val="p"/>
+                      </m:rPr>
+                      <m:t>&lt;</m:t>
+                    </m:r>
+                    <m:r>
+                      <m:t>m</m:t>
+                    </m:r>
+                    <m:r>
+                      <m:rPr>
+                        <m:sty m:val="p"/>
+                      </m:rPr>
+                      <m:t>&lt;</m:t>
+                    </m:r>
+                    <m:r>
+                      <m:t>3</m:t>
+                    </m:r>
+                  </m:oMath>
+                </w:p>
+              </w:tc>
+            </w:tr>
+            <w:tr>
+              <w:tc>
+                <w:tcPr>
+                  <w:tcW w:w="4765" w:type="dxa"/>
+                </w:tcPr>
+                <w:p>
+                  <w:pPr>
+                    <w:pStyle w:val="Compact"/>
+                    <w:bidi/>
+                    <w:jc w:val="center"/>
+                  </w:pPr>
+                  <w:r>
+                    <w:rPr>
+                      <w:rtl/>
+                    </w:rPr>
+                    <w:t xml:space="preserve">حلان:</w:t>
+                  </w:r>
+                  <w:r>
+                    <w:rPr>
+                      <w:rtl/>
+                    </w:rPr>
+                    <w:t xml:space="preserve"> </w:t>
+                  </w:r>
+                  <m:oMath>
+                    <m:r>
+                      <m:t>x</m:t>
+                    </m:r>
+                    <m:r>
+                      <m:rPr>
+                        <m:sty m:val="p"/>
+                      </m:rPr>
+                      <m:t>=</m:t>
+                    </m:r>
+                    <m:r>
+                      <m:rPr>
+                        <m:sty m:val="p"/>
+                      </m:rPr>
+                      <m:t>−</m:t>
+                    </m:r>
+                    <m:r>
+                      <m:t>1</m:t>
+                    </m:r>
+                  </m:oMath>
+                  <w:r>
+                    <w:rPr>
+                      <w:rtl/>
+                    </w:rPr>
+                    <w:t xml:space="preserve"> </w:t>
+                  </w:r>
+                  <w:r>
+                    <w:rPr>
+                      <w:rtl/>
+                    </w:rPr>
+                    <w:t xml:space="preserve">،</w:t>
+                  </w:r>
+                  <w:r>
+                    <w:rPr>
+                      <w:rtl/>
+                    </w:rPr>
+                    <w:t xml:space="preserve"> </w:t>
+                  </w:r>
+                  <m:oMath>
+                    <m:r>
+                      <m:t>x</m:t>
+                    </m:r>
+                    <m:r>
+                      <m:rPr>
+                        <m:sty m:val="p"/>
+                      </m:rPr>
+                      <m:t>=</m:t>
+                    </m:r>
+                    <m:r>
+                      <m:t>2</m:t>
+                    </m:r>
+                  </m:oMath>
+                </w:p>
+              </w:tc>
+              <w:tc>
+                <w:tcPr>
+                  <w:tcW w:w="1725" w:type="dxa"/>
+                </w:tcPr>
+                <w:p>
+                  <w:pPr>
+                    <w:pStyle w:val="Compact"/>
+                    <w:bidi/>
+                    <w:jc w:val="center"/>
+                  </w:pPr>
+                  <m:oMath>
+                    <m:r>
+                      <m:t>m</m:t>
+                    </m:r>
+                    <m:r>
+                      <m:rPr>
+                        <m:sty m:val="p"/>
+                      </m:rPr>
+                      <m:t>=</m:t>
+                    </m:r>
+                    <m:r>
+                      <m:t>3</m:t>
+                    </m:r>
+                  </m:oMath>
+                </w:p>
+              </w:tc>
+            </w:tr>
+            <w:tr>
+              <w:tc>
+                <w:tcPr>
+                  <w:tcW w:w="4765" w:type="dxa"/>
+                </w:tcPr>
+                <w:p>
+                  <w:pPr>
+                    <w:pStyle w:val="Compact"/>
+                    <w:bidi/>
+                    <w:jc w:val="center"/>
+                  </w:pPr>
+                  <w:r>
+                    <w:rPr>
+                      <w:rtl/>
+                    </w:rPr>
+                    <w:t xml:space="preserve">لا توجد حلول:</w:t>
+                  </w:r>
+                  <w:r>
+                    <w:rPr>
+                      <w:rtl/>
+                    </w:rPr>
+                    <w:t xml:space="preserve"> </w:t>
+                  </w:r>
+                  <m:oMath>
+                    <m:borderBox>
+                      <m:e>
+                        <m:r>
+                          <w:rPr>
+                            <w:highlight w:val="yellow"/>
+                          </w:rPr>
+                          <m:t>0</m:t>
+                        </m:r>
+                      </m:e>
+                    </m:borderBox>
+                  </m:oMath>
+                </w:p>
+              </w:tc>
+              <w:tc>
+                <w:tcPr>
+                  <w:tcW w:w="1725" w:type="dxa"/>
+                </w:tcPr>
+                <w:p>
+                  <w:pPr>
+                    <w:pStyle w:val="Compact"/>
+                    <w:bidi/>
+                    <w:jc w:val="center"/>
+                  </w:pPr>
+                  <m:oMath>
+                    <m:r>
+                      <m:t>m</m:t>
+                    </m:r>
+                    <m:r>
+                      <m:rPr>
+                        <m:sty m:val="p"/>
+                      </m:rPr>
+                      <m:t>&gt;</m:t>
+                    </m:r>
+                    <m:r>
+                      <m:t>3</m:t>
+                    </m:r>
+                  </m:oMath>
+                </w:p>
+              </w:tc>
+            </w:tr>
+          </w:tbl>
           <w:p>
             <w:pPr>
               <w:bidi/>
-            </w:pPr>
-            <m:oMath>
-              <m:r>
-                <m:t>m</m:t>
-              </m:r>
-              <m:r>
-                <m:rPr>
-                  <m:sty m:val="p"/>
-                </m:rPr>
-                <m:t>&lt;</m:t>
-              </m:r>
-              <m:r>
-                <m:rPr>
-                  <m:sty m:val="p"/>
-                </m:rPr>
-                <m:t>−</m:t>
-              </m:r>
-              <m:r>
-                <m:t>1</m:t>
-              </m:r>
-            </m:oMath>
-            <w:r>
-              <w:rPr>
-                <w:rtl/>
-              </w:rPr>
-              <w:t xml:space="preserve"> </w:t>
-            </w:r>
-            <w:r>
-              <w:rPr>
-                <w:rtl/>
-              </w:rPr>
-              <w:t xml:space="preserve">أو</w:t>
-            </w:r>
-            <w:r>
-              <w:rPr>
-                <w:rtl/>
-              </w:rPr>
-              <w:t xml:space="preserve"> </w:t>
-            </w:r>
-            <m:oMath>
-              <m:r>
-                <m:t>m</m:t>
-              </m:r>
-              <m:r>
-                <m:rPr>
-                  <m:sty m:val="p"/>
-                </m:rPr>
-                <m:t>&gt;</m:t>
-              </m:r>
-              <m:r>
-                <m:t>3</m:t>
-              </m:r>
-            </m:oMath>
-            <w:r>
-              <w:rPr>
-                <w:rtl/>
-              </w:rPr>
-              <w:t xml:space="preserve">:</w:t>
-            </w:r>
-            <w:r>
-              <w:rPr>
-                <w:rtl/>
-              </w:rPr>
-              <w:t xml:space="preserve"> </w:t>
-            </w:r>
-            <m:oMath>
-              <m:borderBox>
-                <m:e>
-                  <m:r>
-                    <m:t>0</m:t>
-                  </m:r>
-                </m:e>
-              </m:borderBox>
-            </m:oMath>
-            <w:r>
-              <w:rPr>
-                <w:rtl/>
-              </w:rPr>
-              <w:t xml:space="preserve"> </w:t>
-            </w:r>
-            <w:r>
-              <w:rPr>
-                <w:rtl/>
-              </w:rPr>
-              <w:t xml:space="preserve">حل.</w:t>
-            </w:r>
-          </w:p>
-          <w:p>
-            <w:pPr>
-              <w:bidi/>
-            </w:pPr>
-            <m:oMath>
-              <m:r>
-                <m:t>m</m:t>
-              </m:r>
-              <m:r>
-                <m:rPr>
-                  <m:sty m:val="p"/>
-                </m:rPr>
-                <m:t>=</m:t>
-              </m:r>
-              <m:r>
-                <m:rPr>
-                  <m:sty m:val="p"/>
-                </m:rPr>
-                <m:t>−</m:t>
-              </m:r>
-              <m:r>
-                <m:t>1</m:t>
-              </m:r>
-            </m:oMath>
-            <w:r>
-              <w:rPr>
-                <w:rtl/>
-              </w:rPr>
-              <w:t xml:space="preserve"> </w:t>
-            </w:r>
-            <w:r>
-              <w:rPr>
-                <w:rtl/>
-              </w:rPr>
-              <w:t xml:space="preserve">أو</w:t>
-            </w:r>
-            <w:r>
-              <w:rPr>
-                <w:rtl/>
-              </w:rPr>
-              <w:t xml:space="preserve"> </w:t>
-            </w:r>
-            <m:oMath>
-              <m:r>
-                <m:t>m</m:t>
-              </m:r>
-              <m:r>
-                <m:rPr>
-                  <m:sty m:val="p"/>
-                </m:rPr>
-                <m:t>=</m:t>
-              </m:r>
-              <m:r>
-                <m:t>3</m:t>
-              </m:r>
-            </m:oMath>
-            <w:r>
-              <w:rPr>
-                <w:rtl/>
-              </w:rPr>
-              <w:t xml:space="preserve">: حلان (</w:t>
-            </w:r>
-            <m:oMath>
-              <m:r>
-                <m:t>x</m:t>
-              </m:r>
-              <m:r>
-                <m:rPr>
-                  <m:sty m:val="p"/>
-                </m:rPr>
-                <m:t>=</m:t>
-              </m:r>
-              <m:r>
-                <m:rPr>
-                  <m:sty m:val="p"/>
-                </m:rPr>
-                <m:t>−</m:t>
-              </m:r>
-              <m:r>
-                <m:t>2</m:t>
-              </m:r>
-            </m:oMath>
-            <w:r>
-              <w:rPr>
-                <w:rtl/>
-              </w:rPr>
-              <w:t xml:space="preserve"> </w:t>
-            </w:r>
-            <w:r>
-              <w:rPr>
-                <w:rtl/>
-              </w:rPr>
-              <w:t xml:space="preserve">و</w:t>
-            </w:r>
-            <w:r>
-              <w:rPr>
-                <w:rtl/>
-              </w:rPr>
-              <w:t xml:space="preserve"> </w:t>
-            </w:r>
-            <m:oMath>
-              <m:r>
-                <m:t>x</m:t>
-              </m:r>
-              <m:r>
-                <m:rPr>
-                  <m:sty m:val="p"/>
-                </m:rPr>
-                <m:t>=</m:t>
-              </m:r>
-              <m:r>
-                <m:t>1</m:t>
-              </m:r>
-            </m:oMath>
-            <w:r>
-              <w:rPr>
-                <w:rtl/>
-              </w:rPr>
-              <w:t xml:space="preserve"> </w:t>
-            </w:r>
-            <w:r>
-              <w:rPr>
-                <w:rtl/>
-              </w:rPr>
-              <w:t xml:space="preserve">، أو</w:t>
-            </w:r>
-            <w:r>
-              <w:rPr>
-                <w:rtl/>
-              </w:rPr>
-              <w:t xml:space="preserve"> </w:t>
-            </w:r>
-            <m:oMath>
-              <m:r>
-                <m:t>x</m:t>
-              </m:r>
-              <m:r>
-                <m:rPr>
-                  <m:sty m:val="p"/>
-                </m:rPr>
-                <m:t>=</m:t>
-              </m:r>
-              <m:r>
-                <m:rPr>
-                  <m:sty m:val="p"/>
-                </m:rPr>
-                <m:t>−</m:t>
-              </m:r>
-              <m:r>
-                <m:t>1</m:t>
-              </m:r>
-            </m:oMath>
-            <w:r>
-              <w:rPr>
-                <w:rtl/>
-              </w:rPr>
-              <w:t xml:space="preserve"> </w:t>
-            </w:r>
-            <w:r>
-              <w:rPr>
-                <w:rtl/>
-              </w:rPr>
-              <w:t xml:space="preserve">و</w:t>
-            </w:r>
-            <w:r>
-              <w:rPr>
-                <w:rtl/>
-              </w:rPr>
-              <w:t xml:space="preserve"> </w:t>
-            </w:r>
-            <m:oMath>
-              <m:r>
-                <m:t>x</m:t>
-              </m:r>
-              <m:r>
-                <m:rPr>
-                  <m:sty m:val="p"/>
-                </m:rPr>
-                <m:t>=</m:t>
-              </m:r>
-              <m:r>
-                <m:t>2</m:t>
-              </m:r>
-            </m:oMath>
-            <w:r>
-              <w:rPr>
-                <w:rtl/>
-              </w:rPr>
-              <w:t xml:space="preserve">).</w:t>
-            </w:r>
-          </w:p>
-          <w:p>
-            <w:pPr>
-              <w:bidi/>
-            </w:pPr>
-            <m:oMath>
-              <m:r>
-                <m:rPr>
-                  <m:sty m:val="p"/>
-                </m:rPr>
-                <m:t>−</m:t>
-              </m:r>
-              <m:r>
-                <m:t>1</m:t>
-              </m:r>
-              <m:r>
-                <m:rPr>
-                  <m:sty m:val="p"/>
-                </m:rPr>
-                <m:t>&lt;</m:t>
-              </m:r>
-              <m:r>
-                <m:t>m</m:t>
-              </m:r>
-              <m:r>
-                <m:rPr>
-                  <m:sty m:val="p"/>
-                </m:rPr>
-                <m:t>&lt;</m:t>
-              </m:r>
-              <m:r>
-                <m:t>3</m:t>
-              </m:r>
-            </m:oMath>
-            <w:r>
-              <w:rPr>
-                <w:rtl/>
-              </w:rPr>
-              <w:t xml:space="preserve">:</w:t>
-            </w:r>
-            <w:r>
-              <w:rPr>
-                <w:rtl/>
-              </w:rPr>
-              <w:t xml:space="preserve"> </w:t>
-            </w:r>
-            <m:oMath>
-              <m:borderBox>
-                <m:e>
-                  <m:r>
-                    <m:t>3</m:t>
-                  </m:r>
-                </m:e>
-              </m:borderBox>
-            </m:oMath>
-            <w:r>
-              <w:rPr>
-                <w:rtl/>
-              </w:rPr>
-              <w:t xml:space="preserve"> </w:t>
-            </w:r>
-            <w:r>
-              <w:rPr>
-                <w:rtl/>
-              </w:rPr>
-              <w:t xml:space="preserve">حلول.</w:t>
-            </w:r>
-          </w:p>
-          <w:p>
-            <w:pPr>
-              <w:bidi/>
+              <w:spacing w:before="120"/>
             </w:pPr>
             <w:r>
               <w:rPr>
@@ -10869,24 +11364,39 @@
               <m:borderBox>
                 <m:e>
                   <m:r>
+                    <w:rPr>
+                      <w:highlight w:val="yellow"/>
+                    </w:rPr>
                     <m:t>4</m:t>
                   </m:r>
                   <m:r>
                     <m:rPr>
                       <m:sty m:val="p"/>
                     </m:rPr>
+                    <w:rPr>
+                      <w:highlight w:val="yellow"/>
+                    </w:rPr>
                     <m:t>×</m:t>
                   </m:r>
                   <m:r>
+                    <w:rPr>
+                      <w:highlight w:val="yellow"/>
+                    </w:rPr>
                     <m:t>4</m:t>
                   </m:r>
                   <m:r>
                     <m:rPr>
                       <m:sty m:val="p"/>
                     </m:rPr>
+                    <w:rPr>
+                      <w:highlight w:val="yellow"/>
+                    </w:rPr>
                     <m:t>=</m:t>
                   </m:r>
                   <m:r>
+                    <w:rPr>
+                      <w:highlight w:val="yellow"/>
+                    </w:rPr>
                     <m:t>16</m:t>
                   </m:r>
                 </m:e>
@@ -11071,6 +11581,9 @@
               <m:borderBox>
                 <m:e>
                   <m:r>
+                    <w:rPr>
+                      <w:highlight w:val="yellow"/>
+                    </w:rPr>
                     <m:t>P</m:t>
                   </m:r>
                   <m:d>
@@ -11082,6 +11595,9 @@
                     </m:dPr>
                     <m:e>
                       <m:r>
+                        <w:rPr>
+                          <w:highlight w:val="yellow"/>
+                        </w:rPr>
                         <m:t>A</m:t>
                       </m:r>
                     </m:e>
@@ -11090,6 +11606,9 @@
                     <m:rPr>
                       <m:sty m:val="p"/>
                     </m:rPr>
+                    <w:rPr>
+                      <w:highlight w:val="yellow"/>
+                    </w:rPr>
                     <m:t>=</m:t>
                   </m:r>
                   <m:f>
@@ -11098,11 +11617,17 @@
                     </m:fPr>
                     <m:num>
                       <m:r>
+                        <w:rPr>
+                          <w:highlight w:val="yellow"/>
+                        </w:rPr>
                         <m:t>4</m:t>
                       </m:r>
                     </m:num>
                     <m:den>
                       <m:r>
+                        <w:rPr>
+                          <w:highlight w:val="yellow"/>
+                        </w:rPr>
                         <m:t>16</m:t>
                       </m:r>
                     </m:den>
@@ -11111,6 +11636,9 @@
                     <m:rPr>
                       <m:sty m:val="p"/>
                     </m:rPr>
+                    <w:rPr>
+                      <w:highlight w:val="yellow"/>
+                    </w:rPr>
                     <m:t>=</m:t>
                   </m:r>
                   <m:f>
@@ -11119,11 +11647,17 @@
                     </m:fPr>
                     <m:num>
                       <m:r>
+                        <w:rPr>
+                          <w:highlight w:val="yellow"/>
+                        </w:rPr>
                         <m:t>1</m:t>
                       </m:r>
                     </m:num>
                     <m:den>
                       <m:r>
+                        <w:rPr>
+                          <w:highlight w:val="yellow"/>
+                        </w:rPr>
                         <m:t>4</m:t>
                       </m:r>
                     </m:den>
@@ -11348,6 +11882,9 @@
               <m:borderBox>
                 <m:e>
                   <m:r>
+                    <w:rPr>
+                      <w:highlight w:val="yellow"/>
+                    </w:rPr>
                     <m:t>P</m:t>
                   </m:r>
                   <m:d>
@@ -11359,6 +11896,9 @@
                     </m:dPr>
                     <m:e>
                       <m:r>
+                        <w:rPr>
+                          <w:highlight w:val="yellow"/>
+                        </w:rPr>
                         <m:t>B</m:t>
                       </m:r>
                     </m:e>
@@ -11367,6 +11907,9 @@
                     <m:rPr>
                       <m:sty m:val="p"/>
                     </m:rPr>
+                    <w:rPr>
+                      <w:highlight w:val="yellow"/>
+                    </w:rPr>
                     <m:t>=</m:t>
                   </m:r>
                   <m:f>
@@ -11375,11 +11918,17 @@
                     </m:fPr>
                     <m:num>
                       <m:r>
+                        <w:rPr>
+                          <w:highlight w:val="yellow"/>
+                        </w:rPr>
                         <m:t>4</m:t>
                       </m:r>
                     </m:num>
                     <m:den>
                       <m:r>
+                        <w:rPr>
+                          <w:highlight w:val="yellow"/>
+                        </w:rPr>
                         <m:t>16</m:t>
                       </m:r>
                     </m:den>
@@ -11388,6 +11937,9 @@
                     <m:rPr>
                       <m:sty m:val="p"/>
                     </m:rPr>
+                    <w:rPr>
+                      <w:highlight w:val="yellow"/>
+                    </w:rPr>
                     <m:t>=</m:t>
                   </m:r>
                   <m:f>
@@ -11396,11 +11948,17 @@
                     </m:fPr>
                     <m:num>
                       <m:r>
+                        <w:rPr>
+                          <w:highlight w:val="yellow"/>
+                        </w:rPr>
                         <m:t>1</m:t>
                       </m:r>
                     </m:num>
                     <m:den>
                       <m:r>
+                        <w:rPr>
+                          <w:highlight w:val="yellow"/>
+                        </w:rPr>
                         <m:t>4</m:t>
                       </m:r>
                     </m:den>
@@ -11486,6 +12044,9 @@
               <m:borderBox>
                 <m:e>
                   <m:r>
+                    <w:rPr>
+                      <w:highlight w:val="yellow"/>
+                    </w:rPr>
                     <m:t>P</m:t>
                   </m:r>
                   <m:d>
@@ -11497,6 +12058,9 @@
                     </m:dPr>
                     <m:e>
                       <m:r>
+                        <w:rPr>
+                          <w:highlight w:val="yellow"/>
+                        </w:rPr>
                         <m:t>C</m:t>
                       </m:r>
                     </m:e>
@@ -11505,6 +12069,9 @@
                     <m:rPr>
                       <m:sty m:val="p"/>
                     </m:rPr>
+                    <w:rPr>
+                      <w:highlight w:val="yellow"/>
+                    </w:rPr>
                     <m:t>=</m:t>
                   </m:r>
                   <m:f>
@@ -11513,11 +12080,17 @@
                     </m:fPr>
                     <m:num>
                       <m:r>
+                        <w:rPr>
+                          <w:highlight w:val="yellow"/>
+                        </w:rPr>
                         <m:t>7</m:t>
                       </m:r>
                     </m:num>
                     <m:den>
                       <m:r>
+                        <w:rPr>
+                          <w:highlight w:val="yellow"/>
+                        </w:rPr>
                         <m:t>16</m:t>
                       </m:r>
                     </m:den>
@@ -11794,11 +12367,17 @@
                     </m:fPr>
                     <m:num>
                       <m:r>
+                        <w:rPr>
+                          <w:highlight w:val="yellow"/>
+                        </w:rPr>
                         <m:t>10</m:t>
                       </m:r>
                     </m:num>
                     <m:den>
                       <m:r>
+                        <w:rPr>
+                          <w:highlight w:val="yellow"/>
+                        </w:rPr>
                         <m:t>16</m:t>
                       </m:r>
                     </m:den>
@@ -11807,6 +12386,9 @@
                     <m:rPr>
                       <m:sty m:val="p"/>
                     </m:rPr>
+                    <w:rPr>
+                      <w:highlight w:val="yellow"/>
+                    </w:rPr>
                     <m:t>=</m:t>
                   </m:r>
                   <m:f>
@@ -11815,11 +12397,17 @@
                     </m:fPr>
                     <m:num>
                       <m:r>
+                        <w:rPr>
+                          <w:highlight w:val="yellow"/>
+                        </w:rPr>
                         <m:t>5</m:t>
                       </m:r>
                     </m:num>
                     <m:den>
                       <m:r>
+                        <w:rPr>
+                          <w:highlight w:val="yellow"/>
+                        </w:rPr>
                         <m:t>8</m:t>
                       </m:r>
                     </m:den>
@@ -12404,11 +12992,17 @@
                     </m:fPr>
                     <m:num>
                       <m:r>
+                        <w:rPr>
+                          <w:highlight w:val="yellow"/>
+                        </w:rPr>
                         <m:t>25</m:t>
                       </m:r>
                     </m:num>
                     <m:den>
                       <m:r>
+                        <w:rPr>
+                          <w:highlight w:val="yellow"/>
+                        </w:rPr>
                         <m:t>8</m:t>
                       </m:r>
                     </m:den>
@@ -12417,18 +13011,30 @@
                     <m:rPr>
                       <m:sty m:val="p"/>
                     </m:rPr>
+                    <w:rPr>
+                      <w:highlight w:val="yellow"/>
+                    </w:rPr>
                     <m:t>=</m:t>
                   </m:r>
                   <m:r>
+                    <w:rPr>
+                      <w:highlight w:val="yellow"/>
+                    </w:rPr>
                     <m:t>3</m:t>
                   </m:r>
                   <m:r>
                     <m:rPr>
                       <m:sty m:val="p"/>
                     </m:rPr>
+                    <w:rPr>
+                      <w:highlight w:val="yellow"/>
+                    </w:rPr>
                     <m:t>,</m:t>
                   </m:r>
                   <m:r>
+                    <w:rPr>
+                      <w:highlight w:val="yellow"/>
+                    </w:rPr>
                     <m:t>125</m:t>
                   </m:r>
                 </m:e>
@@ -12615,11 +13221,17 @@
                     </m:fPr>
                     <m:num>
                       <m:r>
+                        <w:rPr>
+                          <w:highlight w:val="yellow"/>
+                        </w:rPr>
                         <m:t>55</m:t>
                       </m:r>
                     </m:num>
                     <m:den>
                       <m:r>
+                        <w:rPr>
+                          <w:highlight w:val="yellow"/>
+                        </w:rPr>
                         <m:t>64</m:t>
                       </m:r>
                     </m:den>
@@ -12682,6 +13294,9 @@
                         <m:deg/>
                         <m:e>
                           <m:r>
+                            <w:rPr>
+                              <w:highlight w:val="yellow"/>
+                            </w:rPr>
                             <m:t>55</m:t>
                           </m:r>
                         </m:e>
@@ -12689,6 +13304,9 @@
                     </m:num>
                     <m:den>
                       <m:r>
+                        <w:rPr>
+                          <w:highlight w:val="yellow"/>
+                        </w:rPr>
                         <m:t>8</m:t>
                       </m:r>
                     </m:den>
@@ -12697,18 +13315,30 @@
                     <m:rPr>
                       <m:sty m:val="p"/>
                     </m:rPr>
+                    <w:rPr>
+                      <w:highlight w:val="yellow"/>
+                    </w:rPr>
                     <m:t>≈</m:t>
                   </m:r>
                   <m:r>
+                    <w:rPr>
+                      <w:highlight w:val="yellow"/>
+                    </w:rPr>
                     <m:t>0</m:t>
                   </m:r>
                   <m:r>
                     <m:rPr>
                       <m:sty m:val="p"/>
                     </m:rPr>
+                    <w:rPr>
+                      <w:highlight w:val="yellow"/>
+                    </w:rPr>
                     <m:t>,</m:t>
                   </m:r>
                   <m:r>
+                    <w:rPr>
+                      <w:highlight w:val="yellow"/>
+                    </w:rPr>
                     <m:t>93</m:t>
                   </m:r>
                 </m:e>
@@ -12974,15 +13604,24 @@
               <m:borderBox>
                 <m:e>
                   <m:r>
+                    <w:rPr>
+                      <w:highlight w:val="yellow"/>
+                    </w:rPr>
                     <m:t>m</m:t>
                   </m:r>
                   <m:r>
                     <m:rPr>
                       <m:sty m:val="p"/>
                     </m:rPr>
+                    <w:rPr>
+                      <w:highlight w:val="yellow"/>
+                    </w:rPr>
                     <m:t>=</m:t>
                   </m:r>
                   <m:r>
+                    <w:rPr>
+                      <w:highlight w:val="yellow"/>
+                    </w:rPr>
                     <m:t>25</m:t>
                   </m:r>
                 </m:e>
@@ -13402,15 +14041,24 @@
               <m:borderBox>
                 <m:e>
                   <m:r>
+                    <w:rPr>
+                      <w:highlight w:val="yellow"/>
+                    </w:rPr>
                     <m:t>a</m:t>
                   </m:r>
                   <m:r>
                     <m:rPr>
                       <m:sty m:val="p"/>
                     </m:rPr>
+                    <w:rPr>
+                      <w:highlight w:val="yellow"/>
+                    </w:rPr>
                     <m:t>=</m:t>
                   </m:r>
                   <m:r>
+                    <w:rPr>
+                      <w:highlight w:val="yellow"/>
+                    </w:rPr>
                     <m:t>9</m:t>
                   </m:r>
                 </m:e>
